--- a/docs/SupplementaryInformation.docx
+++ b/docs/SupplementaryInformation.docx
@@ -420,6 +420,11 @@
           <w:rStyle w:val="Strong"/>
         </w:rPr>
         <w:lastRenderedPageBreak/>
+      </w:r>
+      <w:r>
+        <w:rPr>
+          <w:rStyle w:val="Strong"/>
+        </w:rPr>
         <w:t>Calibration Figures</w:t>
       </w:r>
     </w:p>
@@ -442,7 +447,7 @@
         </w:rPr>
         <w:drawing>
           <wp:inline distT="0" distB="0" distL="0" distR="0">
-            <wp:extent cx="5029200" cy="2448118"/>
+            <wp:extent cx="5029200" cy="2502757"/>
             <wp:effectExtent l="0" t="0" r="0" b="0"/>
             <wp:docPr id="30" name="Picture 30"/>
             <wp:cNvGraphicFramePr>
@@ -464,7 +469,7 @@
                   <pic:spPr>
                     <a:xfrm>
                       <a:off x="0" y="0"/>
-                      <a:ext cx="5029200" cy="2448118"/>
+                      <a:ext cx="5029200" cy="2502757"/>
                     </a:xfrm>
                     <a:prstGeom prst="rect">
                       <a:avLst/>
@@ -563,7 +568,19 @@
         <w:rPr>
           <w:rFonts w:asciiTheme="majorHAnsi" w:hAnsiTheme="majorHAnsi" w:cstheme="majorHAnsi"/>
         </w:rPr>
-        <w:t xml:space="preserve"> = 0.78) subwatersheds in West Maui measured in metric tonnes per annum (T/yr). Given the limited number of watersheds (particularly ephemeral ones), R</w:t>
+        <w:t xml:space="preserve"> = 0.78) subwatersheds in West Maui </w:t>
+      </w:r>
+      <w:r>
+        <w:rPr>
+          <w:rFonts w:asciiTheme="majorHAnsi" w:hAnsiTheme="majorHAnsi" w:cstheme="majorHAnsi"/>
+        </w:rPr>
+        <w:t xml:space="preserve">measured in tonnes per year (tonnes/yr)</w:t>
+      </w:r>
+      <w:r>
+        <w:rPr>
+          <w:rFonts w:asciiTheme="majorHAnsi" w:hAnsiTheme="majorHAnsi" w:cstheme="majorHAnsi"/>
+        </w:rPr>
+        <w:t xml:space="preserve">. Given the limited number of watersheds (particularly ephemeral ones), R</w:t>
       </w:r>
       <w:r>
         <w:rPr>
@@ -664,6 +681,11 @@
           <w:noProof/>
         </w:rPr>
         <w:lastRenderedPageBreak/>
+      </w:r>
+      <w:r>
+        <w:rPr>
+          <w:noProof/>
+        </w:rPr>
         <w:drawing>
           <wp:inline distT="0" distB="0" distL="0" distR="0" wp14:anchorId="3127B096" wp14:editId="1737C604">
             <wp:extent cx="5238115" cy="3317875"/>
@@ -672,7 +694,7 @@
             <wp:cNvGraphicFramePr/>
             <a:graphic xmlns:a="http://schemas.openxmlformats.org/drawingml/2006/main">
               <a:graphicData uri="http://schemas.openxmlformats.org/drawingml/2006/chart">
-                <c:chart xmlns:c="http://schemas.openxmlformats.org/drawingml/2006/chart" xmlns:r="http://schemas.openxmlformats.org/officeDocument/2006/relationships" r:id="rId13"/>
+                <c:chart xmlns:c="http://schemas.openxmlformats.org/drawingml/2006/chart" r:id="rId13"/>
               </a:graphicData>
             </a:graphic>
           </wp:inline>
@@ -701,9 +723,14 @@
           <w:noProof/>
         </w:rPr>
         <w:lastRenderedPageBreak/>
+      </w:r>
+      <w:r>
+        <w:rPr>
+          <w:noProof/>
+        </w:rPr>
         <w:drawing>
           <wp:inline distT="0" distB="0" distL="0" distR="0">
-            <wp:extent cx="5486400" cy="2785403"/>
+            <wp:extent cx="5486400" cy="2710878"/>
             <wp:effectExtent l="0" t="0" r="0" b="0"/>
             <wp:docPr id="29" name="Picture 29"/>
             <wp:cNvGraphicFramePr>
@@ -725,7 +752,7 @@
                   <pic:spPr>
                     <a:xfrm>
                       <a:off x="0" y="0"/>
-                      <a:ext cx="5486400" cy="2785403"/>
+                      <a:ext cx="5486400" cy="2710878"/>
                     </a:xfrm>
                     <a:prstGeom prst="rect">
                       <a:avLst/>
@@ -797,7 +824,19 @@
         <w:rPr>
           <w:rFonts w:asciiTheme="majorHAnsi" w:hAnsiTheme="majorHAnsi" w:cstheme="majorHAnsi"/>
         </w:rPr>
-        <w:t>. Modeled bank erosion vs. watershed characteristics for perennial-intermittent watersheds. Watershed characteristics: A. mean susceptibility; B. # fill terrace cells; C. # pig disturbance only cells; D # road crossing &amp; multiple disturbance cells; E. watershed area (km2); F. mean annual precipitation (mm); G. total annual precipitation (mm).</w:t>
+        <w:t xml:space="preserve">. Modeled bank erosion vs. watershed characteristics for perennial-intermittent watersheds. Watershed characteristics: A. mean susceptibility; B. # fill terrace cells; C. # pig disturbance only cells; </w:t>
+      </w:r>
+      <w:r>
+        <w:rPr>
+          <w:rFonts w:asciiTheme="majorHAnsi" w:hAnsiTheme="majorHAnsi" w:cstheme="majorHAnsi"/>
+        </w:rPr>
+        <w:t xml:space="preserve">D. # road crossing &amp; multiple disturbance cells; E.</w:t>
+      </w:r>
+      <w:r>
+        <w:rPr>
+          <w:rFonts w:asciiTheme="majorHAnsi" w:hAnsiTheme="majorHAnsi" w:cstheme="majorHAnsi"/>
+        </w:rPr>
+        <w:t xml:space="preserve"> watershed area (km2); F. mean annual precipitation (mm); G. total annual precipitation (mm).</w:t>
       </w:r>
     </w:p>
     <w:p>
@@ -869,6 +908,11 @@
           <w:noProof/>
         </w:rPr>
         <w:lastRenderedPageBreak/>
+      </w:r>
+      <w:r>
+        <w:rPr>
+          <w:noProof/>
+        </w:rPr>
         <w:drawing>
           <wp:inline distT="0" distB="0" distL="0" distR="0" wp14:anchorId="0B44A9D1" wp14:editId="5B444265">
             <wp:extent cx="5099050" cy="2743200"/>
@@ -877,7 +921,7 @@
             <wp:cNvGraphicFramePr/>
             <a:graphic xmlns:a="http://schemas.openxmlformats.org/drawingml/2006/main">
               <a:graphicData uri="http://schemas.openxmlformats.org/drawingml/2006/chart">
-                <c:chart xmlns:c="http://schemas.openxmlformats.org/drawingml/2006/chart" xmlns:r="http://schemas.openxmlformats.org/officeDocument/2006/relationships" r:id="rId16"/>
+                <c:chart xmlns:c="http://schemas.openxmlformats.org/drawingml/2006/chart" r:id="rId16"/>
               </a:graphicData>
             </a:graphic>
           </wp:inline>
@@ -912,6 +956,11 @@
           <w:lang w:val="en-US"/>
         </w:rPr>
         <w:lastRenderedPageBreak/>
+      </w:r>
+      <w:r>
+        <w:rPr>
+          <w:lang w:val="en-US"/>
+        </w:rPr>
         <w:t>C.</w:t>
       </w:r>
     </w:p>
@@ -1013,6 +1062,11 @@
           <w:lang w:val="en-US"/>
         </w:rPr>
         <w:lastRenderedPageBreak/>
+      </w:r>
+      <w:r>
+        <w:rPr>
+          <w:lang w:val="en-US"/>
+        </w:rPr>
         <w:t>E.</w:t>
       </w:r>
     </w:p>
@@ -1114,6 +1168,11 @@
           <w:lang w:val="en-US"/>
         </w:rPr>
         <w:lastRenderedPageBreak/>
+      </w:r>
+      <w:r>
+        <w:rPr>
+          <w:lang w:val="en-US"/>
+        </w:rPr>
         <w:t>G.</w:t>
       </w:r>
     </w:p>
@@ -1168,9 +1227,14 @@
           <w:noProof/>
         </w:rPr>
         <w:lastRenderedPageBreak/>
+      </w:r>
+      <w:r>
+        <w:rPr>
+          <w:noProof/>
+        </w:rPr>
         <w:drawing>
           <wp:inline distT="0" distB="0" distL="0" distR="0">
-            <wp:extent cx="5486400" cy="2785403"/>
+            <wp:extent cx="5486400" cy="2710878"/>
             <wp:effectExtent l="0" t="0" r="0" b="0"/>
             <wp:docPr id="28" name="Picture 28"/>
             <wp:cNvGraphicFramePr>
@@ -1192,7 +1256,7 @@
                   <pic:spPr>
                     <a:xfrm>
                       <a:off x="0" y="0"/>
-                      <a:ext cx="5486400" cy="2785403"/>
+                      <a:ext cx="5486400" cy="2710878"/>
                     </a:xfrm>
                     <a:prstGeom prst="rect">
                       <a:avLst/>
@@ -1271,23 +1335,14 @@
           <w:rFonts w:asciiTheme="majorHAnsi" w:hAnsiTheme="majorHAnsi" w:cstheme="majorHAnsi"/>
           <w:lang w:val="en-US"/>
         </w:rPr>
-        <w:t>. Modeled bank erosion vs. watershed characteristics ephemeral watersheds A. vs. mean susceptibility, B. vs. # fill terrace cells, C. vs. # pig disturbance only cells. D # road crossing &amp; multiple disturbance cells, E. vs. watershed area (km2),</w:t>
+        <w:t xml:space="preserve">. </w:t>
       </w:r>
       <w:r>
         <w:rPr>
           <w:rFonts w:asciiTheme="majorHAnsi" w:hAnsiTheme="majorHAnsi" w:cstheme="majorHAnsi"/>
-          <w:sz w:val="28"/>
-          <w:szCs w:val="28"/>
           <w:lang w:val="en-US"/>
         </w:rPr>
-        <w:t xml:space="preserve"> F. </w:t>
-      </w:r>
-      <w:r>
-        <w:rPr>
-          <w:rFonts w:asciiTheme="majorHAnsi" w:hAnsiTheme="majorHAnsi" w:cstheme="majorHAnsi"/>
-          <w:lang w:val="en-US"/>
-        </w:rPr>
-        <w:t>vs. mean annual precipitation (mm), G. vs. vs. total annual precipitation (mm).</w:t>
+        <w:t xml:space="preserve">Modeled bank erosion vs. watershed characteristics for ephemeral watersheds. Watershed characteristics: A. mean susceptibility; B. # fill terrace cells; C. # pig disturbance only cells; D. # road crossing &amp; multiple disturbance cells; E. watershed area (km2); F. mean annual precipitation (mm); G. total annual precipitation (mm).</w:t>
       </w:r>
     </w:p>
     <w:p>
@@ -1374,6 +1429,11 @@
           <w:noProof/>
         </w:rPr>
         <w:lastRenderedPageBreak/>
+      </w:r>
+      <w:r>
+        <w:rPr>
+          <w:noProof/>
+        </w:rPr>
         <w:drawing>
           <wp:inline distT="0" distB="0" distL="0" distR="0" wp14:anchorId="09F58CBD" wp14:editId="05389A30">
             <wp:extent cx="5099050" cy="2743200"/>
@@ -1382,7 +1442,7 @@
             <wp:cNvGraphicFramePr/>
             <a:graphic xmlns:a="http://schemas.openxmlformats.org/drawingml/2006/main">
               <a:graphicData uri="http://schemas.openxmlformats.org/drawingml/2006/chart">
-                <c:chart xmlns:c="http://schemas.openxmlformats.org/drawingml/2006/chart" xmlns:r="http://schemas.openxmlformats.org/officeDocument/2006/relationships" r:id="rId24"/>
+                <c:chart xmlns:c="http://schemas.openxmlformats.org/drawingml/2006/chart" r:id="rId24"/>
               </a:graphicData>
             </a:graphic>
           </wp:inline>
@@ -1473,6 +1533,11 @@
           <w:noProof/>
         </w:rPr>
         <w:lastRenderedPageBreak/>
+      </w:r>
+      <w:r>
+        <w:rPr>
+          <w:noProof/>
+        </w:rPr>
         <w:drawing>
           <wp:inline distT="0" distB="0" distL="0" distR="0" wp14:anchorId="386B2876" wp14:editId="724EC7D4">
             <wp:extent cx="4851400" cy="2743200"/>
@@ -1481,7 +1546,7 @@
             <wp:cNvGraphicFramePr/>
             <a:graphic xmlns:a="http://schemas.openxmlformats.org/drawingml/2006/main">
               <a:graphicData uri="http://schemas.openxmlformats.org/drawingml/2006/chart">
-                <c:chart xmlns:c="http://schemas.openxmlformats.org/drawingml/2006/chart" xmlns:r="http://schemas.openxmlformats.org/officeDocument/2006/relationships" r:id="rId26"/>
+                <c:chart xmlns:c="http://schemas.openxmlformats.org/drawingml/2006/chart" r:id="rId26"/>
               </a:graphicData>
             </a:graphic>
           </wp:inline>
@@ -1572,6 +1637,11 @@
           <w:noProof/>
         </w:rPr>
         <w:lastRenderedPageBreak/>
+      </w:r>
+      <w:r>
+        <w:rPr>
+          <w:noProof/>
+        </w:rPr>
         <w:drawing>
           <wp:inline distT="0" distB="0" distL="0" distR="0" wp14:anchorId="03FC1E4A" wp14:editId="629E4D43">
             <wp:extent cx="5080000" cy="2743200"/>
@@ -1580,7 +1650,7 @@
             <wp:cNvGraphicFramePr/>
             <a:graphic xmlns:a="http://schemas.openxmlformats.org/drawingml/2006/main">
               <a:graphicData uri="http://schemas.openxmlformats.org/drawingml/2006/chart">
-                <c:chart xmlns:c="http://schemas.openxmlformats.org/drawingml/2006/chart" xmlns:r="http://schemas.openxmlformats.org/officeDocument/2006/relationships" r:id="rId28"/>
+                <c:chart xmlns:c="http://schemas.openxmlformats.org/drawingml/2006/chart" r:id="rId28"/>
               </a:graphicData>
             </a:graphic>
           </wp:inline>
@@ -2873,6 +2943,11 @@
           <w:rFonts w:asciiTheme="majorHAnsi" w:hAnsiTheme="majorHAnsi" w:cstheme="majorHAnsi"/>
         </w:rPr>
         <w:lastRenderedPageBreak/>
+      </w:r>
+      <w:r>
+        <w:rPr>
+          <w:rFonts w:asciiTheme="majorHAnsi" w:hAnsiTheme="majorHAnsi" w:cstheme="majorHAnsi"/>
+        </w:rPr>
         <w:t>Table S</w:t>
       </w:r>
       <w:bookmarkEnd w:id="2"/>
@@ -8421,6 +8496,12 @@
           <w:lang w:val="en-US"/>
         </w:rPr>
         <w:lastRenderedPageBreak/>
+      </w:r>
+      <w:r>
+        <w:rPr>
+          <w:rFonts w:asciiTheme="majorHAnsi" w:hAnsiTheme="majorHAnsi" w:cstheme="majorHAnsi"/>
+          <w:lang w:val="en-US"/>
+        </w:rPr>
         <w:t xml:space="preserve">Table S3. </w:t>
       </w:r>
       <w:r>
@@ -8437,7 +8518,7 @@
           <w:color w:val="000000" w:themeColor="text1"/>
           <w:lang w:val="haw-US"/>
         </w:rPr>
-        <w:t xml:space="preserve">in metric tons per annum (tons/yr) </w:t>
+        <w:t xml:space="preserve">in tonnes per year (tonnes/yr) from</w:t>
       </w:r>
       <w:r>
         <w:rPr>
@@ -8445,7 +8526,7 @@
           <w:color w:val="000000" w:themeColor="text1"/>
           <w:lang w:val="en-US"/>
         </w:rPr>
-        <w:t xml:space="preserve">from </w:t>
+        <w:t xml:space="preserve"> </w:t>
       </w:r>
       <w:r>
         <w:fldChar w:fldCharType="begin"/>
@@ -8620,7 +8701,7 @@
                 <w:sz w:val="18"/>
                 <w:lang w:val="en-US"/>
               </w:rPr>
-              <w:t>Estimated annual bank erosion, tons/yr</w:t>
+              <w:t xml:space="preserve">Estimated annual bank erosion, tonnes/yr</w:t>
             </w:r>
           </w:p>
         </w:tc>
@@ -8648,7 +8729,7 @@
                 <w:sz w:val="18"/>
                 <w:lang w:val="en-US"/>
               </w:rPr>
-              <w:t>Modeled, calibrated bank erosion, tons/yr</w:t>
+              <w:t xml:space="preserve">Modeled, calibrated bank erosion, tonnes/yr</w:t>
             </w:r>
           </w:p>
         </w:tc>
@@ -11233,6 +11314,12 @@
           <w:lang w:val="en-US"/>
         </w:rPr>
         <w:lastRenderedPageBreak/>
+      </w:r>
+      <w:r>
+        <w:rPr>
+          <w:rFonts w:asciiTheme="majorHAnsi" w:hAnsiTheme="majorHAnsi" w:cstheme="majorHAnsi"/>
+          <w:lang w:val="en-US"/>
+        </w:rPr>
         <w:t>Table S</w:t>
       </w:r>
       <w:bookmarkEnd w:id="3"/>
@@ -11289,7 +11376,7 @@
           <w:color w:val="000000" w:themeColor="text1"/>
           <w:lang w:val="haw-US"/>
         </w:rPr>
-        <w:t xml:space="preserve">in metric tons per hectare per annum </w:t>
+        <w:t xml:space="preserve">in tonnes per hectare per year (tonnes/ha/yr)</w:t>
       </w:r>
       <w:r>
         <w:rPr>
@@ -11297,39 +11384,7 @@
           <w:color w:val="000000" w:themeColor="text1"/>
           <w:lang w:val="en-US"/>
         </w:rPr>
-        <w:t>(</w:t>
-      </w:r>
-      <w:r>
-        <w:rPr>
-          <w:rFonts w:asciiTheme="majorHAnsi" w:hAnsiTheme="majorHAnsi" w:cstheme="majorHAnsi"/>
-          <w:color w:val="000000" w:themeColor="text1"/>
-          <w:lang w:val="haw-US"/>
-        </w:rPr>
-        <w:t>tons</w:t>
-      </w:r>
-      <w:r>
-        <w:rPr>
-          <w:rFonts w:asciiTheme="majorHAnsi" w:hAnsiTheme="majorHAnsi" w:cstheme="majorHAnsi"/>
-          <w:color w:val="000000" w:themeColor="text1"/>
-          <w:lang w:val="en-US"/>
-        </w:rPr>
-        <w:t>/</w:t>
-      </w:r>
-      <w:r>
-        <w:rPr>
-          <w:rFonts w:asciiTheme="majorHAnsi" w:hAnsiTheme="majorHAnsi" w:cstheme="majorHAnsi"/>
-          <w:color w:val="000000" w:themeColor="text1"/>
-          <w:lang w:val="haw-US"/>
-        </w:rPr>
-        <w:t>ha</w:t>
-      </w:r>
-      <w:r>
-        <w:rPr>
-          <w:rFonts w:asciiTheme="majorHAnsi" w:hAnsiTheme="majorHAnsi" w:cstheme="majorHAnsi"/>
-          <w:color w:val="000000" w:themeColor="text1"/>
-          <w:lang w:val="en-US"/>
-        </w:rPr>
-        <w:t>/yr) and associated</w:t>
+        <w:t xml:space="preserve"> and associated</w:t>
       </w:r>
       <w:r>
         <w:rPr>
@@ -11807,7 +11862,7 @@
                 <w:color w:val="000000"/>
                 <w:sz w:val="18"/>
               </w:rPr>
-              <w:t>T/ha/yr</w:t>
+              <w:t xml:space="preserve">tonnes/ha/yr</w:t>
             </w:r>
           </w:p>
         </w:tc>
@@ -14159,6 +14214,11 @@
           <w:rFonts w:asciiTheme="majorHAnsi" w:hAnsiTheme="majorHAnsi" w:cstheme="majorHAnsi"/>
         </w:rPr>
         <w:lastRenderedPageBreak/>
+      </w:r>
+      <w:r>
+        <w:rPr>
+          <w:rFonts w:asciiTheme="majorHAnsi" w:hAnsiTheme="majorHAnsi" w:cstheme="majorHAnsi"/>
+        </w:rPr>
         <w:t>Table S5</w:t>
       </w:r>
       <w:r>
@@ -14173,7 +14233,19 @@
         <w:rPr>
           <w:rFonts w:asciiTheme="majorHAnsi" w:hAnsiTheme="majorHAnsi" w:cstheme="majorHAnsi"/>
         </w:rPr>
-        <w:t xml:space="preserve"> Subwatershed characteristics. Subwatersheds are listed from north to south. Erosion is measured in metric tonnes per annum (tons/yr). Empirical model estimates (</w:t>
+        <w:t xml:space="preserve"> Subwatershed characteristics. Subwatersheds are listed from north to south. Erosion is </w:t>
+      </w:r>
+      <w:r>
+        <w:rPr>
+          <w:rFonts w:asciiTheme="majorHAnsi" w:hAnsiTheme="majorHAnsi" w:cstheme="majorHAnsi"/>
+        </w:rPr>
+        <w:t xml:space="preserve">measured in tonnes per year (tonnes/yr)</w:t>
+      </w:r>
+      <w:r>
+        <w:rPr>
+          <w:rFonts w:asciiTheme="majorHAnsi" w:hAnsiTheme="majorHAnsi" w:cstheme="majorHAnsi"/>
+        </w:rPr>
+        <w:t xml:space="preserve">. Empirical model estimates (</w:t>
       </w:r>
       <w:r>
         <w:rPr>
@@ -14292,7 +14364,7 @@
                 <w:szCs w:val="22"/>
                 <w:lang w:val="en-US"/>
               </w:rPr>
-              <w:t>Erosion (tons/yr)</w:t>
+              <w:t xml:space="preserve">Erosion (tonnes/yr)</w:t>
             </w:r>
           </w:p>
         </w:tc>
@@ -20652,6 +20724,11 @@
           <w:rStyle w:val="Strong"/>
         </w:rPr>
         <w:lastRenderedPageBreak/>
+      </w:r>
+      <w:r>
+        <w:rPr>
+          <w:rStyle w:val="Strong"/>
+        </w:rPr>
         <w:t>Data Processing</w:t>
       </w:r>
     </w:p>
@@ -21077,6 +21154,11 @@
           <w:rStyle w:val="Strong"/>
         </w:rPr>
         <w:lastRenderedPageBreak/>
+      </w:r>
+      <w:r>
+        <w:rPr>
+          <w:rStyle w:val="Strong"/>
+        </w:rPr>
         <w:t>Stream Flow Force</w:t>
       </w:r>
     </w:p>
@@ -21162,6 +21244,13 @@
           <w:lang w:val="en-US"/>
         </w:rPr>
         <w:tab/>
+      </w:r>
+      <w:r>
+        <w:rPr>
+          <w:rFonts w:asciiTheme="majorHAnsi" w:hAnsiTheme="majorHAnsi" w:cstheme="majorHAnsi"/>
+          <w:color w:val="000000" w:themeColor="text1"/>
+          <w:lang w:val="en-US"/>
+        </w:rPr>
         <w:t>(1)</w:t>
       </w:r>
     </w:p>

--- a/docs/SupplementaryInformation.docx
+++ b/docs/SupplementaryInformation.docx
@@ -594,111 +594,6 @@
           <w:rFonts w:asciiTheme="majorHAnsi" w:hAnsiTheme="majorHAnsi" w:cstheme="majorHAnsi"/>
         </w:rPr>
         <w:t xml:space="preserve"> is inevitably high, so would benefit from further experimental work elsewhere to better determine the strength and transferability of these relationships.</w:t>
-      </w:r>
-    </w:p>
-    <w:p>
-      <w:pPr>
-        <w:rPr>
-          <w:rFonts w:asciiTheme="majorHAnsi" w:hAnsiTheme="majorHAnsi" w:cstheme="majorHAnsi"/>
-          <w:color w:val="000000" w:themeColor="text1"/>
-          <w:lang w:val="en-US"/>
-        </w:rPr>
-      </w:pPr>
-      <w:r>
-        <w:rPr>
-          <w:rFonts w:asciiTheme="majorHAnsi" w:hAnsiTheme="majorHAnsi" w:cstheme="majorHAnsi"/>
-          <w:color w:val="000000" w:themeColor="text1"/>
-          <w:lang w:val="en-US"/>
-        </w:rPr>
-        <w:t xml:space="preserve">A. </w:t>
-      </w:r>
-    </w:p>
-    <w:p>
-      <w:pPr>
-        <w:keepNext/>
-        <w:rPr>
-          <w:rFonts w:asciiTheme="majorHAnsi" w:hAnsiTheme="majorHAnsi" w:cstheme="majorHAnsi"/>
-          <w:color w:val="000000" w:themeColor="text1"/>
-          <w:lang w:val="en-US"/>
-        </w:rPr>
-      </w:pPr>
-      <w:r>
-        <w:rPr>
-          <w:noProof/>
-        </w:rPr>
-        <w:drawing>
-          <wp:inline distT="0" distB="0" distL="0" distR="0" wp14:anchorId="62FB0189" wp14:editId="4B29FC2D">
-            <wp:extent cx="5270500" cy="3203575"/>
-            <wp:effectExtent l="0" t="0" r="0" b="0"/>
-            <wp:docPr id="12" name="Object2"/>
-            <wp:cNvGraphicFramePr/>
-            <a:graphic xmlns:a="http://schemas.openxmlformats.org/drawingml/2006/main">
-              <a:graphicData uri="http://schemas.openxmlformats.org/drawingml/2006/chart">
-                <c:chart xmlns:c="http://schemas.openxmlformats.org/drawingml/2006/chart" xmlns:r="http://schemas.openxmlformats.org/officeDocument/2006/relationships" r:id="rId12"/>
-              </a:graphicData>
-            </a:graphic>
-          </wp:inline>
-        </w:drawing>
-      </w:r>
-    </w:p>
-    <w:p>
-      <w:pPr>
-        <w:rPr>
-          <w:rFonts w:asciiTheme="majorHAnsi" w:hAnsiTheme="majorHAnsi" w:cstheme="majorHAnsi"/>
-          <w:color w:val="000000" w:themeColor="text1"/>
-          <w:lang w:val="en-US"/>
-        </w:rPr>
-      </w:pPr>
-    </w:p>
-    <w:p>
-      <w:pPr>
-        <w:rPr>
-          <w:rFonts w:asciiTheme="majorHAnsi" w:hAnsiTheme="majorHAnsi" w:cstheme="majorHAnsi"/>
-          <w:color w:val="000000" w:themeColor="text1"/>
-          <w:lang w:val="en-US"/>
-        </w:rPr>
-      </w:pPr>
-      <w:r>
-        <w:rPr>
-          <w:rFonts w:asciiTheme="majorHAnsi" w:hAnsiTheme="majorHAnsi" w:cstheme="majorHAnsi"/>
-          <w:color w:val="000000" w:themeColor="text1"/>
-          <w:lang w:val="en-US"/>
-        </w:rPr>
-        <w:t xml:space="preserve">B. </w:t>
-      </w:r>
-    </w:p>
-    <w:p>
-      <w:pPr>
-        <w:keepNext/>
-        <w:rPr>
-          <w:rFonts w:asciiTheme="majorHAnsi" w:hAnsiTheme="majorHAnsi" w:cstheme="majorHAnsi"/>
-          <w:color w:val="000000" w:themeColor="text1"/>
-          <w:lang w:val="en-US"/>
-        </w:rPr>
-      </w:pPr>
-      <w:r>
-        <w:rPr>
-          <w:noProof/>
-        </w:rPr>
-        <w:lastRenderedPageBreak/>
-      </w:r>
-      <w:r>
-        <w:rPr>
-          <w:noProof/>
-        </w:rPr>
-        <w:drawing>
-          <wp:inline distT="0" distB="0" distL="0" distR="0" wp14:anchorId="3127B096" wp14:editId="1737C604">
-            <wp:extent cx="5238115" cy="3317875"/>
-            <wp:effectExtent l="0" t="0" r="0" b="0"/>
-            <wp:docPr id="13" name="Object3"/>
-            <wp:cNvGraphicFramePr/>
-            <a:graphic xmlns:a="http://schemas.openxmlformats.org/drawingml/2006/main">
-              <a:graphicData uri="http://schemas.openxmlformats.org/drawingml/2006/chart">
-                <c:chart xmlns:c="http://schemas.openxmlformats.org/drawingml/2006/chart" r:id="rId13"/>
-              </a:graphicData>
-            </a:graphic>
-          </wp:inline>
-        </w:drawing>
       </w:r>
     </w:p>
     <w:p>
@@ -841,369 +736,6 @@
     </w:p>
     <w:p>
       <w:pPr>
-        <w:rPr>
-          <w:lang w:val="en-US"/>
-        </w:rPr>
-      </w:pPr>
-      <w:r>
-        <w:rPr>
-          <w:lang w:val="en-US"/>
-        </w:rPr>
-        <w:t>A.</w:t>
-      </w:r>
-    </w:p>
-    <w:p>
-      <w:pPr>
-        <w:rPr>
-          <w:lang w:val="en-US"/>
-        </w:rPr>
-      </w:pPr>
-      <w:r>
-        <w:rPr>
-          <w:noProof/>
-        </w:rPr>
-        <w:drawing>
-          <wp:inline distT="0" distB="0" distL="0" distR="0" wp14:anchorId="67DFA0D0" wp14:editId="5407E824">
-            <wp:extent cx="5070475" cy="2743200"/>
-            <wp:effectExtent l="0" t="0" r="0" b="0"/>
-            <wp:docPr id="14" name="Object4"/>
-            <wp:cNvGraphicFramePr/>
-            <a:graphic xmlns:a="http://schemas.openxmlformats.org/drawingml/2006/main">
-              <a:graphicData uri="http://schemas.openxmlformats.org/drawingml/2006/chart">
-                <c:chart xmlns:c="http://schemas.openxmlformats.org/drawingml/2006/chart" xmlns:r="http://schemas.openxmlformats.org/officeDocument/2006/relationships" r:id="rId15"/>
-              </a:graphicData>
-            </a:graphic>
-          </wp:inline>
-        </w:drawing>
-      </w:r>
-    </w:p>
-    <w:p>
-      <w:pPr>
-        <w:rPr>
-          <w:lang w:val="en-US"/>
-        </w:rPr>
-      </w:pPr>
-    </w:p>
-    <w:p>
-      <w:pPr>
-        <w:rPr>
-          <w:lang w:val="en-US"/>
-        </w:rPr>
-      </w:pPr>
-      <w:r>
-        <w:rPr>
-          <w:lang w:val="en-US"/>
-        </w:rPr>
-        <w:t>B.</w:t>
-      </w:r>
-    </w:p>
-    <w:p>
-      <w:pPr>
-        <w:rPr>
-          <w:lang w:val="en-US"/>
-        </w:rPr>
-      </w:pPr>
-      <w:r>
-        <w:rPr>
-          <w:noProof/>
-        </w:rPr>
-        <w:lastRenderedPageBreak/>
-      </w:r>
-      <w:r>
-        <w:rPr>
-          <w:noProof/>
-        </w:rPr>
-        <w:drawing>
-          <wp:inline distT="0" distB="0" distL="0" distR="0" wp14:anchorId="0B44A9D1" wp14:editId="5B444265">
-            <wp:extent cx="5099050" cy="2743200"/>
-            <wp:effectExtent l="0" t="0" r="0" b="0"/>
-            <wp:docPr id="15" name="Object5"/>
-            <wp:cNvGraphicFramePr/>
-            <a:graphic xmlns:a="http://schemas.openxmlformats.org/drawingml/2006/main">
-              <a:graphicData uri="http://schemas.openxmlformats.org/drawingml/2006/chart">
-                <c:chart xmlns:c="http://schemas.openxmlformats.org/drawingml/2006/chart" r:id="rId16"/>
-              </a:graphicData>
-            </a:graphic>
-          </wp:inline>
-        </w:drawing>
-      </w:r>
-    </w:p>
-    <w:p>
-      <w:pPr>
-        <w:rPr>
-          <w:lang w:val="en-US"/>
-        </w:rPr>
-      </w:pPr>
-    </w:p>
-    <w:p>
-      <w:pPr>
-        <w:rPr>
-          <w:lang w:val="en-US"/>
-        </w:rPr>
-      </w:pPr>
-      <w:r>
-        <w:br w:type="page"/>
-      </w:r>
-    </w:p>
-    <w:p>
-      <w:pPr>
-        <w:rPr>
-          <w:lang w:val="en-US"/>
-        </w:rPr>
-      </w:pPr>
-      <w:r>
-        <w:rPr>
-          <w:lang w:val="en-US"/>
-        </w:rPr>
-        <w:lastRenderedPageBreak/>
-      </w:r>
-      <w:r>
-        <w:rPr>
-          <w:lang w:val="en-US"/>
-        </w:rPr>
-        <w:t>C.</w:t>
-      </w:r>
-    </w:p>
-    <w:p>
-      <w:pPr>
-        <w:rPr>
-          <w:lang w:val="en-US"/>
-        </w:rPr>
-      </w:pPr>
-      <w:r>
-        <w:rPr>
-          <w:noProof/>
-        </w:rPr>
-        <w:drawing>
-          <wp:inline distT="0" distB="0" distL="0" distR="0" wp14:anchorId="242C7B97" wp14:editId="4B4FA87A">
-            <wp:extent cx="5270500" cy="2736850"/>
-            <wp:effectExtent l="0" t="0" r="0" b="0"/>
-            <wp:docPr id="16" name="Object6"/>
-            <wp:cNvGraphicFramePr/>
-            <a:graphic xmlns:a="http://schemas.openxmlformats.org/drawingml/2006/main">
-              <a:graphicData uri="http://schemas.openxmlformats.org/drawingml/2006/chart">
-                <c:chart xmlns:c="http://schemas.openxmlformats.org/drawingml/2006/chart" xmlns:r="http://schemas.openxmlformats.org/officeDocument/2006/relationships" r:id="rId17"/>
-              </a:graphicData>
-            </a:graphic>
-          </wp:inline>
-        </w:drawing>
-      </w:r>
-    </w:p>
-    <w:p>
-      <w:pPr>
-        <w:rPr>
-          <w:lang w:val="en-US"/>
-        </w:rPr>
-      </w:pPr>
-    </w:p>
-    <w:p>
-      <w:pPr>
-        <w:rPr>
-          <w:lang w:val="en-US"/>
-        </w:rPr>
-      </w:pPr>
-      <w:r>
-        <w:rPr>
-          <w:lang w:val="en-US"/>
-        </w:rPr>
-        <w:t>D.</w:t>
-      </w:r>
-    </w:p>
-    <w:p>
-      <w:pPr>
-        <w:rPr>
-          <w:lang w:val="en-US"/>
-        </w:rPr>
-      </w:pPr>
-      <w:r>
-        <w:rPr>
-          <w:noProof/>
-        </w:rPr>
-        <w:drawing>
-          <wp:inline distT="0" distB="0" distL="0" distR="0" wp14:anchorId="3C7DF35F" wp14:editId="19D8C5E6">
-            <wp:extent cx="5270500" cy="3200400"/>
-            <wp:effectExtent l="0" t="0" r="0" b="0"/>
-            <wp:docPr id="17" name="Object7"/>
-            <wp:cNvGraphicFramePr/>
-            <a:graphic xmlns:a="http://schemas.openxmlformats.org/drawingml/2006/main">
-              <a:graphicData uri="http://schemas.openxmlformats.org/drawingml/2006/chart">
-                <c:chart xmlns:c="http://schemas.openxmlformats.org/drawingml/2006/chart" xmlns:r="http://schemas.openxmlformats.org/officeDocument/2006/relationships" r:id="rId18"/>
-              </a:graphicData>
-            </a:graphic>
-          </wp:inline>
-        </w:drawing>
-      </w:r>
-    </w:p>
-    <w:p>
-      <w:pPr>
-        <w:rPr>
-          <w:lang w:val="en-US"/>
-        </w:rPr>
-      </w:pPr>
-    </w:p>
-    <w:p>
-      <w:pPr>
-        <w:rPr>
-          <w:lang w:val="en-US"/>
-        </w:rPr>
-      </w:pPr>
-      <w:r>
-        <w:br w:type="page"/>
-      </w:r>
-    </w:p>
-    <w:p>
-      <w:pPr>
-        <w:rPr>
-          <w:lang w:val="en-US"/>
-        </w:rPr>
-      </w:pPr>
-      <w:r>
-        <w:rPr>
-          <w:lang w:val="en-US"/>
-        </w:rPr>
-        <w:lastRenderedPageBreak/>
-      </w:r>
-      <w:r>
-        <w:rPr>
-          <w:lang w:val="en-US"/>
-        </w:rPr>
-        <w:t>E.</w:t>
-      </w:r>
-    </w:p>
-    <w:p>
-      <w:pPr>
-        <w:rPr>
-          <w:lang w:val="en-US"/>
-        </w:rPr>
-      </w:pPr>
-      <w:r>
-        <w:rPr>
-          <w:noProof/>
-        </w:rPr>
-        <w:drawing>
-          <wp:inline distT="0" distB="0" distL="0" distR="0" wp14:anchorId="434642EF" wp14:editId="03E0AFE8">
-            <wp:extent cx="5603240" cy="3200400"/>
-            <wp:effectExtent l="0" t="0" r="0" b="0"/>
-            <wp:docPr id="18" name="Object8"/>
-            <wp:cNvGraphicFramePr/>
-            <a:graphic xmlns:a="http://schemas.openxmlformats.org/drawingml/2006/main">
-              <a:graphicData uri="http://schemas.openxmlformats.org/drawingml/2006/chart">
-                <c:chart xmlns:c="http://schemas.openxmlformats.org/drawingml/2006/chart" xmlns:r="http://schemas.openxmlformats.org/officeDocument/2006/relationships" r:id="rId19"/>
-              </a:graphicData>
-            </a:graphic>
-          </wp:inline>
-        </w:drawing>
-      </w:r>
-    </w:p>
-    <w:p>
-      <w:pPr>
-        <w:rPr>
-          <w:lang w:val="en-US"/>
-        </w:rPr>
-      </w:pPr>
-    </w:p>
-    <w:p>
-      <w:pPr>
-        <w:rPr>
-          <w:lang w:val="en-US"/>
-        </w:rPr>
-      </w:pPr>
-      <w:r>
-        <w:rPr>
-          <w:lang w:val="en-US"/>
-        </w:rPr>
-        <w:t>F.</w:t>
-      </w:r>
-    </w:p>
-    <w:p>
-      <w:pPr>
-        <w:rPr>
-          <w:lang w:val="en-US"/>
-        </w:rPr>
-      </w:pPr>
-      <w:r>
-        <w:rPr>
-          <w:noProof/>
-        </w:rPr>
-        <w:drawing>
-          <wp:inline distT="0" distB="0" distL="0" distR="0" wp14:anchorId="240ADE66" wp14:editId="3643EB07">
-            <wp:extent cx="5603240" cy="3189605"/>
-            <wp:effectExtent l="0" t="0" r="0" b="0"/>
-            <wp:docPr id="19" name="Object9"/>
-            <wp:cNvGraphicFramePr/>
-            <a:graphic xmlns:a="http://schemas.openxmlformats.org/drawingml/2006/main">
-              <a:graphicData uri="http://schemas.openxmlformats.org/drawingml/2006/chart">
-                <c:chart xmlns:c="http://schemas.openxmlformats.org/drawingml/2006/chart" xmlns:r="http://schemas.openxmlformats.org/officeDocument/2006/relationships" r:id="rId20"/>
-              </a:graphicData>
-            </a:graphic>
-          </wp:inline>
-        </w:drawing>
-      </w:r>
-    </w:p>
-    <w:p>
-      <w:pPr>
-        <w:rPr>
-          <w:lang w:val="en-US"/>
-        </w:rPr>
-      </w:pPr>
-    </w:p>
-    <w:p>
-      <w:pPr>
-        <w:rPr>
-          <w:lang w:val="en-US"/>
-        </w:rPr>
-      </w:pPr>
-      <w:r>
-        <w:br w:type="page"/>
-      </w:r>
-    </w:p>
-    <w:p>
-      <w:pPr>
-        <w:rPr>
-          <w:lang w:val="en-US"/>
-        </w:rPr>
-      </w:pPr>
-      <w:r>
-        <w:rPr>
-          <w:lang w:val="en-US"/>
-        </w:rPr>
-        <w:lastRenderedPageBreak/>
-      </w:r>
-      <w:r>
-        <w:rPr>
-          <w:lang w:val="en-US"/>
-        </w:rPr>
-        <w:t>G.</w:t>
-      </w:r>
-    </w:p>
-    <w:p>
-      <w:pPr>
-        <w:rPr>
-          <w:rFonts w:asciiTheme="majorHAnsi" w:hAnsiTheme="majorHAnsi" w:cstheme="majorHAnsi"/>
-          <w:lang w:val="en-US"/>
-        </w:rPr>
-      </w:pPr>
-      <w:r>
-        <w:rPr>
-          <w:noProof/>
-        </w:rPr>
-        <w:drawing>
-          <wp:inline distT="0" distB="0" distL="0" distR="0" wp14:anchorId="10DFC48C" wp14:editId="270AF1FD">
-            <wp:extent cx="5497195" cy="3306445"/>
-            <wp:effectExtent l="0" t="0" r="1905" b="0"/>
-            <wp:docPr id="20" name="Object10"/>
-            <wp:cNvGraphicFramePr/>
-            <a:graphic xmlns:a="http://schemas.openxmlformats.org/drawingml/2006/main">
-              <a:graphicData uri="http://schemas.openxmlformats.org/drawingml/2006/chart">
-                <c:chart xmlns:c="http://schemas.openxmlformats.org/drawingml/2006/chart" xmlns:r="http://schemas.openxmlformats.org/officeDocument/2006/relationships" r:id="rId21"/>
-              </a:graphicData>
-            </a:graphic>
-          </wp:inline>
-        </w:drawing>
-      </w:r>
-    </w:p>
-    <w:p>
-      <w:pPr>
         <w:sectPr>
           <w:type w:val="continuous"/>
           <w:pgSz w:w="11906" w:h="16838"/>
@@ -1351,341 +883,6 @@
           <w:rFonts w:asciiTheme="majorHAnsi" w:hAnsiTheme="majorHAnsi" w:cstheme="majorHAnsi"/>
           <w:lang w:val="en-US"/>
         </w:rPr>
-      </w:pPr>
-    </w:p>
-    <w:p>
-      <w:pPr>
-        <w:rPr>
-          <w:rFonts w:asciiTheme="majorHAnsi" w:hAnsiTheme="majorHAnsi" w:cstheme="majorHAnsi"/>
-          <w:lang w:val="en-US"/>
-        </w:rPr>
-      </w:pPr>
-      <w:r>
-        <w:rPr>
-          <w:rFonts w:asciiTheme="majorHAnsi" w:hAnsiTheme="majorHAnsi" w:cstheme="majorHAnsi"/>
-          <w:lang w:val="en-US"/>
-        </w:rPr>
-        <w:t>A.</w:t>
-      </w:r>
-    </w:p>
-    <w:p>
-      <w:pPr>
-        <w:rPr>
-          <w:rFonts w:asciiTheme="majorHAnsi" w:hAnsiTheme="majorHAnsi" w:cstheme="majorHAnsi"/>
-          <w:lang w:val="en-US"/>
-        </w:rPr>
-      </w:pPr>
-      <w:r>
-        <w:rPr>
-          <w:noProof/>
-        </w:rPr>
-        <w:drawing>
-          <wp:inline distT="0" distB="0" distL="0" distR="0" wp14:anchorId="24F955A4" wp14:editId="2B1FCD59">
-            <wp:extent cx="5070475" cy="2743200"/>
-            <wp:effectExtent l="0" t="0" r="0" b="0"/>
-            <wp:docPr id="21" name="Object11"/>
-            <wp:cNvGraphicFramePr/>
-            <a:graphic xmlns:a="http://schemas.openxmlformats.org/drawingml/2006/main">
-              <a:graphicData uri="http://schemas.openxmlformats.org/drawingml/2006/chart">
-                <c:chart xmlns:c="http://schemas.openxmlformats.org/drawingml/2006/chart" xmlns:r="http://schemas.openxmlformats.org/officeDocument/2006/relationships" r:id="rId23"/>
-              </a:graphicData>
-            </a:graphic>
-          </wp:inline>
-        </w:drawing>
-      </w:r>
-    </w:p>
-    <w:p>
-      <w:pPr>
-        <w:rPr>
-          <w:rFonts w:asciiTheme="majorHAnsi" w:hAnsiTheme="majorHAnsi" w:cstheme="majorHAnsi"/>
-          <w:lang w:val="en-US"/>
-        </w:rPr>
-      </w:pPr>
-    </w:p>
-    <w:p>
-      <w:pPr>
-        <w:rPr>
-          <w:rFonts w:asciiTheme="majorHAnsi" w:hAnsiTheme="majorHAnsi" w:cstheme="majorHAnsi"/>
-          <w:lang w:val="en-US"/>
-        </w:rPr>
-      </w:pPr>
-      <w:r>
-        <w:rPr>
-          <w:rFonts w:asciiTheme="majorHAnsi" w:hAnsiTheme="majorHAnsi" w:cstheme="majorHAnsi"/>
-          <w:lang w:val="en-US"/>
-        </w:rPr>
-        <w:t>B.</w:t>
-      </w:r>
-    </w:p>
-    <w:p>
-      <w:pPr>
-        <w:rPr>
-          <w:rFonts w:asciiTheme="majorHAnsi" w:hAnsiTheme="majorHAnsi" w:cstheme="majorHAnsi"/>
-          <w:lang w:val="en-US"/>
-        </w:rPr>
-      </w:pPr>
-      <w:r>
-        <w:rPr>
-          <w:noProof/>
-        </w:rPr>
-        <w:lastRenderedPageBreak/>
-      </w:r>
-      <w:r>
-        <w:rPr>
-          <w:noProof/>
-        </w:rPr>
-        <w:drawing>
-          <wp:inline distT="0" distB="0" distL="0" distR="0" wp14:anchorId="09F58CBD" wp14:editId="05389A30">
-            <wp:extent cx="5099050" cy="2743200"/>
-            <wp:effectExtent l="0" t="0" r="0" b="0"/>
-            <wp:docPr id="22" name="Object12"/>
-            <wp:cNvGraphicFramePr/>
-            <a:graphic xmlns:a="http://schemas.openxmlformats.org/drawingml/2006/main">
-              <a:graphicData uri="http://schemas.openxmlformats.org/drawingml/2006/chart">
-                <c:chart xmlns:c="http://schemas.openxmlformats.org/drawingml/2006/chart" r:id="rId24"/>
-              </a:graphicData>
-            </a:graphic>
-          </wp:inline>
-        </w:drawing>
-      </w:r>
-    </w:p>
-    <w:p>
-      <w:pPr>
-        <w:rPr>
-          <w:rFonts w:asciiTheme="majorHAnsi" w:hAnsiTheme="majorHAnsi" w:cstheme="majorHAnsi"/>
-          <w:lang w:val="en-US"/>
-        </w:rPr>
-      </w:pPr>
-    </w:p>
-    <w:p>
-      <w:pPr>
-        <w:rPr>
-          <w:rFonts w:asciiTheme="majorHAnsi" w:hAnsiTheme="majorHAnsi" w:cstheme="majorHAnsi"/>
-          <w:lang w:val="en-US"/>
-        </w:rPr>
-      </w:pPr>
-      <w:r>
-        <w:rPr>
-          <w:rFonts w:asciiTheme="majorHAnsi" w:hAnsiTheme="majorHAnsi" w:cstheme="majorHAnsi"/>
-          <w:lang w:val="en-US"/>
-        </w:rPr>
-        <w:t>C.</w:t>
-      </w:r>
-    </w:p>
-    <w:p>
-      <w:pPr>
-        <w:rPr>
-          <w:rFonts w:asciiTheme="majorHAnsi" w:hAnsiTheme="majorHAnsi" w:cstheme="majorHAnsi"/>
-          <w:lang w:val="en-US"/>
-        </w:rPr>
-      </w:pPr>
-      <w:r>
-        <w:rPr>
-          <w:noProof/>
-        </w:rPr>
-        <w:drawing>
-          <wp:inline distT="0" distB="0" distL="0" distR="0" wp14:anchorId="205A0F7D" wp14:editId="0EC41AD3">
-            <wp:extent cx="4851400" cy="2743200"/>
-            <wp:effectExtent l="0" t="0" r="0" b="0"/>
-            <wp:docPr id="23" name="Object13"/>
-            <wp:cNvGraphicFramePr/>
-            <a:graphic xmlns:a="http://schemas.openxmlformats.org/drawingml/2006/main">
-              <a:graphicData uri="http://schemas.openxmlformats.org/drawingml/2006/chart">
-                <c:chart xmlns:c="http://schemas.openxmlformats.org/drawingml/2006/chart" xmlns:r="http://schemas.openxmlformats.org/officeDocument/2006/relationships" r:id="rId25"/>
-              </a:graphicData>
-            </a:graphic>
-          </wp:inline>
-        </w:drawing>
-      </w:r>
-    </w:p>
-    <w:p>
-      <w:pPr>
-        <w:rPr>
-          <w:rFonts w:asciiTheme="majorHAnsi" w:hAnsiTheme="majorHAnsi" w:cstheme="majorHAnsi"/>
-          <w:lang w:val="en-US"/>
-        </w:rPr>
-      </w:pPr>
-    </w:p>
-    <w:p>
-      <w:pPr>
-        <w:rPr>
-          <w:rFonts w:asciiTheme="majorHAnsi" w:hAnsiTheme="majorHAnsi" w:cstheme="majorHAnsi"/>
-          <w:lang w:val="en-US"/>
-        </w:rPr>
-      </w:pPr>
-      <w:r>
-        <w:rPr>
-          <w:rFonts w:asciiTheme="majorHAnsi" w:hAnsiTheme="majorHAnsi" w:cstheme="majorHAnsi"/>
-          <w:lang w:val="en-US"/>
-        </w:rPr>
-        <w:t>D.</w:t>
-      </w:r>
-    </w:p>
-    <w:p>
-      <w:pPr>
-        <w:rPr>
-          <w:rFonts w:asciiTheme="majorHAnsi" w:hAnsiTheme="majorHAnsi" w:cstheme="majorHAnsi"/>
-          <w:lang w:val="en-US"/>
-        </w:rPr>
-      </w:pPr>
-      <w:r>
-        <w:rPr>
-          <w:noProof/>
-        </w:rPr>
-        <w:lastRenderedPageBreak/>
-      </w:r>
-      <w:r>
-        <w:rPr>
-          <w:noProof/>
-        </w:rPr>
-        <w:drawing>
-          <wp:inline distT="0" distB="0" distL="0" distR="0" wp14:anchorId="386B2876" wp14:editId="724EC7D4">
-            <wp:extent cx="4851400" cy="2743200"/>
-            <wp:effectExtent l="0" t="0" r="0" b="0"/>
-            <wp:docPr id="24" name="Object14"/>
-            <wp:cNvGraphicFramePr/>
-            <a:graphic xmlns:a="http://schemas.openxmlformats.org/drawingml/2006/main">
-              <a:graphicData uri="http://schemas.openxmlformats.org/drawingml/2006/chart">
-                <c:chart xmlns:c="http://schemas.openxmlformats.org/drawingml/2006/chart" r:id="rId26"/>
-              </a:graphicData>
-            </a:graphic>
-          </wp:inline>
-        </w:drawing>
-      </w:r>
-    </w:p>
-    <w:p>
-      <w:pPr>
-        <w:rPr>
-          <w:rFonts w:asciiTheme="majorHAnsi" w:hAnsiTheme="majorHAnsi" w:cstheme="majorHAnsi"/>
-          <w:lang w:val="en-US"/>
-        </w:rPr>
-      </w:pPr>
-    </w:p>
-    <w:p>
-      <w:pPr>
-        <w:rPr>
-          <w:rFonts w:asciiTheme="majorHAnsi" w:hAnsiTheme="majorHAnsi" w:cstheme="majorHAnsi"/>
-          <w:lang w:val="en-US"/>
-        </w:rPr>
-      </w:pPr>
-      <w:r>
-        <w:rPr>
-          <w:rFonts w:asciiTheme="majorHAnsi" w:hAnsiTheme="majorHAnsi" w:cstheme="majorHAnsi"/>
-          <w:lang w:val="en-US"/>
-        </w:rPr>
-        <w:t>E.</w:t>
-      </w:r>
-    </w:p>
-    <w:p>
-      <w:pPr>
-        <w:rPr>
-          <w:rFonts w:asciiTheme="majorHAnsi" w:hAnsiTheme="majorHAnsi" w:cstheme="majorHAnsi"/>
-          <w:lang w:val="en-US"/>
-        </w:rPr>
-      </w:pPr>
-      <w:r>
-        <w:rPr>
-          <w:noProof/>
-        </w:rPr>
-        <w:drawing>
-          <wp:inline distT="0" distB="0" distL="0" distR="0" wp14:anchorId="3B735FF2" wp14:editId="2CC0A04E">
-            <wp:extent cx="5016500" cy="2743200"/>
-            <wp:effectExtent l="0" t="0" r="0" b="0"/>
-            <wp:docPr id="25" name="Object15"/>
-            <wp:cNvGraphicFramePr/>
-            <a:graphic xmlns:a="http://schemas.openxmlformats.org/drawingml/2006/main">
-              <a:graphicData uri="http://schemas.openxmlformats.org/drawingml/2006/chart">
-                <c:chart xmlns:c="http://schemas.openxmlformats.org/drawingml/2006/chart" xmlns:r="http://schemas.openxmlformats.org/officeDocument/2006/relationships" r:id="rId27"/>
-              </a:graphicData>
-            </a:graphic>
-          </wp:inline>
-        </w:drawing>
-      </w:r>
-    </w:p>
-    <w:p>
-      <w:pPr>
-        <w:rPr>
-          <w:rFonts w:asciiTheme="majorHAnsi" w:hAnsiTheme="majorHAnsi" w:cstheme="majorHAnsi"/>
-          <w:lang w:val="en-US"/>
-        </w:rPr>
-      </w:pPr>
-    </w:p>
-    <w:p>
-      <w:pPr>
-        <w:rPr>
-          <w:rFonts w:asciiTheme="majorHAnsi" w:hAnsiTheme="majorHAnsi" w:cstheme="majorHAnsi"/>
-          <w:lang w:val="en-US"/>
-        </w:rPr>
-      </w:pPr>
-      <w:r>
-        <w:rPr>
-          <w:rFonts w:asciiTheme="majorHAnsi" w:hAnsiTheme="majorHAnsi" w:cstheme="majorHAnsi"/>
-          <w:lang w:val="en-US"/>
-        </w:rPr>
-        <w:t>F.</w:t>
-      </w:r>
-    </w:p>
-    <w:p>
-      <w:pPr>
-        <w:rPr>
-          <w:rFonts w:asciiTheme="majorHAnsi" w:hAnsiTheme="majorHAnsi" w:cstheme="majorHAnsi"/>
-          <w:lang w:val="en-US"/>
-        </w:rPr>
-      </w:pPr>
-      <w:r>
-        <w:rPr>
-          <w:noProof/>
-        </w:rPr>
-        <w:lastRenderedPageBreak/>
-      </w:r>
-      <w:r>
-        <w:rPr>
-          <w:noProof/>
-        </w:rPr>
-        <w:drawing>
-          <wp:inline distT="0" distB="0" distL="0" distR="0" wp14:anchorId="03FC1E4A" wp14:editId="629E4D43">
-            <wp:extent cx="5080000" cy="2743200"/>
-            <wp:effectExtent l="0" t="0" r="0" b="0"/>
-            <wp:docPr id="26" name="Object16"/>
-            <wp:cNvGraphicFramePr/>
-            <a:graphic xmlns:a="http://schemas.openxmlformats.org/drawingml/2006/main">
-              <a:graphicData uri="http://schemas.openxmlformats.org/drawingml/2006/chart">
-                <c:chart xmlns:c="http://schemas.openxmlformats.org/drawingml/2006/chart" r:id="rId28"/>
-              </a:graphicData>
-            </a:graphic>
-          </wp:inline>
-        </w:drawing>
-      </w:r>
-    </w:p>
-    <w:p>
-      <w:pPr>
-        <w:rPr>
-          <w:rFonts w:asciiTheme="majorHAnsi" w:hAnsiTheme="majorHAnsi" w:cstheme="majorHAnsi"/>
-          <w:lang w:val="en-US"/>
-        </w:rPr>
-      </w:pPr>
-    </w:p>
-    <w:p>
-      <w:pPr>
-        <w:rPr>
-          <w:rFonts w:asciiTheme="majorHAnsi" w:hAnsiTheme="majorHAnsi" w:cstheme="majorHAnsi"/>
-          <w:lang w:val="en-US"/>
-        </w:rPr>
-      </w:pPr>
-      <w:r>
-        <w:rPr>
-          <w:rFonts w:asciiTheme="majorHAnsi" w:hAnsiTheme="majorHAnsi" w:cstheme="majorHAnsi"/>
-          <w:lang w:val="en-US"/>
-        </w:rPr>
-        <w:t>G.</w:t>
-      </w:r>
-    </w:p>
-    <w:p>
-      <w:pPr>
-        <w:rPr>
-          <w:rFonts w:asciiTheme="majorHAnsi" w:hAnsiTheme="majorHAnsi" w:cstheme="majorHAnsi"/>
-          <w:lang w:val="en-US"/>
-        </w:rPr>
         <w:sectPr>
           <w:headerReference w:type="default" r:id="rId29"/>
           <w:footerReference w:type="default" r:id="rId30"/>
@@ -1698,24 +895,6 @@
           <w:docGrid w:linePitch="326"/>
         </w:sectPr>
       </w:pPr>
-      <w:r>
-        <w:rPr>
-          <w:noProof/>
-        </w:rPr>
-        <w:drawing>
-          <wp:inline distT="0" distB="0" distL="0" distR="0" wp14:anchorId="202DA716" wp14:editId="6BDF2948">
-            <wp:extent cx="5016500" cy="2743200"/>
-            <wp:effectExtent l="0" t="0" r="0" b="0"/>
-            <wp:docPr id="27" name="Object17"/>
-            <wp:cNvGraphicFramePr/>
-            <a:graphic xmlns:a="http://schemas.openxmlformats.org/drawingml/2006/main">
-              <a:graphicData uri="http://schemas.openxmlformats.org/drawingml/2006/chart">
-                <c:chart xmlns:c="http://schemas.openxmlformats.org/drawingml/2006/chart" xmlns:r="http://schemas.openxmlformats.org/officeDocument/2006/relationships" r:id="rId31"/>
-              </a:graphicData>
-            </a:graphic>
-          </wp:inline>
-        </w:drawing>
-      </w:r>
     </w:p>
     <w:p>
       <w:pPr>
@@ -24118,6336 +23297,6 @@
 </w:styles>
 </file>
 
-<file path=word/charts/chart1.xml><?xml version="1.0" encoding="utf-8"?>
-<c:chartSpace xmlns:c="http://schemas.openxmlformats.org/drawingml/2006/chart" xmlns:a="http://schemas.openxmlformats.org/drawingml/2006/main" xmlns:r="http://schemas.openxmlformats.org/officeDocument/2006/relationships" xmlns:c16r2="http://schemas.microsoft.com/office/drawing/2015/06/chart">
-  <c:date1904 val="1"/>
-  <c:lang val="en-US"/>
-  <c:roundedCorners val="0"/>
-  <c:style val="2"/>
-  <c:chart>
-    <c:title>
-      <c:tx>
-        <c:rich>
-          <a:bodyPr rot="0"/>
-          <a:lstStyle/>
-          <a:p>
-            <a:pPr>
-              <a:defRPr lang="en-US" sz="1400" b="0" strike="noStrike" spc="-1">
-                <a:solidFill>
-                  <a:srgbClr val="000000"/>
-                </a:solidFill>
-                <a:latin typeface="Cambria"/>
-              </a:defRPr>
-            </a:pPr>
-            <a:r>
-              <a:rPr lang="en-US" sz="1400" b="0" strike="noStrike" spc="-1">
-                <a:solidFill>
-                  <a:srgbClr val="000000"/>
-                </a:solidFill>
-                <a:latin typeface="Cambria"/>
-              </a:rPr>
-              <a:t>Ephemeral subwatershed calibration curve</a:t>
-            </a:r>
-          </a:p>
-        </c:rich>
-      </c:tx>
-      <c:overlay val="0"/>
-      <c:spPr>
-        <a:noFill/>
-        <a:ln w="0">
-          <a:noFill/>
-        </a:ln>
-      </c:spPr>
-    </c:title>
-    <c:autoTitleDeleted val="0"/>
-    <c:plotArea>
-      <c:layout/>
-      <c:scatterChart>
-        <c:scatterStyle val="lineMarker"/>
-        <c:varyColors val="0"/>
-        <c:ser>
-          <c:idx val="0"/>
-          <c:order val="0"/>
-          <c:tx>
-            <c:strRef>
-              <c:f>label 1</c:f>
-              <c:strCache>
-                <c:ptCount val="1"/>
-                <c:pt idx="0">
-                  <c:v>Series2</c:v>
-                </c:pt>
-              </c:strCache>
-            </c:strRef>
-          </c:tx>
-          <c:spPr>
-            <a:ln w="19080">
-              <a:noFill/>
-            </a:ln>
-          </c:spPr>
-          <c:dLbls>
-            <c:spPr>
-              <a:noFill/>
-              <a:ln>
-                <a:noFill/>
-              </a:ln>
-              <a:effectLst/>
-            </c:spPr>
-            <c:txPr>
-              <a:bodyPr wrap="square"/>
-              <a:lstStyle/>
-              <a:p>
-                <a:pPr>
-                  <a:defRPr sz="1000" b="0" strike="noStrike" spc="-1">
-                    <a:solidFill>
-                      <a:srgbClr val="000000"/>
-                    </a:solidFill>
-                    <a:latin typeface="Cambria"/>
-                  </a:defRPr>
-                </a:pPr>
-                <a:endParaRPr lang="en-US"/>
-              </a:p>
-            </c:txPr>
-            <c:dLblPos val="r"/>
-            <c:showLegendKey val="0"/>
-            <c:showVal val="0"/>
-            <c:showCatName val="0"/>
-            <c:showSerName val="0"/>
-            <c:showPercent val="0"/>
-            <c:showBubbleSize val="1"/>
-            <c:separator>; </c:separator>
-            <c:showLeaderLines val="0"/>
-            <c:extLst>
-              <c:ext xmlns:c15="http://schemas.microsoft.com/office/drawing/2012/chart" uri="{CE6537A1-D6FC-4f65-9D91-7224C49458BB}">
-                <c15:showLeaderLines val="1"/>
-              </c:ext>
-            </c:extLst>
-          </c:dLbls>
-          <c:trendline>
-            <c:spPr>
-              <a:ln w="9360">
-                <a:solidFill>
-                  <a:srgbClr val="000000"/>
-                </a:solidFill>
-                <a:round/>
-              </a:ln>
-            </c:spPr>
-            <c:trendlineType val="linear"/>
-            <c:dispRSqr val="1"/>
-            <c:dispEq val="1"/>
-            <c:trendlineLbl>
-              <c:numFmt formatCode="General" sourceLinked="0"/>
-            </c:trendlineLbl>
-          </c:trendline>
-          <c:xVal>
-            <c:numRef>
-              <c:f>1</c:f>
-              <c:numCache>
-                <c:formatCode>General</c:formatCode>
-                <c:ptCount val="3"/>
-                <c:pt idx="0">
-                  <c:v>61.969830000000002</c:v>
-                </c:pt>
-                <c:pt idx="1">
-                  <c:v>25.119900000000001</c:v>
-                </c:pt>
-                <c:pt idx="2">
-                  <c:v>42.429659999999998</c:v>
-                </c:pt>
-              </c:numCache>
-            </c:numRef>
-          </c:xVal>
-          <c:yVal>
-            <c:numRef>
-              <c:f>0</c:f>
-              <c:numCache>
-                <c:formatCode>General</c:formatCode>
-                <c:ptCount val="3"/>
-                <c:pt idx="0">
-                  <c:v>55</c:v>
-                </c:pt>
-                <c:pt idx="1">
-                  <c:v>22.2</c:v>
-                </c:pt>
-                <c:pt idx="2">
-                  <c:v>44.8</c:v>
-                </c:pt>
-              </c:numCache>
-            </c:numRef>
-          </c:yVal>
-          <c:smooth val="0"/>
-          <c:extLst>
-            <c:ext xmlns:c16="http://schemas.microsoft.com/office/drawing/2014/chart" uri="{C3380CC4-5D6E-409C-BE32-E72D297353CC}">
-              <c16:uniqueId val="{00000001-0F05-AC43-9146-FD7CBCE223AF}"/>
-            </c:ext>
-          </c:extLst>
-        </c:ser>
-        <c:dLbls>
-          <c:showLegendKey val="0"/>
-          <c:showVal val="0"/>
-          <c:showCatName val="0"/>
-          <c:showSerName val="0"/>
-          <c:showPercent val="0"/>
-          <c:showBubbleSize val="0"/>
-        </c:dLbls>
-        <c:axId val="69719010"/>
-        <c:axId val="37308718"/>
-      </c:scatterChart>
-      <c:valAx>
-        <c:axId val="69719010"/>
-        <c:scaling>
-          <c:orientation val="minMax"/>
-        </c:scaling>
-        <c:delete val="0"/>
-        <c:axPos val="b"/>
-        <c:title>
-          <c:tx>
-            <c:rich>
-              <a:bodyPr rot="0"/>
-              <a:lstStyle/>
-              <a:p>
-                <a:pPr>
-                  <a:defRPr lang="en-US" sz="1000" b="0" strike="noStrike" spc="-1">
-                    <a:solidFill>
-                      <a:srgbClr val="000000"/>
-                    </a:solidFill>
-                    <a:latin typeface="Cambria"/>
-                  </a:defRPr>
-                </a:pPr>
-                <a:r>
-                  <a:rPr lang="en-US" sz="1000" b="0" strike="noStrike" spc="-1">
-                    <a:solidFill>
-                      <a:srgbClr val="000000"/>
-                    </a:solidFill>
-                    <a:latin typeface="Cambria"/>
-                  </a:rPr>
-                  <a:t>Measured sediment export (tons/yr)</a:t>
-                </a:r>
-              </a:p>
-            </c:rich>
-          </c:tx>
-          <c:overlay val="0"/>
-          <c:spPr>
-            <a:noFill/>
-            <a:ln w="0">
-              <a:noFill/>
-            </a:ln>
-          </c:spPr>
-        </c:title>
-        <c:numFmt formatCode="0" sourceLinked="0"/>
-        <c:majorTickMark val="out"/>
-        <c:minorTickMark val="none"/>
-        <c:tickLblPos val="nextTo"/>
-        <c:spPr>
-          <a:ln w="9360">
-            <a:solidFill>
-              <a:srgbClr val="878787"/>
-            </a:solidFill>
-            <a:round/>
-          </a:ln>
-        </c:spPr>
-        <c:txPr>
-          <a:bodyPr/>
-          <a:lstStyle/>
-          <a:p>
-            <a:pPr>
-              <a:defRPr sz="1000" b="0" strike="noStrike" spc="-1">
-                <a:solidFill>
-                  <a:srgbClr val="000000"/>
-                </a:solidFill>
-                <a:latin typeface="Cambria"/>
-              </a:defRPr>
-            </a:pPr>
-            <a:endParaRPr lang="en-US"/>
-          </a:p>
-        </c:txPr>
-        <c:crossAx val="37308718"/>
-        <c:crosses val="autoZero"/>
-        <c:crossBetween val="midCat"/>
-      </c:valAx>
-      <c:valAx>
-        <c:axId val="37308718"/>
-        <c:scaling>
-          <c:orientation val="minMax"/>
-        </c:scaling>
-        <c:delete val="0"/>
-        <c:axPos val="l"/>
-        <c:majorGridlines>
-          <c:spPr>
-            <a:ln w="9360">
-              <a:solidFill>
-                <a:srgbClr val="878787"/>
-              </a:solidFill>
-              <a:round/>
-            </a:ln>
-          </c:spPr>
-        </c:majorGridlines>
-        <c:title>
-          <c:tx>
-            <c:rich>
-              <a:bodyPr rot="-5400000"/>
-              <a:lstStyle/>
-              <a:p>
-                <a:pPr>
-                  <a:defRPr lang="en-US" sz="1000" b="0" strike="noStrike" spc="-1">
-                    <a:solidFill>
-                      <a:srgbClr val="000000"/>
-                    </a:solidFill>
-                    <a:latin typeface="Cambria"/>
-                  </a:defRPr>
-                </a:pPr>
-                <a:r>
-                  <a:rPr lang="en-US" sz="1000" b="0" strike="noStrike" spc="-1">
-                    <a:solidFill>
-                      <a:srgbClr val="000000"/>
-                    </a:solidFill>
-                    <a:latin typeface="Cambria"/>
-                  </a:rPr>
-                  <a:t>Modeled sediment export (T/yr)</a:t>
-                </a:r>
-              </a:p>
-            </c:rich>
-          </c:tx>
-          <c:overlay val="0"/>
-          <c:spPr>
-            <a:noFill/>
-            <a:ln w="0">
-              <a:noFill/>
-            </a:ln>
-          </c:spPr>
-        </c:title>
-        <c:numFmt formatCode="General" sourceLinked="0"/>
-        <c:majorTickMark val="out"/>
-        <c:minorTickMark val="none"/>
-        <c:tickLblPos val="nextTo"/>
-        <c:spPr>
-          <a:ln w="9360">
-            <a:solidFill>
-              <a:srgbClr val="878787"/>
-            </a:solidFill>
-            <a:round/>
-          </a:ln>
-        </c:spPr>
-        <c:txPr>
-          <a:bodyPr/>
-          <a:lstStyle/>
-          <a:p>
-            <a:pPr>
-              <a:defRPr sz="1000" b="0" strike="noStrike" spc="-1">
-                <a:solidFill>
-                  <a:srgbClr val="000000"/>
-                </a:solidFill>
-                <a:latin typeface="Cambria"/>
-              </a:defRPr>
-            </a:pPr>
-            <a:endParaRPr lang="en-US"/>
-          </a:p>
-        </c:txPr>
-        <c:crossAx val="69719010"/>
-        <c:crosses val="autoZero"/>
-        <c:crossBetween val="midCat"/>
-      </c:valAx>
-      <c:spPr>
-        <a:noFill/>
-        <a:ln w="0">
-          <a:noFill/>
-        </a:ln>
-      </c:spPr>
-    </c:plotArea>
-    <c:plotVisOnly val="1"/>
-    <c:dispBlanksAs val="gap"/>
-    <c:showDLblsOverMax val="1"/>
-  </c:chart>
-  <c:spPr>
-    <a:solidFill>
-      <a:srgbClr val="FFFFFF"/>
-    </a:solidFill>
-    <a:ln w="9360">
-      <a:solidFill>
-        <a:srgbClr val="D9D9D9"/>
-      </a:solidFill>
-      <a:round/>
-    </a:ln>
-  </c:spPr>
-</c:chartSpace>
-</file>
-
-<file path=word/charts/chart10.xml><?xml version="1.0" encoding="utf-8"?>
-<c:chartSpace xmlns:c="http://schemas.openxmlformats.org/drawingml/2006/chart" xmlns:a="http://schemas.openxmlformats.org/drawingml/2006/main" xmlns:r="http://schemas.openxmlformats.org/officeDocument/2006/relationships" xmlns:c16r2="http://schemas.microsoft.com/office/drawing/2015/06/chart">
-  <c:date1904 val="1"/>
-  <c:lang val="en-US"/>
-  <c:roundedCorners val="0"/>
-  <c:style val="2"/>
-  <c:chart>
-    <c:title>
-      <c:tx>
-        <c:rich>
-          <a:bodyPr rot="0"/>
-          <a:lstStyle/>
-          <a:p>
-            <a:pPr>
-              <a:defRPr lang="en-US" sz="1400" b="0" strike="noStrike" spc="-1">
-                <a:solidFill>
-                  <a:srgbClr val="595959"/>
-                </a:solidFill>
-                <a:latin typeface="Cambria"/>
-              </a:defRPr>
-            </a:pPr>
-            <a:r>
-              <a:rPr lang="en-US" sz="1400" b="0" strike="noStrike" spc="-1">
-                <a:solidFill>
-                  <a:srgbClr val="595959"/>
-                </a:solidFill>
-                <a:latin typeface="Cambria"/>
-              </a:rPr>
-              <a:t>Modeled bank erosion vs. mean susceptibility, ephemeral watersheds</a:t>
-            </a:r>
-          </a:p>
-        </c:rich>
-      </c:tx>
-      <c:overlay val="0"/>
-      <c:spPr>
-        <a:noFill/>
-        <a:ln w="0">
-          <a:noFill/>
-        </a:ln>
-      </c:spPr>
-    </c:title>
-    <c:autoTitleDeleted val="0"/>
-    <c:plotArea>
-      <c:layout/>
-      <c:scatterChart>
-        <c:scatterStyle val="lineMarker"/>
-        <c:varyColors val="0"/>
-        <c:ser>
-          <c:idx val="0"/>
-          <c:order val="0"/>
-          <c:tx>
-            <c:strRef>
-              <c:f>label 1</c:f>
-              <c:strCache>
-                <c:ptCount val="1"/>
-                <c:pt idx="0">
-                  <c:v>Series2</c:v>
-                </c:pt>
-              </c:strCache>
-            </c:strRef>
-          </c:tx>
-          <c:spPr>
-            <a:ln w="19080">
-              <a:noFill/>
-            </a:ln>
-          </c:spPr>
-          <c:marker>
-            <c:symbol val="circle"/>
-            <c:size val="5"/>
-            <c:spPr>
-              <a:solidFill>
-                <a:srgbClr val="4F81BD"/>
-              </a:solidFill>
-            </c:spPr>
-          </c:marker>
-          <c:dLbls>
-            <c:spPr>
-              <a:noFill/>
-              <a:ln>
-                <a:noFill/>
-              </a:ln>
-              <a:effectLst/>
-            </c:spPr>
-            <c:txPr>
-              <a:bodyPr wrap="square"/>
-              <a:lstStyle/>
-              <a:p>
-                <a:pPr>
-                  <a:defRPr sz="1000" b="0" strike="noStrike" spc="-1">
-                    <a:solidFill>
-                      <a:srgbClr val="000000"/>
-                    </a:solidFill>
-                    <a:latin typeface="Cambria"/>
-                  </a:defRPr>
-                </a:pPr>
-                <a:endParaRPr lang="en-US"/>
-              </a:p>
-            </c:txPr>
-            <c:dLblPos val="r"/>
-            <c:showLegendKey val="0"/>
-            <c:showVal val="0"/>
-            <c:showCatName val="0"/>
-            <c:showSerName val="0"/>
-            <c:showPercent val="0"/>
-            <c:showBubbleSize val="1"/>
-            <c:separator>; </c:separator>
-            <c:showLeaderLines val="0"/>
-            <c:extLst>
-              <c:ext xmlns:c15="http://schemas.microsoft.com/office/drawing/2012/chart" uri="{CE6537A1-D6FC-4f65-9D91-7224C49458BB}">
-                <c15:showLeaderLines val="1"/>
-              </c:ext>
-            </c:extLst>
-          </c:dLbls>
-          <c:trendline>
-            <c:spPr>
-              <a:ln w="19080" cap="rnd">
-                <a:solidFill>
-                  <a:srgbClr val="4F81BD"/>
-                </a:solidFill>
-                <a:prstDash val="sysDot"/>
-                <a:round/>
-              </a:ln>
-            </c:spPr>
-            <c:trendlineType val="linear"/>
-            <c:dispRSqr val="1"/>
-            <c:dispEq val="1"/>
-            <c:trendlineLbl>
-              <c:numFmt formatCode="General" sourceLinked="0"/>
-            </c:trendlineLbl>
-          </c:trendline>
-          <c:xVal>
-            <c:numRef>
-              <c:f>1</c:f>
-              <c:numCache>
-                <c:formatCode>General</c:formatCode>
-                <c:ptCount val="5"/>
-                <c:pt idx="0">
-                  <c:v>38.67</c:v>
-                </c:pt>
-                <c:pt idx="1">
-                  <c:v>54.98</c:v>
-                </c:pt>
-                <c:pt idx="2">
-                  <c:v>24.12</c:v>
-                </c:pt>
-                <c:pt idx="3">
-                  <c:v>22.21</c:v>
-                </c:pt>
-                <c:pt idx="4">
-                  <c:v>44.8</c:v>
-                </c:pt>
-              </c:numCache>
-            </c:numRef>
-          </c:xVal>
-          <c:yVal>
-            <c:numRef>
-              <c:f>0</c:f>
-              <c:numCache>
-                <c:formatCode>General</c:formatCode>
-                <c:ptCount val="5"/>
-                <c:pt idx="0">
-                  <c:v>522.09977733899996</c:v>
-                </c:pt>
-                <c:pt idx="1">
-                  <c:v>838.574834786</c:v>
-                </c:pt>
-                <c:pt idx="2">
-                  <c:v>717.96639345300002</c:v>
-                </c:pt>
-                <c:pt idx="3">
-                  <c:v>368.88756927399999</c:v>
-                </c:pt>
-                <c:pt idx="4">
-                  <c:v>888.28143310200005</c:v>
-                </c:pt>
-              </c:numCache>
-            </c:numRef>
-          </c:yVal>
-          <c:smooth val="0"/>
-          <c:extLst>
-            <c:ext xmlns:c16="http://schemas.microsoft.com/office/drawing/2014/chart" uri="{C3380CC4-5D6E-409C-BE32-E72D297353CC}">
-              <c16:uniqueId val="{00000001-A8AB-A440-B4BE-AA795DAA2897}"/>
-            </c:ext>
-          </c:extLst>
-        </c:ser>
-        <c:dLbls>
-          <c:showLegendKey val="0"/>
-          <c:showVal val="0"/>
-          <c:showCatName val="0"/>
-          <c:showSerName val="0"/>
-          <c:showPercent val="0"/>
-          <c:showBubbleSize val="0"/>
-        </c:dLbls>
-        <c:axId val="85835675"/>
-        <c:axId val="15197743"/>
-      </c:scatterChart>
-      <c:valAx>
-        <c:axId val="85835675"/>
-        <c:scaling>
-          <c:orientation val="minMax"/>
-        </c:scaling>
-        <c:delete val="0"/>
-        <c:axPos val="b"/>
-        <c:majorGridlines>
-          <c:spPr>
-            <a:ln w="9360">
-              <a:solidFill>
-                <a:srgbClr val="D9D9D9"/>
-              </a:solidFill>
-              <a:round/>
-            </a:ln>
-          </c:spPr>
-        </c:majorGridlines>
-        <c:title>
-          <c:tx>
-            <c:rich>
-              <a:bodyPr rot="0"/>
-              <a:lstStyle/>
-              <a:p>
-                <a:pPr>
-                  <a:defRPr lang="en-US" sz="1000" b="0" strike="noStrike" spc="-1">
-                    <a:solidFill>
-                      <a:srgbClr val="595959"/>
-                    </a:solidFill>
-                    <a:latin typeface="Cambria"/>
-                  </a:defRPr>
-                </a:pPr>
-                <a:r>
-                  <a:rPr lang="en-US" sz="1000" b="0" strike="noStrike" spc="-1">
-                    <a:solidFill>
-                      <a:srgbClr val="595959"/>
-                    </a:solidFill>
-                    <a:latin typeface="Cambria"/>
-                  </a:rPr>
-                  <a:t>Modeled erosion (tons/yr)</a:t>
-                </a:r>
-              </a:p>
-            </c:rich>
-          </c:tx>
-          <c:overlay val="0"/>
-          <c:spPr>
-            <a:noFill/>
-            <a:ln w="0">
-              <a:noFill/>
-            </a:ln>
-          </c:spPr>
-        </c:title>
-        <c:numFmt formatCode="0.0" sourceLinked="0"/>
-        <c:majorTickMark val="none"/>
-        <c:minorTickMark val="none"/>
-        <c:tickLblPos val="nextTo"/>
-        <c:spPr>
-          <a:ln w="9360">
-            <a:solidFill>
-              <a:srgbClr val="BFBFBF"/>
-            </a:solidFill>
-            <a:round/>
-          </a:ln>
-        </c:spPr>
-        <c:txPr>
-          <a:bodyPr/>
-          <a:lstStyle/>
-          <a:p>
-            <a:pPr>
-              <a:defRPr sz="900" b="0" strike="noStrike" spc="-1">
-                <a:solidFill>
-                  <a:srgbClr val="595959"/>
-                </a:solidFill>
-                <a:latin typeface="Cambria"/>
-              </a:defRPr>
-            </a:pPr>
-            <a:endParaRPr lang="en-US"/>
-          </a:p>
-        </c:txPr>
-        <c:crossAx val="15197743"/>
-        <c:crosses val="autoZero"/>
-        <c:crossBetween val="midCat"/>
-      </c:valAx>
-      <c:valAx>
-        <c:axId val="15197743"/>
-        <c:scaling>
-          <c:orientation val="minMax"/>
-        </c:scaling>
-        <c:delete val="0"/>
-        <c:axPos val="l"/>
-        <c:majorGridlines>
-          <c:spPr>
-            <a:ln w="9360">
-              <a:solidFill>
-                <a:srgbClr val="D9D9D9"/>
-              </a:solidFill>
-              <a:round/>
-            </a:ln>
-          </c:spPr>
-        </c:majorGridlines>
-        <c:title>
-          <c:tx>
-            <c:rich>
-              <a:bodyPr rot="-5400000"/>
-              <a:lstStyle/>
-              <a:p>
-                <a:pPr>
-                  <a:defRPr lang="en-US" sz="1000" b="0" strike="noStrike" spc="-1">
-                    <a:solidFill>
-                      <a:srgbClr val="595959"/>
-                    </a:solidFill>
-                    <a:latin typeface="Cambria"/>
-                  </a:defRPr>
-                </a:pPr>
-                <a:r>
-                  <a:rPr lang="en-US" sz="1000" b="0" strike="noStrike" spc="-1">
-                    <a:solidFill>
-                      <a:srgbClr val="595959"/>
-                    </a:solidFill>
-                    <a:latin typeface="Cambria"/>
-                  </a:rPr>
-                  <a:t>Mean susceptibility</a:t>
-                </a:r>
-              </a:p>
-            </c:rich>
-          </c:tx>
-          <c:overlay val="0"/>
-          <c:spPr>
-            <a:noFill/>
-            <a:ln w="0">
-              <a:noFill/>
-            </a:ln>
-          </c:spPr>
-        </c:title>
-        <c:numFmt formatCode="#,##0.0" sourceLinked="0"/>
-        <c:majorTickMark val="none"/>
-        <c:minorTickMark val="none"/>
-        <c:tickLblPos val="nextTo"/>
-        <c:spPr>
-          <a:ln w="9360">
-            <a:solidFill>
-              <a:srgbClr val="BFBFBF"/>
-            </a:solidFill>
-            <a:round/>
-          </a:ln>
-        </c:spPr>
-        <c:txPr>
-          <a:bodyPr/>
-          <a:lstStyle/>
-          <a:p>
-            <a:pPr>
-              <a:defRPr sz="900" b="0" strike="noStrike" spc="-1">
-                <a:solidFill>
-                  <a:srgbClr val="595959"/>
-                </a:solidFill>
-                <a:latin typeface="Cambria"/>
-              </a:defRPr>
-            </a:pPr>
-            <a:endParaRPr lang="en-US"/>
-          </a:p>
-        </c:txPr>
-        <c:crossAx val="85835675"/>
-        <c:crosses val="autoZero"/>
-        <c:crossBetween val="midCat"/>
-      </c:valAx>
-      <c:spPr>
-        <a:noFill/>
-        <a:ln w="0">
-          <a:noFill/>
-        </a:ln>
-      </c:spPr>
-    </c:plotArea>
-    <c:plotVisOnly val="1"/>
-    <c:dispBlanksAs val="gap"/>
-    <c:showDLblsOverMax val="1"/>
-  </c:chart>
-  <c:spPr>
-    <a:solidFill>
-      <a:srgbClr val="FFFFFF"/>
-    </a:solidFill>
-    <a:ln w="9360">
-      <a:solidFill>
-        <a:srgbClr val="D9D9D9"/>
-      </a:solidFill>
-      <a:round/>
-    </a:ln>
-  </c:spPr>
-</c:chartSpace>
-</file>
-
-<file path=word/charts/chart11.xml><?xml version="1.0" encoding="utf-8"?>
-<c:chartSpace xmlns:c="http://schemas.openxmlformats.org/drawingml/2006/chart" xmlns:a="http://schemas.openxmlformats.org/drawingml/2006/main" xmlns:r="http://schemas.openxmlformats.org/officeDocument/2006/relationships" xmlns:c16r2="http://schemas.microsoft.com/office/drawing/2015/06/chart">
-  <c:date1904 val="1"/>
-  <c:lang val="en-US"/>
-  <c:roundedCorners val="0"/>
-  <c:style val="2"/>
-  <c:chart>
-    <c:title>
-      <c:tx>
-        <c:rich>
-          <a:bodyPr rot="0"/>
-          <a:lstStyle/>
-          <a:p>
-            <a:pPr>
-              <a:defRPr lang="en-US" sz="1400" b="0" strike="noStrike" spc="-1">
-                <a:solidFill>
-                  <a:srgbClr val="595959"/>
-                </a:solidFill>
-                <a:latin typeface="Cambria"/>
-              </a:defRPr>
-            </a:pPr>
-            <a:r>
-              <a:rPr lang="en-US" sz="1400" b="0" strike="noStrike" spc="-1">
-                <a:solidFill>
-                  <a:srgbClr val="595959"/>
-                </a:solidFill>
-                <a:latin typeface="Cambria"/>
-              </a:rPr>
-              <a:t>Modeled bank erosion vs. # fill terrace cells, ephemeral watersheds</a:t>
-            </a:r>
-          </a:p>
-        </c:rich>
-      </c:tx>
-      <c:overlay val="0"/>
-      <c:spPr>
-        <a:noFill/>
-        <a:ln w="0">
-          <a:noFill/>
-        </a:ln>
-      </c:spPr>
-    </c:title>
-    <c:autoTitleDeleted val="0"/>
-    <c:plotArea>
-      <c:layout/>
-      <c:scatterChart>
-        <c:scatterStyle val="lineMarker"/>
-        <c:varyColors val="0"/>
-        <c:ser>
-          <c:idx val="0"/>
-          <c:order val="0"/>
-          <c:tx>
-            <c:strRef>
-              <c:f>label 1</c:f>
-              <c:strCache>
-                <c:ptCount val="1"/>
-                <c:pt idx="0">
-                  <c:v>Series2</c:v>
-                </c:pt>
-              </c:strCache>
-            </c:strRef>
-          </c:tx>
-          <c:spPr>
-            <a:ln w="19080">
-              <a:noFill/>
-            </a:ln>
-          </c:spPr>
-          <c:marker>
-            <c:symbol val="circle"/>
-            <c:size val="5"/>
-            <c:spPr>
-              <a:solidFill>
-                <a:srgbClr val="4F81BD"/>
-              </a:solidFill>
-            </c:spPr>
-          </c:marker>
-          <c:dLbls>
-            <c:spPr>
-              <a:noFill/>
-              <a:ln>
-                <a:noFill/>
-              </a:ln>
-              <a:effectLst/>
-            </c:spPr>
-            <c:txPr>
-              <a:bodyPr wrap="square"/>
-              <a:lstStyle/>
-              <a:p>
-                <a:pPr>
-                  <a:defRPr sz="1000" b="0" strike="noStrike" spc="-1">
-                    <a:solidFill>
-                      <a:srgbClr val="000000"/>
-                    </a:solidFill>
-                    <a:latin typeface="Cambria"/>
-                  </a:defRPr>
-                </a:pPr>
-                <a:endParaRPr lang="en-US"/>
-              </a:p>
-            </c:txPr>
-            <c:dLblPos val="r"/>
-            <c:showLegendKey val="0"/>
-            <c:showVal val="0"/>
-            <c:showCatName val="0"/>
-            <c:showSerName val="0"/>
-            <c:showPercent val="0"/>
-            <c:showBubbleSize val="1"/>
-            <c:separator>; </c:separator>
-            <c:showLeaderLines val="0"/>
-            <c:extLst>
-              <c:ext xmlns:c15="http://schemas.microsoft.com/office/drawing/2012/chart" uri="{CE6537A1-D6FC-4f65-9D91-7224C49458BB}">
-                <c15:showLeaderLines val="1"/>
-              </c:ext>
-            </c:extLst>
-          </c:dLbls>
-          <c:trendline>
-            <c:spPr>
-              <a:ln w="19080" cap="rnd">
-                <a:solidFill>
-                  <a:srgbClr val="4F81BD"/>
-                </a:solidFill>
-                <a:prstDash val="sysDot"/>
-                <a:round/>
-              </a:ln>
-            </c:spPr>
-            <c:trendlineType val="linear"/>
-            <c:dispRSqr val="1"/>
-            <c:dispEq val="1"/>
-            <c:trendlineLbl>
-              <c:numFmt formatCode="General" sourceLinked="0"/>
-            </c:trendlineLbl>
-          </c:trendline>
-          <c:xVal>
-            <c:numRef>
-              <c:f>1</c:f>
-              <c:numCache>
-                <c:formatCode>General</c:formatCode>
-                <c:ptCount val="5"/>
-                <c:pt idx="0">
-                  <c:v>38.67</c:v>
-                </c:pt>
-                <c:pt idx="1">
-                  <c:v>54.98</c:v>
-                </c:pt>
-                <c:pt idx="2">
-                  <c:v>24.12</c:v>
-                </c:pt>
-                <c:pt idx="3">
-                  <c:v>22.21</c:v>
-                </c:pt>
-                <c:pt idx="4">
-                  <c:v>44.8</c:v>
-                </c:pt>
-              </c:numCache>
-            </c:numRef>
-          </c:xVal>
-          <c:yVal>
-            <c:numRef>
-              <c:f>0</c:f>
-              <c:numCache>
-                <c:formatCode>General</c:formatCode>
-                <c:ptCount val="5"/>
-                <c:pt idx="0">
-                  <c:v>570</c:v>
-                </c:pt>
-                <c:pt idx="1">
-                  <c:v>783</c:v>
-                </c:pt>
-                <c:pt idx="2">
-                  <c:v>350</c:v>
-                </c:pt>
-                <c:pt idx="3">
-                  <c:v>329</c:v>
-                </c:pt>
-                <c:pt idx="4">
-                  <c:v>675</c:v>
-                </c:pt>
-              </c:numCache>
-            </c:numRef>
-          </c:yVal>
-          <c:smooth val="0"/>
-          <c:extLst>
-            <c:ext xmlns:c16="http://schemas.microsoft.com/office/drawing/2014/chart" uri="{C3380CC4-5D6E-409C-BE32-E72D297353CC}">
-              <c16:uniqueId val="{00000001-1AD6-3A46-8537-1D28EC7B2EE0}"/>
-            </c:ext>
-          </c:extLst>
-        </c:ser>
-        <c:dLbls>
-          <c:showLegendKey val="0"/>
-          <c:showVal val="0"/>
-          <c:showCatName val="0"/>
-          <c:showSerName val="0"/>
-          <c:showPercent val="0"/>
-          <c:showBubbleSize val="0"/>
-        </c:dLbls>
-        <c:axId val="85191625"/>
-        <c:axId val="47898225"/>
-      </c:scatterChart>
-      <c:valAx>
-        <c:axId val="85191625"/>
-        <c:scaling>
-          <c:orientation val="minMax"/>
-        </c:scaling>
-        <c:delete val="0"/>
-        <c:axPos val="b"/>
-        <c:majorGridlines>
-          <c:spPr>
-            <a:ln w="9360">
-              <a:solidFill>
-                <a:srgbClr val="D9D9D9"/>
-              </a:solidFill>
-              <a:round/>
-            </a:ln>
-          </c:spPr>
-        </c:majorGridlines>
-        <c:title>
-          <c:tx>
-            <c:rich>
-              <a:bodyPr rot="0"/>
-              <a:lstStyle/>
-              <a:p>
-                <a:pPr>
-                  <a:defRPr lang="en-US" sz="1000" b="0" strike="noStrike" spc="-1">
-                    <a:solidFill>
-                      <a:srgbClr val="595959"/>
-                    </a:solidFill>
-                    <a:latin typeface="Cambria"/>
-                  </a:defRPr>
-                </a:pPr>
-                <a:r>
-                  <a:rPr lang="en-US" sz="1000" b="0" strike="noStrike" spc="-1">
-                    <a:solidFill>
-                      <a:srgbClr val="595959"/>
-                    </a:solidFill>
-                    <a:latin typeface="Cambria"/>
-                  </a:rPr>
-                  <a:t>Modeled erosion (tons/yr)</a:t>
-                </a:r>
-              </a:p>
-            </c:rich>
-          </c:tx>
-          <c:overlay val="0"/>
-          <c:spPr>
-            <a:noFill/>
-            <a:ln w="0">
-              <a:noFill/>
-            </a:ln>
-          </c:spPr>
-        </c:title>
-        <c:numFmt formatCode="0.0" sourceLinked="0"/>
-        <c:majorTickMark val="none"/>
-        <c:minorTickMark val="none"/>
-        <c:tickLblPos val="nextTo"/>
-        <c:spPr>
-          <a:ln w="9360">
-            <a:solidFill>
-              <a:srgbClr val="BFBFBF"/>
-            </a:solidFill>
-            <a:round/>
-          </a:ln>
-        </c:spPr>
-        <c:txPr>
-          <a:bodyPr/>
-          <a:lstStyle/>
-          <a:p>
-            <a:pPr>
-              <a:defRPr sz="900" b="0" strike="noStrike" spc="-1">
-                <a:solidFill>
-                  <a:srgbClr val="595959"/>
-                </a:solidFill>
-                <a:latin typeface="Cambria"/>
-              </a:defRPr>
-            </a:pPr>
-            <a:endParaRPr lang="en-US"/>
-          </a:p>
-        </c:txPr>
-        <c:crossAx val="47898225"/>
-        <c:crosses val="autoZero"/>
-        <c:crossBetween val="midCat"/>
-      </c:valAx>
-      <c:valAx>
-        <c:axId val="47898225"/>
-        <c:scaling>
-          <c:orientation val="minMax"/>
-        </c:scaling>
-        <c:delete val="0"/>
-        <c:axPos val="l"/>
-        <c:majorGridlines>
-          <c:spPr>
-            <a:ln w="9360">
-              <a:solidFill>
-                <a:srgbClr val="D9D9D9"/>
-              </a:solidFill>
-              <a:round/>
-            </a:ln>
-          </c:spPr>
-        </c:majorGridlines>
-        <c:title>
-          <c:tx>
-            <c:rich>
-              <a:bodyPr rot="-5400000"/>
-              <a:lstStyle/>
-              <a:p>
-                <a:pPr>
-                  <a:defRPr lang="en-US" sz="1000" b="0" strike="noStrike" spc="-1">
-                    <a:solidFill>
-                      <a:srgbClr val="595959"/>
-                    </a:solidFill>
-                    <a:latin typeface="Cambria"/>
-                  </a:defRPr>
-                </a:pPr>
-                <a:r>
-                  <a:rPr lang="en-US" sz="1000" b="0" strike="noStrike" spc="-1">
-                    <a:solidFill>
-                      <a:srgbClr val="595959"/>
-                    </a:solidFill>
-                    <a:latin typeface="Cambria"/>
-                  </a:rPr>
-                  <a:t># fill terrace cells</a:t>
-                </a:r>
-              </a:p>
-            </c:rich>
-          </c:tx>
-          <c:overlay val="0"/>
-          <c:spPr>
-            <a:noFill/>
-            <a:ln w="0">
-              <a:noFill/>
-            </a:ln>
-          </c:spPr>
-        </c:title>
-        <c:numFmt formatCode="#,##0" sourceLinked="0"/>
-        <c:majorTickMark val="none"/>
-        <c:minorTickMark val="none"/>
-        <c:tickLblPos val="nextTo"/>
-        <c:spPr>
-          <a:ln w="9360">
-            <a:solidFill>
-              <a:srgbClr val="BFBFBF"/>
-            </a:solidFill>
-            <a:round/>
-          </a:ln>
-        </c:spPr>
-        <c:txPr>
-          <a:bodyPr/>
-          <a:lstStyle/>
-          <a:p>
-            <a:pPr>
-              <a:defRPr sz="900" b="0" strike="noStrike" spc="-1">
-                <a:solidFill>
-                  <a:srgbClr val="595959"/>
-                </a:solidFill>
-                <a:latin typeface="Cambria"/>
-              </a:defRPr>
-            </a:pPr>
-            <a:endParaRPr lang="en-US"/>
-          </a:p>
-        </c:txPr>
-        <c:crossAx val="85191625"/>
-        <c:crosses val="autoZero"/>
-        <c:crossBetween val="midCat"/>
-      </c:valAx>
-      <c:spPr>
-        <a:noFill/>
-        <a:ln w="0">
-          <a:noFill/>
-        </a:ln>
-      </c:spPr>
-    </c:plotArea>
-    <c:plotVisOnly val="1"/>
-    <c:dispBlanksAs val="gap"/>
-    <c:showDLblsOverMax val="1"/>
-  </c:chart>
-  <c:spPr>
-    <a:solidFill>
-      <a:srgbClr val="FFFFFF"/>
-    </a:solidFill>
-    <a:ln w="9360">
-      <a:solidFill>
-        <a:srgbClr val="D9D9D9"/>
-      </a:solidFill>
-      <a:round/>
-    </a:ln>
-  </c:spPr>
-</c:chartSpace>
-</file>
-
-<file path=word/charts/chart12.xml><?xml version="1.0" encoding="utf-8"?>
-<c:chartSpace xmlns:c="http://schemas.openxmlformats.org/drawingml/2006/chart" xmlns:a="http://schemas.openxmlformats.org/drawingml/2006/main" xmlns:r="http://schemas.openxmlformats.org/officeDocument/2006/relationships" xmlns:c16r2="http://schemas.microsoft.com/office/drawing/2015/06/chart">
-  <c:date1904 val="1"/>
-  <c:lang val="en-US"/>
-  <c:roundedCorners val="0"/>
-  <c:style val="2"/>
-  <c:chart>
-    <c:title>
-      <c:tx>
-        <c:rich>
-          <a:bodyPr rot="0"/>
-          <a:lstStyle/>
-          <a:p>
-            <a:pPr>
-              <a:defRPr lang="en-US" sz="1400" b="0" strike="noStrike" spc="-1">
-                <a:solidFill>
-                  <a:srgbClr val="595959"/>
-                </a:solidFill>
-                <a:latin typeface="Cambria"/>
-              </a:defRPr>
-            </a:pPr>
-            <a:r>
-              <a:rPr lang="en-US" sz="1400" b="0" strike="noStrike" spc="-1">
-                <a:solidFill>
-                  <a:srgbClr val="595959"/>
-                </a:solidFill>
-                <a:latin typeface="Cambria"/>
-              </a:rPr>
-              <a:t>Modeled bank erosion vs. # pig disturbance only cells, ephemeral watersheds</a:t>
-            </a:r>
-          </a:p>
-        </c:rich>
-      </c:tx>
-      <c:overlay val="0"/>
-      <c:spPr>
-        <a:noFill/>
-        <a:ln w="0">
-          <a:noFill/>
-        </a:ln>
-      </c:spPr>
-    </c:title>
-    <c:autoTitleDeleted val="0"/>
-    <c:plotArea>
-      <c:layout/>
-      <c:scatterChart>
-        <c:scatterStyle val="lineMarker"/>
-        <c:varyColors val="0"/>
-        <c:ser>
-          <c:idx val="0"/>
-          <c:order val="0"/>
-          <c:tx>
-            <c:strRef>
-              <c:f>label 1</c:f>
-              <c:strCache>
-                <c:ptCount val="1"/>
-                <c:pt idx="0">
-                  <c:v>Series2</c:v>
-                </c:pt>
-              </c:strCache>
-            </c:strRef>
-          </c:tx>
-          <c:spPr>
-            <a:ln w="19080">
-              <a:noFill/>
-            </a:ln>
-          </c:spPr>
-          <c:marker>
-            <c:symbol val="circle"/>
-            <c:size val="5"/>
-            <c:spPr>
-              <a:solidFill>
-                <a:srgbClr val="4F81BD"/>
-              </a:solidFill>
-            </c:spPr>
-          </c:marker>
-          <c:dLbls>
-            <c:spPr>
-              <a:noFill/>
-              <a:ln>
-                <a:noFill/>
-              </a:ln>
-              <a:effectLst/>
-            </c:spPr>
-            <c:txPr>
-              <a:bodyPr wrap="square"/>
-              <a:lstStyle/>
-              <a:p>
-                <a:pPr>
-                  <a:defRPr sz="1000" b="0" strike="noStrike" spc="-1">
-                    <a:solidFill>
-                      <a:srgbClr val="000000"/>
-                    </a:solidFill>
-                    <a:latin typeface="Cambria"/>
-                  </a:defRPr>
-                </a:pPr>
-                <a:endParaRPr lang="en-US"/>
-              </a:p>
-            </c:txPr>
-            <c:dLblPos val="r"/>
-            <c:showLegendKey val="0"/>
-            <c:showVal val="0"/>
-            <c:showCatName val="0"/>
-            <c:showSerName val="0"/>
-            <c:showPercent val="0"/>
-            <c:showBubbleSize val="1"/>
-            <c:separator>; </c:separator>
-            <c:showLeaderLines val="0"/>
-            <c:extLst>
-              <c:ext xmlns:c15="http://schemas.microsoft.com/office/drawing/2012/chart" uri="{CE6537A1-D6FC-4f65-9D91-7224C49458BB}">
-                <c15:showLeaderLines val="1"/>
-              </c:ext>
-            </c:extLst>
-          </c:dLbls>
-          <c:trendline>
-            <c:spPr>
-              <a:ln w="19080" cap="rnd">
-                <a:solidFill>
-                  <a:srgbClr val="4F81BD"/>
-                </a:solidFill>
-                <a:prstDash val="sysDot"/>
-                <a:round/>
-              </a:ln>
-            </c:spPr>
-            <c:trendlineType val="linear"/>
-            <c:dispRSqr val="1"/>
-            <c:dispEq val="1"/>
-            <c:trendlineLbl>
-              <c:numFmt formatCode="General" sourceLinked="0"/>
-            </c:trendlineLbl>
-          </c:trendline>
-          <c:xVal>
-            <c:numRef>
-              <c:f>1</c:f>
-              <c:numCache>
-                <c:formatCode>General</c:formatCode>
-                <c:ptCount val="5"/>
-                <c:pt idx="0">
-                  <c:v>38.67</c:v>
-                </c:pt>
-                <c:pt idx="1">
-                  <c:v>54.98</c:v>
-                </c:pt>
-                <c:pt idx="2">
-                  <c:v>24.12</c:v>
-                </c:pt>
-                <c:pt idx="3">
-                  <c:v>22.21</c:v>
-                </c:pt>
-                <c:pt idx="4">
-                  <c:v>44.8</c:v>
-                </c:pt>
-              </c:numCache>
-            </c:numRef>
-          </c:xVal>
-          <c:yVal>
-            <c:numRef>
-              <c:f>0</c:f>
-              <c:numCache>
-                <c:formatCode>General</c:formatCode>
-                <c:ptCount val="5"/>
-                <c:pt idx="0">
-                  <c:v>1048</c:v>
-                </c:pt>
-                <c:pt idx="1">
-                  <c:v>2455</c:v>
-                </c:pt>
-                <c:pt idx="2">
-                  <c:v>682</c:v>
-                </c:pt>
-                <c:pt idx="3">
-                  <c:v>661</c:v>
-                </c:pt>
-                <c:pt idx="4">
-                  <c:v>1526</c:v>
-                </c:pt>
-              </c:numCache>
-            </c:numRef>
-          </c:yVal>
-          <c:smooth val="0"/>
-          <c:extLst>
-            <c:ext xmlns:c16="http://schemas.microsoft.com/office/drawing/2014/chart" uri="{C3380CC4-5D6E-409C-BE32-E72D297353CC}">
-              <c16:uniqueId val="{00000001-F0D2-044F-9E19-44028CB07B26}"/>
-            </c:ext>
-          </c:extLst>
-        </c:ser>
-        <c:dLbls>
-          <c:showLegendKey val="0"/>
-          <c:showVal val="0"/>
-          <c:showCatName val="0"/>
-          <c:showSerName val="0"/>
-          <c:showPercent val="0"/>
-          <c:showBubbleSize val="0"/>
-        </c:dLbls>
-        <c:axId val="38838221"/>
-        <c:axId val="3595688"/>
-      </c:scatterChart>
-      <c:valAx>
-        <c:axId val="38838221"/>
-        <c:scaling>
-          <c:orientation val="minMax"/>
-        </c:scaling>
-        <c:delete val="0"/>
-        <c:axPos val="b"/>
-        <c:majorGridlines>
-          <c:spPr>
-            <a:ln w="9360">
-              <a:solidFill>
-                <a:srgbClr val="D9D9D9"/>
-              </a:solidFill>
-              <a:round/>
-            </a:ln>
-          </c:spPr>
-        </c:majorGridlines>
-        <c:title>
-          <c:tx>
-            <c:rich>
-              <a:bodyPr rot="0"/>
-              <a:lstStyle/>
-              <a:p>
-                <a:pPr>
-                  <a:defRPr lang="en-US" sz="1000" b="0" strike="noStrike" spc="-1">
-                    <a:solidFill>
-                      <a:srgbClr val="595959"/>
-                    </a:solidFill>
-                    <a:latin typeface="Cambria"/>
-                  </a:defRPr>
-                </a:pPr>
-                <a:r>
-                  <a:rPr lang="en-US" sz="1000" b="0" strike="noStrike" spc="-1">
-                    <a:solidFill>
-                      <a:srgbClr val="595959"/>
-                    </a:solidFill>
-                    <a:latin typeface="Cambria"/>
-                  </a:rPr>
-                  <a:t>Modeled erosion (tons/yr)</a:t>
-                </a:r>
-              </a:p>
-            </c:rich>
-          </c:tx>
-          <c:overlay val="0"/>
-          <c:spPr>
-            <a:noFill/>
-            <a:ln w="0">
-              <a:noFill/>
-            </a:ln>
-          </c:spPr>
-        </c:title>
-        <c:numFmt formatCode="0.0" sourceLinked="0"/>
-        <c:majorTickMark val="none"/>
-        <c:minorTickMark val="none"/>
-        <c:tickLblPos val="nextTo"/>
-        <c:spPr>
-          <a:ln w="9360">
-            <a:solidFill>
-              <a:srgbClr val="BFBFBF"/>
-            </a:solidFill>
-            <a:round/>
-          </a:ln>
-        </c:spPr>
-        <c:txPr>
-          <a:bodyPr/>
-          <a:lstStyle/>
-          <a:p>
-            <a:pPr>
-              <a:defRPr sz="900" b="0" strike="noStrike" spc="-1">
-                <a:solidFill>
-                  <a:srgbClr val="595959"/>
-                </a:solidFill>
-                <a:latin typeface="Cambria"/>
-              </a:defRPr>
-            </a:pPr>
-            <a:endParaRPr lang="en-US"/>
-          </a:p>
-        </c:txPr>
-        <c:crossAx val="3595688"/>
-        <c:crosses val="autoZero"/>
-        <c:crossBetween val="midCat"/>
-      </c:valAx>
-      <c:valAx>
-        <c:axId val="3595688"/>
-        <c:scaling>
-          <c:orientation val="minMax"/>
-        </c:scaling>
-        <c:delete val="0"/>
-        <c:axPos val="l"/>
-        <c:majorGridlines>
-          <c:spPr>
-            <a:ln w="9360">
-              <a:solidFill>
-                <a:srgbClr val="D9D9D9"/>
-              </a:solidFill>
-              <a:round/>
-            </a:ln>
-          </c:spPr>
-        </c:majorGridlines>
-        <c:title>
-          <c:tx>
-            <c:rich>
-              <a:bodyPr rot="-5400000"/>
-              <a:lstStyle/>
-              <a:p>
-                <a:pPr>
-                  <a:defRPr lang="en-US" sz="1000" b="0" strike="noStrike" spc="-1">
-                    <a:solidFill>
-                      <a:srgbClr val="595959"/>
-                    </a:solidFill>
-                    <a:latin typeface="Cambria"/>
-                  </a:defRPr>
-                </a:pPr>
-                <a:r>
-                  <a:rPr lang="en-US" sz="1000" b="0" strike="noStrike" spc="-1">
-                    <a:solidFill>
-                      <a:srgbClr val="595959"/>
-                    </a:solidFill>
-                    <a:latin typeface="Cambria"/>
-                  </a:rPr>
-                  <a:t># pig disturbance cells</a:t>
-                </a:r>
-              </a:p>
-            </c:rich>
-          </c:tx>
-          <c:overlay val="0"/>
-          <c:spPr>
-            <a:noFill/>
-            <a:ln w="0">
-              <a:noFill/>
-            </a:ln>
-          </c:spPr>
-        </c:title>
-        <c:numFmt formatCode="#,##0" sourceLinked="0"/>
-        <c:majorTickMark val="none"/>
-        <c:minorTickMark val="none"/>
-        <c:tickLblPos val="nextTo"/>
-        <c:spPr>
-          <a:ln w="9360">
-            <a:solidFill>
-              <a:srgbClr val="BFBFBF"/>
-            </a:solidFill>
-            <a:round/>
-          </a:ln>
-        </c:spPr>
-        <c:txPr>
-          <a:bodyPr/>
-          <a:lstStyle/>
-          <a:p>
-            <a:pPr>
-              <a:defRPr sz="900" b="0" strike="noStrike" spc="-1">
-                <a:solidFill>
-                  <a:srgbClr val="595959"/>
-                </a:solidFill>
-                <a:latin typeface="Cambria"/>
-              </a:defRPr>
-            </a:pPr>
-            <a:endParaRPr lang="en-US"/>
-          </a:p>
-        </c:txPr>
-        <c:crossAx val="38838221"/>
-        <c:crosses val="autoZero"/>
-        <c:crossBetween val="midCat"/>
-      </c:valAx>
-      <c:spPr>
-        <a:noFill/>
-        <a:ln w="0">
-          <a:noFill/>
-        </a:ln>
-      </c:spPr>
-    </c:plotArea>
-    <c:plotVisOnly val="1"/>
-    <c:dispBlanksAs val="gap"/>
-    <c:showDLblsOverMax val="1"/>
-  </c:chart>
-  <c:spPr>
-    <a:solidFill>
-      <a:srgbClr val="FFFFFF"/>
-    </a:solidFill>
-    <a:ln w="9360">
-      <a:solidFill>
-        <a:srgbClr val="D9D9D9"/>
-      </a:solidFill>
-      <a:round/>
-    </a:ln>
-  </c:spPr>
-</c:chartSpace>
-</file>
-
-<file path=word/charts/chart13.xml><?xml version="1.0" encoding="utf-8"?>
-<c:chartSpace xmlns:c="http://schemas.openxmlformats.org/drawingml/2006/chart" xmlns:a="http://schemas.openxmlformats.org/drawingml/2006/main" xmlns:r="http://schemas.openxmlformats.org/officeDocument/2006/relationships" xmlns:c16r2="http://schemas.microsoft.com/office/drawing/2015/06/chart">
-  <c:date1904 val="1"/>
-  <c:lang val="en-US"/>
-  <c:roundedCorners val="0"/>
-  <c:style val="2"/>
-  <c:chart>
-    <c:title>
-      <c:tx>
-        <c:rich>
-          <a:bodyPr rot="0"/>
-          <a:lstStyle/>
-          <a:p>
-            <a:pPr>
-              <a:defRPr lang="en-US" sz="1400" b="0" strike="noStrike" spc="-1">
-                <a:solidFill>
-                  <a:srgbClr val="595959"/>
-                </a:solidFill>
-                <a:latin typeface="Cambria"/>
-              </a:defRPr>
-            </a:pPr>
-            <a:r>
-              <a:rPr lang="en-US" sz="1400" b="0" strike="noStrike" spc="-1">
-                <a:solidFill>
-                  <a:srgbClr val="595959"/>
-                </a:solidFill>
-                <a:latin typeface="Cambria"/>
-              </a:rPr>
-              <a:t>Modeled bank erosion vs. # road crossing &amp; multiple disturbance cells, perennial-intermittent watersheds</a:t>
-            </a:r>
-          </a:p>
-        </c:rich>
-      </c:tx>
-      <c:overlay val="0"/>
-      <c:spPr>
-        <a:noFill/>
-        <a:ln w="0">
-          <a:noFill/>
-        </a:ln>
-      </c:spPr>
-    </c:title>
-    <c:autoTitleDeleted val="0"/>
-    <c:plotArea>
-      <c:layout/>
-      <c:scatterChart>
-        <c:scatterStyle val="lineMarker"/>
-        <c:varyColors val="0"/>
-        <c:ser>
-          <c:idx val="0"/>
-          <c:order val="0"/>
-          <c:tx>
-            <c:strRef>
-              <c:f>label 1</c:f>
-              <c:strCache>
-                <c:ptCount val="1"/>
-                <c:pt idx="0">
-                  <c:v>Series2</c:v>
-                </c:pt>
-              </c:strCache>
-            </c:strRef>
-          </c:tx>
-          <c:spPr>
-            <a:ln w="19080">
-              <a:noFill/>
-            </a:ln>
-          </c:spPr>
-          <c:marker>
-            <c:symbol val="circle"/>
-            <c:size val="5"/>
-            <c:spPr>
-              <a:solidFill>
-                <a:srgbClr val="4F81BD"/>
-              </a:solidFill>
-            </c:spPr>
-          </c:marker>
-          <c:dLbls>
-            <c:spPr>
-              <a:noFill/>
-              <a:ln>
-                <a:noFill/>
-              </a:ln>
-              <a:effectLst/>
-            </c:spPr>
-            <c:txPr>
-              <a:bodyPr wrap="square"/>
-              <a:lstStyle/>
-              <a:p>
-                <a:pPr>
-                  <a:defRPr sz="1000" b="0" strike="noStrike" spc="-1">
-                    <a:solidFill>
-                      <a:srgbClr val="000000"/>
-                    </a:solidFill>
-                    <a:latin typeface="Cambria"/>
-                  </a:defRPr>
-                </a:pPr>
-                <a:endParaRPr lang="en-US"/>
-              </a:p>
-            </c:txPr>
-            <c:dLblPos val="r"/>
-            <c:showLegendKey val="0"/>
-            <c:showVal val="0"/>
-            <c:showCatName val="0"/>
-            <c:showSerName val="0"/>
-            <c:showPercent val="0"/>
-            <c:showBubbleSize val="1"/>
-            <c:separator>; </c:separator>
-            <c:showLeaderLines val="0"/>
-            <c:extLst>
-              <c:ext xmlns:c15="http://schemas.microsoft.com/office/drawing/2012/chart" uri="{CE6537A1-D6FC-4f65-9D91-7224C49458BB}">
-                <c15:showLeaderLines val="1"/>
-              </c:ext>
-            </c:extLst>
-          </c:dLbls>
-          <c:trendline>
-            <c:spPr>
-              <a:ln w="19080" cap="rnd">
-                <a:solidFill>
-                  <a:srgbClr val="4F81BD"/>
-                </a:solidFill>
-                <a:prstDash val="sysDot"/>
-                <a:round/>
-              </a:ln>
-            </c:spPr>
-            <c:trendlineType val="linear"/>
-            <c:dispRSqr val="1"/>
-            <c:dispEq val="1"/>
-            <c:trendlineLbl>
-              <c:numFmt formatCode="General" sourceLinked="0"/>
-            </c:trendlineLbl>
-          </c:trendline>
-          <c:xVal>
-            <c:numRef>
-              <c:f>1</c:f>
-              <c:numCache>
-                <c:formatCode>General</c:formatCode>
-                <c:ptCount val="5"/>
-                <c:pt idx="0">
-                  <c:v>38.67</c:v>
-                </c:pt>
-                <c:pt idx="1">
-                  <c:v>54.98</c:v>
-                </c:pt>
-                <c:pt idx="2">
-                  <c:v>24.12</c:v>
-                </c:pt>
-                <c:pt idx="3">
-                  <c:v>22.21</c:v>
-                </c:pt>
-                <c:pt idx="4">
-                  <c:v>44.8</c:v>
-                </c:pt>
-              </c:numCache>
-            </c:numRef>
-          </c:xVal>
-          <c:yVal>
-            <c:numRef>
-              <c:f>0</c:f>
-              <c:numCache>
-                <c:formatCode>General</c:formatCode>
-                <c:ptCount val="5"/>
-                <c:pt idx="0">
-                  <c:v>89</c:v>
-                </c:pt>
-                <c:pt idx="1">
-                  <c:v>35</c:v>
-                </c:pt>
-                <c:pt idx="2">
-                  <c:v>31</c:v>
-                </c:pt>
-                <c:pt idx="3">
-                  <c:v>61</c:v>
-                </c:pt>
-                <c:pt idx="4">
-                  <c:v>16</c:v>
-                </c:pt>
-              </c:numCache>
-            </c:numRef>
-          </c:yVal>
-          <c:smooth val="0"/>
-          <c:extLst>
-            <c:ext xmlns:c16="http://schemas.microsoft.com/office/drawing/2014/chart" uri="{C3380CC4-5D6E-409C-BE32-E72D297353CC}">
-              <c16:uniqueId val="{00000001-A7E2-B84D-A668-309377EC6E94}"/>
-            </c:ext>
-          </c:extLst>
-        </c:ser>
-        <c:dLbls>
-          <c:showLegendKey val="0"/>
-          <c:showVal val="0"/>
-          <c:showCatName val="0"/>
-          <c:showSerName val="0"/>
-          <c:showPercent val="0"/>
-          <c:showBubbleSize val="0"/>
-        </c:dLbls>
-        <c:axId val="4534208"/>
-        <c:axId val="13104609"/>
-      </c:scatterChart>
-      <c:valAx>
-        <c:axId val="4534208"/>
-        <c:scaling>
-          <c:orientation val="minMax"/>
-        </c:scaling>
-        <c:delete val="0"/>
-        <c:axPos val="b"/>
-        <c:majorGridlines>
-          <c:spPr>
-            <a:ln w="9360">
-              <a:solidFill>
-                <a:srgbClr val="D9D9D9"/>
-              </a:solidFill>
-              <a:round/>
-            </a:ln>
-          </c:spPr>
-        </c:majorGridlines>
-        <c:title>
-          <c:tx>
-            <c:rich>
-              <a:bodyPr rot="0"/>
-              <a:lstStyle/>
-              <a:p>
-                <a:pPr>
-                  <a:defRPr lang="en-US" sz="1000" b="0" strike="noStrike" spc="-1">
-                    <a:solidFill>
-                      <a:srgbClr val="595959"/>
-                    </a:solidFill>
-                    <a:latin typeface="Cambria"/>
-                  </a:defRPr>
-                </a:pPr>
-                <a:r>
-                  <a:rPr lang="en-US" sz="1000" b="0" strike="noStrike" spc="-1">
-                    <a:solidFill>
-                      <a:srgbClr val="595959"/>
-                    </a:solidFill>
-                    <a:latin typeface="Cambria"/>
-                  </a:rPr>
-                  <a:t>Modeled erosion (tons/yr)</a:t>
-                </a:r>
-              </a:p>
-            </c:rich>
-          </c:tx>
-          <c:overlay val="0"/>
-          <c:spPr>
-            <a:noFill/>
-            <a:ln w="0">
-              <a:noFill/>
-            </a:ln>
-          </c:spPr>
-        </c:title>
-        <c:numFmt formatCode="0.0" sourceLinked="0"/>
-        <c:majorTickMark val="none"/>
-        <c:minorTickMark val="none"/>
-        <c:tickLblPos val="nextTo"/>
-        <c:spPr>
-          <a:ln w="9360">
-            <a:solidFill>
-              <a:srgbClr val="BFBFBF"/>
-            </a:solidFill>
-            <a:round/>
-          </a:ln>
-        </c:spPr>
-        <c:txPr>
-          <a:bodyPr/>
-          <a:lstStyle/>
-          <a:p>
-            <a:pPr>
-              <a:defRPr sz="900" b="0" strike="noStrike" spc="-1">
-                <a:solidFill>
-                  <a:srgbClr val="595959"/>
-                </a:solidFill>
-                <a:latin typeface="Cambria"/>
-              </a:defRPr>
-            </a:pPr>
-            <a:endParaRPr lang="en-US"/>
-          </a:p>
-        </c:txPr>
-        <c:crossAx val="13104609"/>
-        <c:crosses val="autoZero"/>
-        <c:crossBetween val="midCat"/>
-      </c:valAx>
-      <c:valAx>
-        <c:axId val="13104609"/>
-        <c:scaling>
-          <c:orientation val="minMax"/>
-        </c:scaling>
-        <c:delete val="0"/>
-        <c:axPos val="l"/>
-        <c:majorGridlines>
-          <c:spPr>
-            <a:ln w="9360">
-              <a:solidFill>
-                <a:srgbClr val="D9D9D9"/>
-              </a:solidFill>
-              <a:round/>
-            </a:ln>
-          </c:spPr>
-        </c:majorGridlines>
-        <c:title>
-          <c:tx>
-            <c:rich>
-              <a:bodyPr rot="-5400000"/>
-              <a:lstStyle/>
-              <a:p>
-                <a:pPr>
-                  <a:defRPr lang="en-US" sz="1000" b="0" strike="noStrike" spc="-1">
-                    <a:solidFill>
-                      <a:srgbClr val="595959"/>
-                    </a:solidFill>
-                    <a:latin typeface="Cambria"/>
-                  </a:defRPr>
-                </a:pPr>
-                <a:r>
-                  <a:rPr lang="en-US" sz="1000" b="0" strike="noStrike" spc="-1">
-                    <a:solidFill>
-                      <a:srgbClr val="595959"/>
-                    </a:solidFill>
-                    <a:latin typeface="Cambria"/>
-                  </a:rPr>
-                  <a:t># road crossing &amp; multiple disturbance cells</a:t>
-                </a:r>
-              </a:p>
-            </c:rich>
-          </c:tx>
-          <c:overlay val="0"/>
-          <c:spPr>
-            <a:noFill/>
-            <a:ln w="0">
-              <a:noFill/>
-            </a:ln>
-          </c:spPr>
-        </c:title>
-        <c:numFmt formatCode="#,##0" sourceLinked="0"/>
-        <c:majorTickMark val="none"/>
-        <c:minorTickMark val="none"/>
-        <c:tickLblPos val="nextTo"/>
-        <c:spPr>
-          <a:ln w="9360">
-            <a:solidFill>
-              <a:srgbClr val="BFBFBF"/>
-            </a:solidFill>
-            <a:round/>
-          </a:ln>
-        </c:spPr>
-        <c:txPr>
-          <a:bodyPr/>
-          <a:lstStyle/>
-          <a:p>
-            <a:pPr>
-              <a:defRPr sz="900" b="0" strike="noStrike" spc="-1">
-                <a:solidFill>
-                  <a:srgbClr val="595959"/>
-                </a:solidFill>
-                <a:latin typeface="Cambria"/>
-              </a:defRPr>
-            </a:pPr>
-            <a:endParaRPr lang="en-US"/>
-          </a:p>
-        </c:txPr>
-        <c:crossAx val="4534208"/>
-        <c:crosses val="autoZero"/>
-        <c:crossBetween val="midCat"/>
-      </c:valAx>
-      <c:spPr>
-        <a:noFill/>
-        <a:ln w="0">
-          <a:noFill/>
-        </a:ln>
-      </c:spPr>
-    </c:plotArea>
-    <c:plotVisOnly val="1"/>
-    <c:dispBlanksAs val="gap"/>
-    <c:showDLblsOverMax val="1"/>
-  </c:chart>
-  <c:spPr>
-    <a:solidFill>
-      <a:srgbClr val="FFFFFF"/>
-    </a:solidFill>
-    <a:ln w="9360">
-      <a:solidFill>
-        <a:srgbClr val="D9D9D9"/>
-      </a:solidFill>
-      <a:round/>
-    </a:ln>
-  </c:spPr>
-</c:chartSpace>
-</file>
-
-<file path=word/charts/chart14.xml><?xml version="1.0" encoding="utf-8"?>
-<c:chartSpace xmlns:c="http://schemas.openxmlformats.org/drawingml/2006/chart" xmlns:a="http://schemas.openxmlformats.org/drawingml/2006/main" xmlns:r="http://schemas.openxmlformats.org/officeDocument/2006/relationships" xmlns:c16r2="http://schemas.microsoft.com/office/drawing/2015/06/chart">
-  <c:date1904 val="1"/>
-  <c:lang val="en-US"/>
-  <c:roundedCorners val="0"/>
-  <c:style val="2"/>
-  <c:chart>
-    <c:title>
-      <c:tx>
-        <c:rich>
-          <a:bodyPr rot="0"/>
-          <a:lstStyle/>
-          <a:p>
-            <a:pPr>
-              <a:defRPr lang="en-US" sz="1400" b="0" strike="noStrike" spc="-1">
-                <a:solidFill>
-                  <a:srgbClr val="595959"/>
-                </a:solidFill>
-                <a:latin typeface="Cambria"/>
-              </a:defRPr>
-            </a:pPr>
-            <a:r>
-              <a:rPr lang="en-US" sz="1400" b="0" strike="noStrike" spc="-1">
-                <a:solidFill>
-                  <a:srgbClr val="595959"/>
-                </a:solidFill>
-                <a:latin typeface="Cambria"/>
-              </a:rPr>
-              <a:t>Modeled bank erosion vs. watershed area (km2), ephemeral watersheds</a:t>
-            </a:r>
-          </a:p>
-        </c:rich>
-      </c:tx>
-      <c:overlay val="0"/>
-      <c:spPr>
-        <a:noFill/>
-        <a:ln w="0">
-          <a:noFill/>
-        </a:ln>
-      </c:spPr>
-    </c:title>
-    <c:autoTitleDeleted val="0"/>
-    <c:plotArea>
-      <c:layout/>
-      <c:scatterChart>
-        <c:scatterStyle val="lineMarker"/>
-        <c:varyColors val="0"/>
-        <c:ser>
-          <c:idx val="0"/>
-          <c:order val="0"/>
-          <c:tx>
-            <c:strRef>
-              <c:f>label 1</c:f>
-              <c:strCache>
-                <c:ptCount val="1"/>
-                <c:pt idx="0">
-                  <c:v>Series2</c:v>
-                </c:pt>
-              </c:strCache>
-            </c:strRef>
-          </c:tx>
-          <c:spPr>
-            <a:ln w="19080">
-              <a:noFill/>
-            </a:ln>
-          </c:spPr>
-          <c:marker>
-            <c:symbol val="circle"/>
-            <c:size val="5"/>
-            <c:spPr>
-              <a:solidFill>
-                <a:srgbClr val="4F81BD"/>
-              </a:solidFill>
-            </c:spPr>
-          </c:marker>
-          <c:dLbls>
-            <c:spPr>
-              <a:noFill/>
-              <a:ln>
-                <a:noFill/>
-              </a:ln>
-              <a:effectLst/>
-            </c:spPr>
-            <c:txPr>
-              <a:bodyPr wrap="square"/>
-              <a:lstStyle/>
-              <a:p>
-                <a:pPr>
-                  <a:defRPr sz="1000" b="0" strike="noStrike" spc="-1">
-                    <a:solidFill>
-                      <a:srgbClr val="000000"/>
-                    </a:solidFill>
-                    <a:latin typeface="Cambria"/>
-                  </a:defRPr>
-                </a:pPr>
-                <a:endParaRPr lang="en-US"/>
-              </a:p>
-            </c:txPr>
-            <c:dLblPos val="r"/>
-            <c:showLegendKey val="0"/>
-            <c:showVal val="0"/>
-            <c:showCatName val="0"/>
-            <c:showSerName val="0"/>
-            <c:showPercent val="0"/>
-            <c:showBubbleSize val="1"/>
-            <c:separator>; </c:separator>
-            <c:showLeaderLines val="0"/>
-            <c:extLst>
-              <c:ext xmlns:c15="http://schemas.microsoft.com/office/drawing/2012/chart" uri="{CE6537A1-D6FC-4f65-9D91-7224C49458BB}">
-                <c15:showLeaderLines val="1"/>
-              </c:ext>
-            </c:extLst>
-          </c:dLbls>
-          <c:trendline>
-            <c:spPr>
-              <a:ln w="19080" cap="rnd">
-                <a:solidFill>
-                  <a:srgbClr val="4F81BD"/>
-                </a:solidFill>
-                <a:prstDash val="sysDot"/>
-                <a:round/>
-              </a:ln>
-            </c:spPr>
-            <c:trendlineType val="linear"/>
-            <c:dispRSqr val="1"/>
-            <c:dispEq val="1"/>
-            <c:trendlineLbl>
-              <c:numFmt formatCode="General" sourceLinked="0"/>
-            </c:trendlineLbl>
-          </c:trendline>
-          <c:xVal>
-            <c:numRef>
-              <c:f>1</c:f>
-              <c:numCache>
-                <c:formatCode>General</c:formatCode>
-                <c:ptCount val="5"/>
-                <c:pt idx="0">
-                  <c:v>38.67</c:v>
-                </c:pt>
-                <c:pt idx="1">
-                  <c:v>54.98</c:v>
-                </c:pt>
-                <c:pt idx="2">
-                  <c:v>24.12</c:v>
-                </c:pt>
-                <c:pt idx="3">
-                  <c:v>22.21</c:v>
-                </c:pt>
-                <c:pt idx="4">
-                  <c:v>44.8</c:v>
-                </c:pt>
-              </c:numCache>
-            </c:numRef>
-          </c:xVal>
-          <c:yVal>
-            <c:numRef>
-              <c:f>0</c:f>
-              <c:numCache>
-                <c:formatCode>General</c:formatCode>
-                <c:ptCount val="5"/>
-                <c:pt idx="0">
-                  <c:v>5</c:v>
-                </c:pt>
-                <c:pt idx="1">
-                  <c:v>15.18</c:v>
-                </c:pt>
-                <c:pt idx="2">
-                  <c:v>5.94</c:v>
-                </c:pt>
-                <c:pt idx="3">
-                  <c:v>3.35</c:v>
-                </c:pt>
-                <c:pt idx="4">
-                  <c:v>10.29</c:v>
-                </c:pt>
-              </c:numCache>
-            </c:numRef>
-          </c:yVal>
-          <c:smooth val="0"/>
-          <c:extLst>
-            <c:ext xmlns:c16="http://schemas.microsoft.com/office/drawing/2014/chart" uri="{C3380CC4-5D6E-409C-BE32-E72D297353CC}">
-              <c16:uniqueId val="{00000001-6DBB-A741-9837-3A3C9F51D26E}"/>
-            </c:ext>
-          </c:extLst>
-        </c:ser>
-        <c:dLbls>
-          <c:showLegendKey val="0"/>
-          <c:showVal val="0"/>
-          <c:showCatName val="0"/>
-          <c:showSerName val="0"/>
-          <c:showPercent val="0"/>
-          <c:showBubbleSize val="0"/>
-        </c:dLbls>
-        <c:axId val="34332392"/>
-        <c:axId val="57391188"/>
-      </c:scatterChart>
-      <c:valAx>
-        <c:axId val="34332392"/>
-        <c:scaling>
-          <c:orientation val="minMax"/>
-        </c:scaling>
-        <c:delete val="0"/>
-        <c:axPos val="b"/>
-        <c:majorGridlines>
-          <c:spPr>
-            <a:ln w="9360">
-              <a:solidFill>
-                <a:srgbClr val="D9D9D9"/>
-              </a:solidFill>
-              <a:round/>
-            </a:ln>
-          </c:spPr>
-        </c:majorGridlines>
-        <c:title>
-          <c:tx>
-            <c:rich>
-              <a:bodyPr rot="0"/>
-              <a:lstStyle/>
-              <a:p>
-                <a:pPr>
-                  <a:defRPr lang="en-US" sz="1000" b="0" strike="noStrike" spc="-1">
-                    <a:solidFill>
-                      <a:srgbClr val="595959"/>
-                    </a:solidFill>
-                    <a:latin typeface="Cambria"/>
-                  </a:defRPr>
-                </a:pPr>
-                <a:r>
-                  <a:rPr lang="en-US" sz="1000" b="0" strike="noStrike" spc="-1">
-                    <a:solidFill>
-                      <a:srgbClr val="595959"/>
-                    </a:solidFill>
-                    <a:latin typeface="Cambria"/>
-                  </a:rPr>
-                  <a:t>Modeled erosion (tons/yr)</a:t>
-                </a:r>
-              </a:p>
-            </c:rich>
-          </c:tx>
-          <c:overlay val="0"/>
-          <c:spPr>
-            <a:noFill/>
-            <a:ln w="0">
-              <a:noFill/>
-            </a:ln>
-          </c:spPr>
-        </c:title>
-        <c:numFmt formatCode="0.0" sourceLinked="0"/>
-        <c:majorTickMark val="none"/>
-        <c:minorTickMark val="none"/>
-        <c:tickLblPos val="nextTo"/>
-        <c:spPr>
-          <a:ln w="9360">
-            <a:solidFill>
-              <a:srgbClr val="BFBFBF"/>
-            </a:solidFill>
-            <a:round/>
-          </a:ln>
-        </c:spPr>
-        <c:txPr>
-          <a:bodyPr/>
-          <a:lstStyle/>
-          <a:p>
-            <a:pPr>
-              <a:defRPr sz="900" b="0" strike="noStrike" spc="-1">
-                <a:solidFill>
-                  <a:srgbClr val="595959"/>
-                </a:solidFill>
-                <a:latin typeface="Cambria"/>
-              </a:defRPr>
-            </a:pPr>
-            <a:endParaRPr lang="en-US"/>
-          </a:p>
-        </c:txPr>
-        <c:crossAx val="57391188"/>
-        <c:crosses val="autoZero"/>
-        <c:crossBetween val="midCat"/>
-      </c:valAx>
-      <c:valAx>
-        <c:axId val="57391188"/>
-        <c:scaling>
-          <c:orientation val="minMax"/>
-        </c:scaling>
-        <c:delete val="0"/>
-        <c:axPos val="l"/>
-        <c:majorGridlines>
-          <c:spPr>
-            <a:ln w="9360">
-              <a:solidFill>
-                <a:srgbClr val="D9D9D9"/>
-              </a:solidFill>
-              <a:round/>
-            </a:ln>
-          </c:spPr>
-        </c:majorGridlines>
-        <c:title>
-          <c:tx>
-            <c:rich>
-              <a:bodyPr rot="-5400000"/>
-              <a:lstStyle/>
-              <a:p>
-                <a:pPr>
-                  <a:defRPr lang="en-US" sz="1000" b="0" strike="noStrike" spc="-1">
-                    <a:solidFill>
-                      <a:srgbClr val="595959"/>
-                    </a:solidFill>
-                    <a:latin typeface="Cambria"/>
-                  </a:defRPr>
-                </a:pPr>
-                <a:r>
-                  <a:rPr lang="en-US" sz="1000" b="0" strike="noStrike" spc="-1">
-                    <a:solidFill>
-                      <a:srgbClr val="595959"/>
-                    </a:solidFill>
-                    <a:latin typeface="Cambria"/>
-                  </a:rPr>
-                  <a:t>Watershed area (km2)</a:t>
-                </a:r>
-              </a:p>
-            </c:rich>
-          </c:tx>
-          <c:overlay val="0"/>
-          <c:spPr>
-            <a:noFill/>
-            <a:ln w="0">
-              <a:noFill/>
-            </a:ln>
-          </c:spPr>
-        </c:title>
-        <c:numFmt formatCode="0.00" sourceLinked="0"/>
-        <c:majorTickMark val="none"/>
-        <c:minorTickMark val="none"/>
-        <c:tickLblPos val="nextTo"/>
-        <c:spPr>
-          <a:ln w="9360">
-            <a:solidFill>
-              <a:srgbClr val="BFBFBF"/>
-            </a:solidFill>
-            <a:round/>
-          </a:ln>
-        </c:spPr>
-        <c:txPr>
-          <a:bodyPr/>
-          <a:lstStyle/>
-          <a:p>
-            <a:pPr>
-              <a:defRPr sz="900" b="0" strike="noStrike" spc="-1">
-                <a:solidFill>
-                  <a:srgbClr val="595959"/>
-                </a:solidFill>
-                <a:latin typeface="Cambria"/>
-              </a:defRPr>
-            </a:pPr>
-            <a:endParaRPr lang="en-US"/>
-          </a:p>
-        </c:txPr>
-        <c:crossAx val="34332392"/>
-        <c:crosses val="autoZero"/>
-        <c:crossBetween val="midCat"/>
-      </c:valAx>
-      <c:spPr>
-        <a:noFill/>
-        <a:ln w="0">
-          <a:noFill/>
-        </a:ln>
-      </c:spPr>
-    </c:plotArea>
-    <c:plotVisOnly val="1"/>
-    <c:dispBlanksAs val="gap"/>
-    <c:showDLblsOverMax val="1"/>
-  </c:chart>
-  <c:spPr>
-    <a:solidFill>
-      <a:srgbClr val="FFFFFF"/>
-    </a:solidFill>
-    <a:ln w="9360">
-      <a:solidFill>
-        <a:srgbClr val="D9D9D9"/>
-      </a:solidFill>
-      <a:round/>
-    </a:ln>
-  </c:spPr>
-</c:chartSpace>
-</file>
-
-<file path=word/charts/chart15.xml><?xml version="1.0" encoding="utf-8"?>
-<c:chartSpace xmlns:c="http://schemas.openxmlformats.org/drawingml/2006/chart" xmlns:a="http://schemas.openxmlformats.org/drawingml/2006/main" xmlns:r="http://schemas.openxmlformats.org/officeDocument/2006/relationships" xmlns:c16r2="http://schemas.microsoft.com/office/drawing/2015/06/chart">
-  <c:date1904 val="1"/>
-  <c:lang val="en-US"/>
-  <c:roundedCorners val="0"/>
-  <c:style val="2"/>
-  <c:chart>
-    <c:title>
-      <c:tx>
-        <c:rich>
-          <a:bodyPr rot="0"/>
-          <a:lstStyle/>
-          <a:p>
-            <a:pPr>
-              <a:defRPr lang="en-US" sz="1400" b="0" strike="noStrike" spc="-1">
-                <a:solidFill>
-                  <a:srgbClr val="595959"/>
-                </a:solidFill>
-                <a:latin typeface="Cambria"/>
-              </a:defRPr>
-            </a:pPr>
-            <a:r>
-              <a:rPr lang="en-US" sz="1400" b="0" strike="noStrike" spc="-1">
-                <a:solidFill>
-                  <a:srgbClr val="595959"/>
-                </a:solidFill>
-                <a:latin typeface="Cambria"/>
-              </a:rPr>
-              <a:t>Modeled bank erosion vs. mean annual precipitation (mm), ephemeral watersheds</a:t>
-            </a:r>
-          </a:p>
-        </c:rich>
-      </c:tx>
-      <c:overlay val="0"/>
-      <c:spPr>
-        <a:noFill/>
-        <a:ln w="0">
-          <a:noFill/>
-        </a:ln>
-      </c:spPr>
-    </c:title>
-    <c:autoTitleDeleted val="0"/>
-    <c:plotArea>
-      <c:layout/>
-      <c:scatterChart>
-        <c:scatterStyle val="lineMarker"/>
-        <c:varyColors val="0"/>
-        <c:ser>
-          <c:idx val="0"/>
-          <c:order val="0"/>
-          <c:tx>
-            <c:strRef>
-              <c:f>label 1</c:f>
-              <c:strCache>
-                <c:ptCount val="1"/>
-                <c:pt idx="0">
-                  <c:v>Series2</c:v>
-                </c:pt>
-              </c:strCache>
-            </c:strRef>
-          </c:tx>
-          <c:spPr>
-            <a:ln w="19080">
-              <a:noFill/>
-            </a:ln>
-          </c:spPr>
-          <c:marker>
-            <c:symbol val="circle"/>
-            <c:size val="5"/>
-            <c:spPr>
-              <a:solidFill>
-                <a:srgbClr val="4F81BD"/>
-              </a:solidFill>
-            </c:spPr>
-          </c:marker>
-          <c:dLbls>
-            <c:spPr>
-              <a:noFill/>
-              <a:ln>
-                <a:noFill/>
-              </a:ln>
-              <a:effectLst/>
-            </c:spPr>
-            <c:txPr>
-              <a:bodyPr wrap="square"/>
-              <a:lstStyle/>
-              <a:p>
-                <a:pPr>
-                  <a:defRPr sz="1000" b="0" strike="noStrike" spc="-1">
-                    <a:solidFill>
-                      <a:srgbClr val="000000"/>
-                    </a:solidFill>
-                    <a:latin typeface="Cambria"/>
-                  </a:defRPr>
-                </a:pPr>
-                <a:endParaRPr lang="en-US"/>
-              </a:p>
-            </c:txPr>
-            <c:dLblPos val="r"/>
-            <c:showLegendKey val="0"/>
-            <c:showVal val="0"/>
-            <c:showCatName val="0"/>
-            <c:showSerName val="0"/>
-            <c:showPercent val="0"/>
-            <c:showBubbleSize val="1"/>
-            <c:separator>; </c:separator>
-            <c:showLeaderLines val="0"/>
-            <c:extLst>
-              <c:ext xmlns:c15="http://schemas.microsoft.com/office/drawing/2012/chart" uri="{CE6537A1-D6FC-4f65-9D91-7224C49458BB}">
-                <c15:showLeaderLines val="1"/>
-              </c:ext>
-            </c:extLst>
-          </c:dLbls>
-          <c:trendline>
-            <c:spPr>
-              <a:ln w="19080" cap="rnd">
-                <a:solidFill>
-                  <a:srgbClr val="4F81BD"/>
-                </a:solidFill>
-                <a:prstDash val="sysDot"/>
-                <a:round/>
-              </a:ln>
-            </c:spPr>
-            <c:trendlineType val="linear"/>
-            <c:dispRSqr val="1"/>
-            <c:dispEq val="1"/>
-            <c:trendlineLbl>
-              <c:numFmt formatCode="General" sourceLinked="0"/>
-            </c:trendlineLbl>
-          </c:trendline>
-          <c:xVal>
-            <c:numRef>
-              <c:f>1</c:f>
-              <c:numCache>
-                <c:formatCode>General</c:formatCode>
-                <c:ptCount val="5"/>
-                <c:pt idx="0">
-                  <c:v>38.67</c:v>
-                </c:pt>
-                <c:pt idx="1">
-                  <c:v>54.98</c:v>
-                </c:pt>
-                <c:pt idx="2">
-                  <c:v>24.12</c:v>
-                </c:pt>
-                <c:pt idx="3">
-                  <c:v>22.21</c:v>
-                </c:pt>
-                <c:pt idx="4">
-                  <c:v>44.8</c:v>
-                </c:pt>
-              </c:numCache>
-            </c:numRef>
-          </c:xVal>
-          <c:yVal>
-            <c:numRef>
-              <c:f>0</c:f>
-              <c:numCache>
-                <c:formatCode>General</c:formatCode>
-                <c:ptCount val="5"/>
-                <c:pt idx="0">
-                  <c:v>1341.09411765</c:v>
-                </c:pt>
-                <c:pt idx="1">
-                  <c:v>2628.0272373500002</c:v>
-                </c:pt>
-                <c:pt idx="2">
-                  <c:v>1310.5754717</c:v>
-                </c:pt>
-                <c:pt idx="3">
-                  <c:v>780.66666666699996</c:v>
-                </c:pt>
-                <c:pt idx="4">
-                  <c:v>1931.76</c:v>
-                </c:pt>
-              </c:numCache>
-            </c:numRef>
-          </c:yVal>
-          <c:smooth val="0"/>
-          <c:extLst>
-            <c:ext xmlns:c16="http://schemas.microsoft.com/office/drawing/2014/chart" uri="{C3380CC4-5D6E-409C-BE32-E72D297353CC}">
-              <c16:uniqueId val="{00000001-73B7-4E4F-B3FC-26977DF56D1B}"/>
-            </c:ext>
-          </c:extLst>
-        </c:ser>
-        <c:dLbls>
-          <c:showLegendKey val="0"/>
-          <c:showVal val="0"/>
-          <c:showCatName val="0"/>
-          <c:showSerName val="0"/>
-          <c:showPercent val="0"/>
-          <c:showBubbleSize val="0"/>
-        </c:dLbls>
-        <c:axId val="26553948"/>
-        <c:axId val="90602535"/>
-      </c:scatterChart>
-      <c:valAx>
-        <c:axId val="26553948"/>
-        <c:scaling>
-          <c:orientation val="minMax"/>
-        </c:scaling>
-        <c:delete val="0"/>
-        <c:axPos val="b"/>
-        <c:majorGridlines>
-          <c:spPr>
-            <a:ln w="9360">
-              <a:solidFill>
-                <a:srgbClr val="D9D9D9"/>
-              </a:solidFill>
-              <a:round/>
-            </a:ln>
-          </c:spPr>
-        </c:majorGridlines>
-        <c:title>
-          <c:tx>
-            <c:rich>
-              <a:bodyPr rot="0"/>
-              <a:lstStyle/>
-              <a:p>
-                <a:pPr>
-                  <a:defRPr lang="en-US" sz="1000" b="0" strike="noStrike" spc="-1">
-                    <a:solidFill>
-                      <a:srgbClr val="595959"/>
-                    </a:solidFill>
-                    <a:latin typeface="Cambria"/>
-                  </a:defRPr>
-                </a:pPr>
-                <a:r>
-                  <a:rPr lang="en-US" sz="1000" b="0" strike="noStrike" spc="-1">
-                    <a:solidFill>
-                      <a:srgbClr val="595959"/>
-                    </a:solidFill>
-                    <a:latin typeface="Cambria"/>
-                  </a:rPr>
-                  <a:t>Modeled erosion (tons/yr)</a:t>
-                </a:r>
-              </a:p>
-            </c:rich>
-          </c:tx>
-          <c:overlay val="0"/>
-          <c:spPr>
-            <a:noFill/>
-            <a:ln w="0">
-              <a:noFill/>
-            </a:ln>
-          </c:spPr>
-        </c:title>
-        <c:numFmt formatCode="0.0" sourceLinked="0"/>
-        <c:majorTickMark val="none"/>
-        <c:minorTickMark val="none"/>
-        <c:tickLblPos val="nextTo"/>
-        <c:spPr>
-          <a:ln w="9360">
-            <a:solidFill>
-              <a:srgbClr val="BFBFBF"/>
-            </a:solidFill>
-            <a:round/>
-          </a:ln>
-        </c:spPr>
-        <c:txPr>
-          <a:bodyPr/>
-          <a:lstStyle/>
-          <a:p>
-            <a:pPr>
-              <a:defRPr sz="900" b="0" strike="noStrike" spc="-1">
-                <a:solidFill>
-                  <a:srgbClr val="595959"/>
-                </a:solidFill>
-                <a:latin typeface="Cambria"/>
-              </a:defRPr>
-            </a:pPr>
-            <a:endParaRPr lang="en-US"/>
-          </a:p>
-        </c:txPr>
-        <c:crossAx val="90602535"/>
-        <c:crosses val="autoZero"/>
-        <c:crossBetween val="midCat"/>
-      </c:valAx>
-      <c:valAx>
-        <c:axId val="90602535"/>
-        <c:scaling>
-          <c:orientation val="minMax"/>
-        </c:scaling>
-        <c:delete val="0"/>
-        <c:axPos val="l"/>
-        <c:majorGridlines>
-          <c:spPr>
-            <a:ln w="9360">
-              <a:solidFill>
-                <a:srgbClr val="D9D9D9"/>
-              </a:solidFill>
-              <a:round/>
-            </a:ln>
-          </c:spPr>
-        </c:majorGridlines>
-        <c:title>
-          <c:tx>
-            <c:rich>
-              <a:bodyPr rot="-5400000"/>
-              <a:lstStyle/>
-              <a:p>
-                <a:pPr>
-                  <a:defRPr lang="en-US" sz="1000" b="0" strike="noStrike" spc="-1">
-                    <a:solidFill>
-                      <a:srgbClr val="595959"/>
-                    </a:solidFill>
-                    <a:latin typeface="Cambria"/>
-                  </a:defRPr>
-                </a:pPr>
-                <a:r>
-                  <a:rPr lang="en-US" sz="1000" b="0" strike="noStrike" spc="-1">
-                    <a:solidFill>
-                      <a:srgbClr val="595959"/>
-                    </a:solidFill>
-                    <a:latin typeface="Cambria"/>
-                  </a:rPr>
-                  <a:t>Mean annual precipitation</a:t>
-                </a:r>
-              </a:p>
-            </c:rich>
-          </c:tx>
-          <c:overlay val="0"/>
-          <c:spPr>
-            <a:noFill/>
-            <a:ln w="0">
-              <a:noFill/>
-            </a:ln>
-          </c:spPr>
-        </c:title>
-        <c:numFmt formatCode="#,##0" sourceLinked="0"/>
-        <c:majorTickMark val="none"/>
-        <c:minorTickMark val="none"/>
-        <c:tickLblPos val="nextTo"/>
-        <c:spPr>
-          <a:ln w="9360">
-            <a:solidFill>
-              <a:srgbClr val="BFBFBF"/>
-            </a:solidFill>
-            <a:round/>
-          </a:ln>
-        </c:spPr>
-        <c:txPr>
-          <a:bodyPr/>
-          <a:lstStyle/>
-          <a:p>
-            <a:pPr>
-              <a:defRPr sz="900" b="0" strike="noStrike" spc="-1">
-                <a:solidFill>
-                  <a:srgbClr val="595959"/>
-                </a:solidFill>
-                <a:latin typeface="Cambria"/>
-              </a:defRPr>
-            </a:pPr>
-            <a:endParaRPr lang="en-US"/>
-          </a:p>
-        </c:txPr>
-        <c:crossAx val="26553948"/>
-        <c:crosses val="autoZero"/>
-        <c:crossBetween val="midCat"/>
-      </c:valAx>
-      <c:spPr>
-        <a:noFill/>
-        <a:ln w="0">
-          <a:noFill/>
-        </a:ln>
-      </c:spPr>
-    </c:plotArea>
-    <c:plotVisOnly val="1"/>
-    <c:dispBlanksAs val="gap"/>
-    <c:showDLblsOverMax val="1"/>
-  </c:chart>
-  <c:spPr>
-    <a:solidFill>
-      <a:srgbClr val="FFFFFF"/>
-    </a:solidFill>
-    <a:ln w="9360">
-      <a:solidFill>
-        <a:srgbClr val="D9D9D9"/>
-      </a:solidFill>
-      <a:round/>
-    </a:ln>
-  </c:spPr>
-</c:chartSpace>
-</file>
-
-<file path=word/charts/chart16.xml><?xml version="1.0" encoding="utf-8"?>
-<c:chartSpace xmlns:c="http://schemas.openxmlformats.org/drawingml/2006/chart" xmlns:a="http://schemas.openxmlformats.org/drawingml/2006/main" xmlns:r="http://schemas.openxmlformats.org/officeDocument/2006/relationships" xmlns:c16r2="http://schemas.microsoft.com/office/drawing/2015/06/chart">
-  <c:date1904 val="1"/>
-  <c:lang val="en-US"/>
-  <c:roundedCorners val="0"/>
-  <c:style val="2"/>
-  <c:chart>
-    <c:title>
-      <c:tx>
-        <c:rich>
-          <a:bodyPr rot="0"/>
-          <a:lstStyle/>
-          <a:p>
-            <a:pPr>
-              <a:defRPr lang="en-US" sz="1400" b="0" strike="noStrike" spc="-1">
-                <a:solidFill>
-                  <a:srgbClr val="595959"/>
-                </a:solidFill>
-                <a:latin typeface="Cambria"/>
-              </a:defRPr>
-            </a:pPr>
-            <a:r>
-              <a:rPr lang="en-US" sz="1400" b="0" strike="noStrike" spc="-1">
-                <a:solidFill>
-                  <a:srgbClr val="595959"/>
-                </a:solidFill>
-                <a:latin typeface="Cambria"/>
-              </a:rPr>
-              <a:t>Modeled bank erosion vs. total annual precipitation (mm), ephemeral watersheds</a:t>
-            </a:r>
-          </a:p>
-        </c:rich>
-      </c:tx>
-      <c:overlay val="0"/>
-      <c:spPr>
-        <a:noFill/>
-        <a:ln w="0">
-          <a:noFill/>
-        </a:ln>
-      </c:spPr>
-    </c:title>
-    <c:autoTitleDeleted val="0"/>
-    <c:plotArea>
-      <c:layout/>
-      <c:scatterChart>
-        <c:scatterStyle val="lineMarker"/>
-        <c:varyColors val="0"/>
-        <c:ser>
-          <c:idx val="0"/>
-          <c:order val="0"/>
-          <c:tx>
-            <c:strRef>
-              <c:f>label 1</c:f>
-              <c:strCache>
-                <c:ptCount val="1"/>
-                <c:pt idx="0">
-                  <c:v>Series2</c:v>
-                </c:pt>
-              </c:strCache>
-            </c:strRef>
-          </c:tx>
-          <c:spPr>
-            <a:ln w="19080">
-              <a:noFill/>
-            </a:ln>
-          </c:spPr>
-          <c:marker>
-            <c:symbol val="circle"/>
-            <c:size val="5"/>
-            <c:spPr>
-              <a:solidFill>
-                <a:srgbClr val="4F81BD"/>
-              </a:solidFill>
-            </c:spPr>
-          </c:marker>
-          <c:dLbls>
-            <c:spPr>
-              <a:noFill/>
-              <a:ln>
-                <a:noFill/>
-              </a:ln>
-              <a:effectLst/>
-            </c:spPr>
-            <c:txPr>
-              <a:bodyPr wrap="square"/>
-              <a:lstStyle/>
-              <a:p>
-                <a:pPr>
-                  <a:defRPr sz="1000" b="0" strike="noStrike" spc="-1">
-                    <a:solidFill>
-                      <a:srgbClr val="000000"/>
-                    </a:solidFill>
-                    <a:latin typeface="Cambria"/>
-                  </a:defRPr>
-                </a:pPr>
-                <a:endParaRPr lang="en-US"/>
-              </a:p>
-            </c:txPr>
-            <c:dLblPos val="r"/>
-            <c:showLegendKey val="0"/>
-            <c:showVal val="0"/>
-            <c:showCatName val="0"/>
-            <c:showSerName val="0"/>
-            <c:showPercent val="0"/>
-            <c:showBubbleSize val="1"/>
-            <c:separator>; </c:separator>
-            <c:showLeaderLines val="0"/>
-            <c:extLst>
-              <c:ext xmlns:c15="http://schemas.microsoft.com/office/drawing/2012/chart" uri="{CE6537A1-D6FC-4f65-9D91-7224C49458BB}">
-                <c15:showLeaderLines val="1"/>
-              </c:ext>
-            </c:extLst>
-          </c:dLbls>
-          <c:trendline>
-            <c:spPr>
-              <a:ln w="19080" cap="rnd">
-                <a:solidFill>
-                  <a:srgbClr val="4F81BD"/>
-                </a:solidFill>
-                <a:prstDash val="sysDot"/>
-                <a:round/>
-              </a:ln>
-            </c:spPr>
-            <c:trendlineType val="linear"/>
-            <c:dispRSqr val="1"/>
-            <c:dispEq val="1"/>
-            <c:trendlineLbl>
-              <c:numFmt formatCode="General" sourceLinked="0"/>
-            </c:trendlineLbl>
-          </c:trendline>
-          <c:xVal>
-            <c:numRef>
-              <c:f>1</c:f>
-              <c:numCache>
-                <c:formatCode>General</c:formatCode>
-                <c:ptCount val="5"/>
-                <c:pt idx="0">
-                  <c:v>38.67</c:v>
-                </c:pt>
-                <c:pt idx="1">
-                  <c:v>54.98</c:v>
-                </c:pt>
-                <c:pt idx="2">
-                  <c:v>24.12</c:v>
-                </c:pt>
-                <c:pt idx="3">
-                  <c:v>22.21</c:v>
-                </c:pt>
-                <c:pt idx="4">
-                  <c:v>44.8</c:v>
-                </c:pt>
-              </c:numCache>
-            </c:numRef>
-          </c:xVal>
-          <c:yVal>
-            <c:numRef>
-              <c:f>0</c:f>
-              <c:numCache>
-                <c:formatCode>General</c:formatCode>
-                <c:ptCount val="5"/>
-                <c:pt idx="0">
-                  <c:v>113993</c:v>
-                </c:pt>
-                <c:pt idx="1">
-                  <c:v>675403</c:v>
-                </c:pt>
-                <c:pt idx="2">
-                  <c:v>138921</c:v>
-                </c:pt>
-                <c:pt idx="3">
-                  <c:v>42156</c:v>
-                </c:pt>
-                <c:pt idx="4">
-                  <c:v>338058</c:v>
-                </c:pt>
-              </c:numCache>
-            </c:numRef>
-          </c:yVal>
-          <c:smooth val="0"/>
-          <c:extLst>
-            <c:ext xmlns:c16="http://schemas.microsoft.com/office/drawing/2014/chart" uri="{C3380CC4-5D6E-409C-BE32-E72D297353CC}">
-              <c16:uniqueId val="{00000001-3901-364C-A326-3EC8E3A98EBB}"/>
-            </c:ext>
-          </c:extLst>
-        </c:ser>
-        <c:dLbls>
-          <c:showLegendKey val="0"/>
-          <c:showVal val="0"/>
-          <c:showCatName val="0"/>
-          <c:showSerName val="0"/>
-          <c:showPercent val="0"/>
-          <c:showBubbleSize val="0"/>
-        </c:dLbls>
-        <c:axId val="65292376"/>
-        <c:axId val="58187864"/>
-      </c:scatterChart>
-      <c:valAx>
-        <c:axId val="65292376"/>
-        <c:scaling>
-          <c:orientation val="minMax"/>
-        </c:scaling>
-        <c:delete val="0"/>
-        <c:axPos val="b"/>
-        <c:majorGridlines>
-          <c:spPr>
-            <a:ln w="9360">
-              <a:solidFill>
-                <a:srgbClr val="D9D9D9"/>
-              </a:solidFill>
-              <a:round/>
-            </a:ln>
-          </c:spPr>
-        </c:majorGridlines>
-        <c:title>
-          <c:tx>
-            <c:rich>
-              <a:bodyPr rot="0"/>
-              <a:lstStyle/>
-              <a:p>
-                <a:pPr>
-                  <a:defRPr lang="en-US" sz="1000" b="0" strike="noStrike" spc="-1">
-                    <a:solidFill>
-                      <a:srgbClr val="595959"/>
-                    </a:solidFill>
-                    <a:latin typeface="Cambria"/>
-                  </a:defRPr>
-                </a:pPr>
-                <a:r>
-                  <a:rPr lang="en-US" sz="1000" b="0" strike="noStrike" spc="-1">
-                    <a:solidFill>
-                      <a:srgbClr val="595959"/>
-                    </a:solidFill>
-                    <a:latin typeface="Cambria"/>
-                  </a:rPr>
-                  <a:t>Modeled erosion (tons/yr)</a:t>
-                </a:r>
-              </a:p>
-            </c:rich>
-          </c:tx>
-          <c:overlay val="0"/>
-          <c:spPr>
-            <a:noFill/>
-            <a:ln w="0">
-              <a:noFill/>
-            </a:ln>
-          </c:spPr>
-        </c:title>
-        <c:numFmt formatCode="0.0" sourceLinked="0"/>
-        <c:majorTickMark val="none"/>
-        <c:minorTickMark val="none"/>
-        <c:tickLblPos val="nextTo"/>
-        <c:spPr>
-          <a:ln w="9360">
-            <a:solidFill>
-              <a:srgbClr val="BFBFBF"/>
-            </a:solidFill>
-            <a:round/>
-          </a:ln>
-        </c:spPr>
-        <c:txPr>
-          <a:bodyPr/>
-          <a:lstStyle/>
-          <a:p>
-            <a:pPr>
-              <a:defRPr sz="900" b="0" strike="noStrike" spc="-1">
-                <a:solidFill>
-                  <a:srgbClr val="595959"/>
-                </a:solidFill>
-                <a:latin typeface="Cambria"/>
-              </a:defRPr>
-            </a:pPr>
-            <a:endParaRPr lang="en-US"/>
-          </a:p>
-        </c:txPr>
-        <c:crossAx val="58187864"/>
-        <c:crosses val="autoZero"/>
-        <c:crossBetween val="midCat"/>
-      </c:valAx>
-      <c:valAx>
-        <c:axId val="58187864"/>
-        <c:scaling>
-          <c:orientation val="minMax"/>
-        </c:scaling>
-        <c:delete val="0"/>
-        <c:axPos val="l"/>
-        <c:majorGridlines>
-          <c:spPr>
-            <a:ln w="9360">
-              <a:solidFill>
-                <a:srgbClr val="D9D9D9"/>
-              </a:solidFill>
-              <a:round/>
-            </a:ln>
-          </c:spPr>
-        </c:majorGridlines>
-        <c:title>
-          <c:tx>
-            <c:rich>
-              <a:bodyPr rot="-5400000"/>
-              <a:lstStyle/>
-              <a:p>
-                <a:pPr>
-                  <a:defRPr lang="en-US" sz="1000" b="0" strike="noStrike" spc="-1">
-                    <a:solidFill>
-                      <a:srgbClr val="595959"/>
-                    </a:solidFill>
-                    <a:latin typeface="Cambria"/>
-                  </a:defRPr>
-                </a:pPr>
-                <a:r>
-                  <a:rPr lang="en-US" sz="1000" b="0" strike="noStrike" spc="-1">
-                    <a:solidFill>
-                      <a:srgbClr val="595959"/>
-                    </a:solidFill>
-                    <a:latin typeface="Cambria"/>
-                  </a:rPr>
-                  <a:t>Total annual precipitation</a:t>
-                </a:r>
-              </a:p>
-            </c:rich>
-          </c:tx>
-          <c:overlay val="0"/>
-          <c:spPr>
-            <a:noFill/>
-            <a:ln w="0">
-              <a:noFill/>
-            </a:ln>
-          </c:spPr>
-        </c:title>
-        <c:numFmt formatCode="#,##0" sourceLinked="0"/>
-        <c:majorTickMark val="none"/>
-        <c:minorTickMark val="none"/>
-        <c:tickLblPos val="nextTo"/>
-        <c:spPr>
-          <a:ln w="9360">
-            <a:solidFill>
-              <a:srgbClr val="BFBFBF"/>
-            </a:solidFill>
-            <a:round/>
-          </a:ln>
-        </c:spPr>
-        <c:txPr>
-          <a:bodyPr/>
-          <a:lstStyle/>
-          <a:p>
-            <a:pPr>
-              <a:defRPr sz="900" b="0" strike="noStrike" spc="-1">
-                <a:solidFill>
-                  <a:srgbClr val="595959"/>
-                </a:solidFill>
-                <a:latin typeface="Cambria"/>
-              </a:defRPr>
-            </a:pPr>
-            <a:endParaRPr lang="en-US"/>
-          </a:p>
-        </c:txPr>
-        <c:crossAx val="65292376"/>
-        <c:crosses val="autoZero"/>
-        <c:crossBetween val="midCat"/>
-      </c:valAx>
-      <c:spPr>
-        <a:noFill/>
-        <a:ln w="0">
-          <a:noFill/>
-        </a:ln>
-      </c:spPr>
-    </c:plotArea>
-    <c:plotVisOnly val="1"/>
-    <c:dispBlanksAs val="gap"/>
-    <c:showDLblsOverMax val="1"/>
-  </c:chart>
-  <c:spPr>
-    <a:solidFill>
-      <a:srgbClr val="FFFFFF"/>
-    </a:solidFill>
-    <a:ln w="9360">
-      <a:solidFill>
-        <a:srgbClr val="D9D9D9"/>
-      </a:solidFill>
-      <a:round/>
-    </a:ln>
-  </c:spPr>
-</c:chartSpace>
-</file>
-
-<file path=word/charts/chart2.xml><?xml version="1.0" encoding="utf-8"?>
-<c:chartSpace xmlns:c="http://schemas.openxmlformats.org/drawingml/2006/chart" xmlns:a="http://schemas.openxmlformats.org/drawingml/2006/main" xmlns:r="http://schemas.openxmlformats.org/officeDocument/2006/relationships" xmlns:c16r2="http://schemas.microsoft.com/office/drawing/2015/06/chart">
-  <c:date1904 val="1"/>
-  <c:lang val="en-US"/>
-  <c:roundedCorners val="0"/>
-  <c:style val="2"/>
-  <c:chart>
-    <c:title>
-      <c:tx>
-        <c:rich>
-          <a:bodyPr rot="0"/>
-          <a:lstStyle/>
-          <a:p>
-            <a:pPr>
-              <a:defRPr lang="en-US" sz="1400" b="0" strike="noStrike" spc="-1">
-                <a:solidFill>
-                  <a:srgbClr val="000000"/>
-                </a:solidFill>
-                <a:latin typeface="Cambria"/>
-              </a:defRPr>
-            </a:pPr>
-            <a:r>
-              <a:rPr lang="en-US" sz="1400" b="0" strike="noStrike" spc="-1">
-                <a:solidFill>
-                  <a:srgbClr val="000000"/>
-                </a:solidFill>
-                <a:latin typeface="Cambria"/>
-              </a:rPr>
-              <a:t>Perennial-Intermittent subwatershed calibration curve</a:t>
-            </a:r>
-          </a:p>
-        </c:rich>
-      </c:tx>
-      <c:overlay val="0"/>
-      <c:spPr>
-        <a:noFill/>
-        <a:ln w="0">
-          <a:noFill/>
-        </a:ln>
-      </c:spPr>
-    </c:title>
-    <c:autoTitleDeleted val="0"/>
-    <c:plotArea>
-      <c:layout/>
-      <c:scatterChart>
-        <c:scatterStyle val="lineMarker"/>
-        <c:varyColors val="0"/>
-        <c:ser>
-          <c:idx val="0"/>
-          <c:order val="0"/>
-          <c:tx>
-            <c:strRef>
-              <c:f>label 1</c:f>
-              <c:strCache>
-                <c:ptCount val="1"/>
-                <c:pt idx="0">
-                  <c:v>Series2</c:v>
-                </c:pt>
-              </c:strCache>
-            </c:strRef>
-          </c:tx>
-          <c:spPr>
-            <a:ln w="19080">
-              <a:noFill/>
-            </a:ln>
-          </c:spPr>
-          <c:dLbls>
-            <c:spPr>
-              <a:noFill/>
-              <a:ln>
-                <a:noFill/>
-              </a:ln>
-              <a:effectLst/>
-            </c:spPr>
-            <c:txPr>
-              <a:bodyPr wrap="square"/>
-              <a:lstStyle/>
-              <a:p>
-                <a:pPr>
-                  <a:defRPr sz="1000" b="0" strike="noStrike" spc="-1">
-                    <a:solidFill>
-                      <a:srgbClr val="000000"/>
-                    </a:solidFill>
-                    <a:latin typeface="Cambria"/>
-                  </a:defRPr>
-                </a:pPr>
-                <a:endParaRPr lang="en-US"/>
-              </a:p>
-            </c:txPr>
-            <c:dLblPos val="r"/>
-            <c:showLegendKey val="0"/>
-            <c:showVal val="0"/>
-            <c:showCatName val="0"/>
-            <c:showSerName val="0"/>
-            <c:showPercent val="0"/>
-            <c:showBubbleSize val="1"/>
-            <c:separator>; </c:separator>
-            <c:showLeaderLines val="0"/>
-            <c:extLst>
-              <c:ext xmlns:c15="http://schemas.microsoft.com/office/drawing/2012/chart" uri="{CE6537A1-D6FC-4f65-9D91-7224C49458BB}">
-                <c15:showLeaderLines val="1"/>
-              </c:ext>
-            </c:extLst>
-          </c:dLbls>
-          <c:trendline>
-            <c:spPr>
-              <a:ln w="9360">
-                <a:solidFill>
-                  <a:srgbClr val="000000"/>
-                </a:solidFill>
-                <a:round/>
-              </a:ln>
-            </c:spPr>
-            <c:trendlineType val="linear"/>
-            <c:dispRSqr val="1"/>
-            <c:dispEq val="1"/>
-            <c:trendlineLbl>
-              <c:numFmt formatCode="General" sourceLinked="0"/>
-            </c:trendlineLbl>
-          </c:trendline>
-          <c:xVal>
-            <c:numRef>
-              <c:f>1</c:f>
-              <c:numCache>
-                <c:formatCode>General</c:formatCode>
-                <c:ptCount val="7"/>
-                <c:pt idx="0">
-                  <c:v>91.394940000000005</c:v>
-                </c:pt>
-                <c:pt idx="1">
-                  <c:v>23.258507999999999</c:v>
-                </c:pt>
-                <c:pt idx="2">
-                  <c:v>45.873828000000003</c:v>
-                </c:pt>
-                <c:pt idx="3">
-                  <c:v>44.898671999999998</c:v>
-                </c:pt>
-                <c:pt idx="4">
-                  <c:v>55.677258000000002</c:v>
-                </c:pt>
-                <c:pt idx="5">
-                  <c:v>62.046894000000002</c:v>
-                </c:pt>
-                <c:pt idx="6">
-                  <c:v>285</c:v>
-                </c:pt>
-              </c:numCache>
-            </c:numRef>
-          </c:xVal>
-          <c:yVal>
-            <c:numRef>
-              <c:f>0</c:f>
-              <c:numCache>
-                <c:formatCode>General</c:formatCode>
-                <c:ptCount val="7"/>
-                <c:pt idx="0">
-                  <c:v>159.9</c:v>
-                </c:pt>
-                <c:pt idx="1">
-                  <c:v>24.7</c:v>
-                </c:pt>
-                <c:pt idx="2">
-                  <c:v>43.7</c:v>
-                </c:pt>
-                <c:pt idx="3">
-                  <c:v>38.700000000000003</c:v>
-                </c:pt>
-                <c:pt idx="4">
-                  <c:v>49.6</c:v>
-                </c:pt>
-                <c:pt idx="5">
-                  <c:v>75.3</c:v>
-                </c:pt>
-                <c:pt idx="6">
-                  <c:v>205.5</c:v>
-                </c:pt>
-              </c:numCache>
-            </c:numRef>
-          </c:yVal>
-          <c:smooth val="0"/>
-          <c:extLst>
-            <c:ext xmlns:c16="http://schemas.microsoft.com/office/drawing/2014/chart" uri="{C3380CC4-5D6E-409C-BE32-E72D297353CC}">
-              <c16:uniqueId val="{00000001-8061-7047-988A-724850E97BE5}"/>
-            </c:ext>
-          </c:extLst>
-        </c:ser>
-        <c:dLbls>
-          <c:showLegendKey val="0"/>
-          <c:showVal val="0"/>
-          <c:showCatName val="0"/>
-          <c:showSerName val="0"/>
-          <c:showPercent val="0"/>
-          <c:showBubbleSize val="0"/>
-        </c:dLbls>
-        <c:axId val="28432893"/>
-        <c:axId val="370972"/>
-      </c:scatterChart>
-      <c:valAx>
-        <c:axId val="28432893"/>
-        <c:scaling>
-          <c:orientation val="minMax"/>
-        </c:scaling>
-        <c:delete val="0"/>
-        <c:axPos val="b"/>
-        <c:title>
-          <c:tx>
-            <c:rich>
-              <a:bodyPr rot="0"/>
-              <a:lstStyle/>
-              <a:p>
-                <a:pPr>
-                  <a:defRPr lang="en-US" sz="1000" b="0" strike="noStrike" spc="-1">
-                    <a:solidFill>
-                      <a:srgbClr val="000000"/>
-                    </a:solidFill>
-                    <a:latin typeface="Cambria"/>
-                  </a:defRPr>
-                </a:pPr>
-                <a:r>
-                  <a:rPr lang="en-US" sz="1000" b="0" strike="noStrike" spc="-1">
-                    <a:solidFill>
-                      <a:srgbClr val="000000"/>
-                    </a:solidFill>
-                    <a:latin typeface="Cambria"/>
-                  </a:rPr>
-                  <a:t>Measured sediment export (tons/yr)</a:t>
-                </a:r>
-              </a:p>
-            </c:rich>
-          </c:tx>
-          <c:overlay val="0"/>
-          <c:spPr>
-            <a:noFill/>
-            <a:ln w="0">
-              <a:noFill/>
-            </a:ln>
-          </c:spPr>
-        </c:title>
-        <c:numFmt formatCode="0" sourceLinked="0"/>
-        <c:majorTickMark val="out"/>
-        <c:minorTickMark val="none"/>
-        <c:tickLblPos val="nextTo"/>
-        <c:spPr>
-          <a:ln w="9360">
-            <a:solidFill>
-              <a:srgbClr val="878787"/>
-            </a:solidFill>
-            <a:round/>
-          </a:ln>
-        </c:spPr>
-        <c:txPr>
-          <a:bodyPr/>
-          <a:lstStyle/>
-          <a:p>
-            <a:pPr>
-              <a:defRPr sz="1000" b="0" strike="noStrike" spc="-1">
-                <a:solidFill>
-                  <a:srgbClr val="000000"/>
-                </a:solidFill>
-                <a:latin typeface="Cambria"/>
-              </a:defRPr>
-            </a:pPr>
-            <a:endParaRPr lang="en-US"/>
-          </a:p>
-        </c:txPr>
-        <c:crossAx val="370972"/>
-        <c:crosses val="autoZero"/>
-        <c:crossBetween val="midCat"/>
-      </c:valAx>
-      <c:valAx>
-        <c:axId val="370972"/>
-        <c:scaling>
-          <c:orientation val="minMax"/>
-        </c:scaling>
-        <c:delete val="0"/>
-        <c:axPos val="l"/>
-        <c:majorGridlines>
-          <c:spPr>
-            <a:ln w="9360">
-              <a:solidFill>
-                <a:srgbClr val="878787"/>
-              </a:solidFill>
-              <a:round/>
-            </a:ln>
-          </c:spPr>
-        </c:majorGridlines>
-        <c:title>
-          <c:tx>
-            <c:rich>
-              <a:bodyPr rot="-5400000"/>
-              <a:lstStyle/>
-              <a:p>
-                <a:pPr>
-                  <a:defRPr lang="en-US" sz="1000" b="0" strike="noStrike" spc="-1">
-                    <a:solidFill>
-                      <a:srgbClr val="000000"/>
-                    </a:solidFill>
-                    <a:latin typeface="Cambria"/>
-                  </a:defRPr>
-                </a:pPr>
-                <a:r>
-                  <a:rPr lang="en-US" sz="1000" b="0" strike="noStrike" spc="-1">
-                    <a:solidFill>
-                      <a:srgbClr val="000000"/>
-                    </a:solidFill>
-                    <a:latin typeface="Cambria"/>
-                  </a:rPr>
-                  <a:t>Modeled sediment export (T/yr)</a:t>
-                </a:r>
-              </a:p>
-            </c:rich>
-          </c:tx>
-          <c:overlay val="0"/>
-          <c:spPr>
-            <a:noFill/>
-            <a:ln w="0">
-              <a:noFill/>
-            </a:ln>
-          </c:spPr>
-        </c:title>
-        <c:numFmt formatCode="General" sourceLinked="0"/>
-        <c:majorTickMark val="out"/>
-        <c:minorTickMark val="none"/>
-        <c:tickLblPos val="nextTo"/>
-        <c:spPr>
-          <a:ln w="9360">
-            <a:solidFill>
-              <a:srgbClr val="878787"/>
-            </a:solidFill>
-            <a:round/>
-          </a:ln>
-        </c:spPr>
-        <c:txPr>
-          <a:bodyPr/>
-          <a:lstStyle/>
-          <a:p>
-            <a:pPr>
-              <a:defRPr sz="1000" b="0" strike="noStrike" spc="-1">
-                <a:solidFill>
-                  <a:srgbClr val="000000"/>
-                </a:solidFill>
-                <a:latin typeface="Cambria"/>
-              </a:defRPr>
-            </a:pPr>
-            <a:endParaRPr lang="en-US"/>
-          </a:p>
-        </c:txPr>
-        <c:crossAx val="28432893"/>
-        <c:crosses val="autoZero"/>
-        <c:crossBetween val="midCat"/>
-      </c:valAx>
-      <c:spPr>
-        <a:noFill/>
-        <a:ln w="0">
-          <a:noFill/>
-        </a:ln>
-      </c:spPr>
-    </c:plotArea>
-    <c:plotVisOnly val="1"/>
-    <c:dispBlanksAs val="gap"/>
-    <c:showDLblsOverMax val="1"/>
-  </c:chart>
-  <c:spPr>
-    <a:solidFill>
-      <a:srgbClr val="FFFFFF"/>
-    </a:solidFill>
-    <a:ln w="9360">
-      <a:solidFill>
-        <a:srgbClr val="D9D9D9"/>
-      </a:solidFill>
-      <a:round/>
-    </a:ln>
-  </c:spPr>
-</c:chartSpace>
-</file>
-
-<file path=word/charts/chart3.xml><?xml version="1.0" encoding="utf-8"?>
-<c:chartSpace xmlns:c="http://schemas.openxmlformats.org/drawingml/2006/chart" xmlns:a="http://schemas.openxmlformats.org/drawingml/2006/main" xmlns:r="http://schemas.openxmlformats.org/officeDocument/2006/relationships" xmlns:c16r2="http://schemas.microsoft.com/office/drawing/2015/06/chart">
-  <c:date1904 val="1"/>
-  <c:lang val="en-US"/>
-  <c:roundedCorners val="0"/>
-  <c:style val="2"/>
-  <c:chart>
-    <c:title>
-      <c:tx>
-        <c:rich>
-          <a:bodyPr rot="0"/>
-          <a:lstStyle/>
-          <a:p>
-            <a:pPr>
-              <a:defRPr lang="en-US" sz="1400" b="0" strike="noStrike" spc="-1">
-                <a:solidFill>
-                  <a:srgbClr val="000000"/>
-                </a:solidFill>
-                <a:latin typeface="Cambria"/>
-              </a:defRPr>
-            </a:pPr>
-            <a:r>
-              <a:rPr lang="en-US" sz="1400" b="0" strike="noStrike" spc="-1">
-                <a:solidFill>
-                  <a:srgbClr val="000000"/>
-                </a:solidFill>
-                <a:latin typeface="Cambria"/>
-              </a:rPr>
-              <a:t>Modeled bank erosion vs. mean susceptibility, perennial-intermittent watersheds</a:t>
-            </a:r>
-          </a:p>
-        </c:rich>
-      </c:tx>
-      <c:overlay val="0"/>
-      <c:spPr>
-        <a:noFill/>
-        <a:ln w="0">
-          <a:noFill/>
-        </a:ln>
-      </c:spPr>
-    </c:title>
-    <c:autoTitleDeleted val="0"/>
-    <c:plotArea>
-      <c:layout/>
-      <c:scatterChart>
-        <c:scatterStyle val="lineMarker"/>
-        <c:varyColors val="0"/>
-        <c:ser>
-          <c:idx val="0"/>
-          <c:order val="0"/>
-          <c:tx>
-            <c:strRef>
-              <c:f>label 1</c:f>
-              <c:strCache>
-                <c:ptCount val="1"/>
-                <c:pt idx="0">
-                  <c:v>Series2</c:v>
-                </c:pt>
-              </c:strCache>
-            </c:strRef>
-          </c:tx>
-          <c:spPr>
-            <a:ln w="19080">
-              <a:noFill/>
-            </a:ln>
-          </c:spPr>
-          <c:marker>
-            <c:symbol val="circle"/>
-            <c:size val="5"/>
-            <c:spPr>
-              <a:solidFill>
-                <a:srgbClr val="4F81BD"/>
-              </a:solidFill>
-            </c:spPr>
-          </c:marker>
-          <c:dLbls>
-            <c:spPr>
-              <a:noFill/>
-              <a:ln>
-                <a:noFill/>
-              </a:ln>
-              <a:effectLst/>
-            </c:spPr>
-            <c:txPr>
-              <a:bodyPr wrap="square"/>
-              <a:lstStyle/>
-              <a:p>
-                <a:pPr>
-                  <a:defRPr sz="1000" b="0" strike="noStrike" spc="-1">
-                    <a:solidFill>
-                      <a:srgbClr val="000000"/>
-                    </a:solidFill>
-                    <a:latin typeface="Cambria"/>
-                  </a:defRPr>
-                </a:pPr>
-                <a:endParaRPr lang="en-US"/>
-              </a:p>
-            </c:txPr>
-            <c:dLblPos val="r"/>
-            <c:showLegendKey val="0"/>
-            <c:showVal val="0"/>
-            <c:showCatName val="0"/>
-            <c:showSerName val="0"/>
-            <c:showPercent val="0"/>
-            <c:showBubbleSize val="1"/>
-            <c:separator>; </c:separator>
-            <c:showLeaderLines val="0"/>
-            <c:extLst>
-              <c:ext xmlns:c15="http://schemas.microsoft.com/office/drawing/2012/chart" uri="{CE6537A1-D6FC-4f65-9D91-7224C49458BB}">
-                <c15:showLeaderLines val="1"/>
-              </c:ext>
-            </c:extLst>
-          </c:dLbls>
-          <c:trendline>
-            <c:spPr>
-              <a:ln w="19080" cap="rnd">
-                <a:solidFill>
-                  <a:srgbClr val="4F81BD"/>
-                </a:solidFill>
-                <a:prstDash val="sysDot"/>
-                <a:round/>
-              </a:ln>
-            </c:spPr>
-            <c:trendlineType val="linear"/>
-            <c:dispRSqr val="1"/>
-            <c:dispEq val="1"/>
-            <c:trendlineLbl>
-              <c:numFmt formatCode="General" sourceLinked="0"/>
-            </c:trendlineLbl>
-          </c:trendline>
-          <c:xVal>
-            <c:numRef>
-              <c:f>1</c:f>
-              <c:numCache>
-                <c:formatCode>General</c:formatCode>
-                <c:ptCount val="10"/>
-                <c:pt idx="0">
-                  <c:v>159.93</c:v>
-                </c:pt>
-                <c:pt idx="1">
-                  <c:v>24.74</c:v>
-                </c:pt>
-                <c:pt idx="2">
-                  <c:v>25.87</c:v>
-                </c:pt>
-                <c:pt idx="3">
-                  <c:v>43.7</c:v>
-                </c:pt>
-                <c:pt idx="4">
-                  <c:v>38.65</c:v>
-                </c:pt>
-                <c:pt idx="5">
-                  <c:v>37.69</c:v>
-                </c:pt>
-                <c:pt idx="6">
-                  <c:v>49.57</c:v>
-                </c:pt>
-                <c:pt idx="7">
-                  <c:v>36.9</c:v>
-                </c:pt>
-                <c:pt idx="8">
-                  <c:v>75.3</c:v>
-                </c:pt>
-                <c:pt idx="9">
-                  <c:v>205.53</c:v>
-                </c:pt>
-              </c:numCache>
-            </c:numRef>
-          </c:xVal>
-          <c:yVal>
-            <c:numRef>
-              <c:f>0</c:f>
-              <c:numCache>
-                <c:formatCode>General</c:formatCode>
-                <c:ptCount val="10"/>
-                <c:pt idx="0">
-                  <c:v>309.84585661900002</c:v>
-                </c:pt>
-                <c:pt idx="1">
-                  <c:v>272.56328425700002</c:v>
-                </c:pt>
-                <c:pt idx="2">
-                  <c:v>457.01154187200001</c:v>
-                </c:pt>
-                <c:pt idx="3">
-                  <c:v>582.24444666900001</c:v>
-                </c:pt>
-                <c:pt idx="4">
-                  <c:v>727.38230284300005</c:v>
-                </c:pt>
-                <c:pt idx="5">
-                  <c:v>371.78737193199999</c:v>
-                </c:pt>
-                <c:pt idx="6">
-                  <c:v>527.57903794100002</c:v>
-                </c:pt>
-                <c:pt idx="7">
-                  <c:v>351.19241875400002</c:v>
-                </c:pt>
-                <c:pt idx="8">
-                  <c:v>622.71549369900004</c:v>
-                </c:pt>
-                <c:pt idx="9">
-                  <c:v>703.404233449</c:v>
-                </c:pt>
-              </c:numCache>
-            </c:numRef>
-          </c:yVal>
-          <c:smooth val="0"/>
-          <c:extLst>
-            <c:ext xmlns:c16="http://schemas.microsoft.com/office/drawing/2014/chart" uri="{C3380CC4-5D6E-409C-BE32-E72D297353CC}">
-              <c16:uniqueId val="{00000001-F791-544C-8F17-936CA9A9F825}"/>
-            </c:ext>
-          </c:extLst>
-        </c:ser>
-        <c:dLbls>
-          <c:showLegendKey val="0"/>
-          <c:showVal val="0"/>
-          <c:showCatName val="0"/>
-          <c:showSerName val="0"/>
-          <c:showPercent val="0"/>
-          <c:showBubbleSize val="0"/>
-        </c:dLbls>
-        <c:axId val="408347"/>
-        <c:axId val="28653834"/>
-      </c:scatterChart>
-      <c:valAx>
-        <c:axId val="408347"/>
-        <c:scaling>
-          <c:orientation val="minMax"/>
-        </c:scaling>
-        <c:delete val="0"/>
-        <c:axPos val="b"/>
-        <c:majorGridlines>
-          <c:spPr>
-            <a:ln w="9360">
-              <a:solidFill>
-                <a:srgbClr val="D9D9D9"/>
-              </a:solidFill>
-              <a:round/>
-            </a:ln>
-          </c:spPr>
-        </c:majorGridlines>
-        <c:title>
-          <c:tx>
-            <c:rich>
-              <a:bodyPr rot="0"/>
-              <a:lstStyle/>
-              <a:p>
-                <a:pPr>
-                  <a:defRPr lang="en-US" sz="1000" b="0" strike="noStrike" spc="-1">
-                    <a:solidFill>
-                      <a:srgbClr val="000000"/>
-                    </a:solidFill>
-                    <a:latin typeface="Cambria"/>
-                  </a:defRPr>
-                </a:pPr>
-                <a:r>
-                  <a:rPr lang="en-US" sz="1000" b="0" strike="noStrike" spc="-1">
-                    <a:solidFill>
-                      <a:srgbClr val="000000"/>
-                    </a:solidFill>
-                    <a:latin typeface="Cambria"/>
-                  </a:rPr>
-                  <a:t>Modeled erosion (tons/yr)</a:t>
-                </a:r>
-              </a:p>
-            </c:rich>
-          </c:tx>
-          <c:overlay val="0"/>
-          <c:spPr>
-            <a:noFill/>
-            <a:ln w="0">
-              <a:noFill/>
-            </a:ln>
-          </c:spPr>
-        </c:title>
-        <c:numFmt formatCode="#,##0.0" sourceLinked="0"/>
-        <c:majorTickMark val="none"/>
-        <c:minorTickMark val="none"/>
-        <c:tickLblPos val="nextTo"/>
-        <c:spPr>
-          <a:ln w="9360">
-            <a:solidFill>
-              <a:srgbClr val="BFBFBF"/>
-            </a:solidFill>
-            <a:round/>
-          </a:ln>
-        </c:spPr>
-        <c:txPr>
-          <a:bodyPr/>
-          <a:lstStyle/>
-          <a:p>
-            <a:pPr>
-              <a:defRPr sz="900" b="0" strike="noStrike" spc="-1">
-                <a:solidFill>
-                  <a:srgbClr val="000000"/>
-                </a:solidFill>
-                <a:latin typeface="Cambria"/>
-              </a:defRPr>
-            </a:pPr>
-            <a:endParaRPr lang="en-US"/>
-          </a:p>
-        </c:txPr>
-        <c:crossAx val="28653834"/>
-        <c:crosses val="autoZero"/>
-        <c:crossBetween val="midCat"/>
-      </c:valAx>
-      <c:valAx>
-        <c:axId val="28653834"/>
-        <c:scaling>
-          <c:orientation val="minMax"/>
-        </c:scaling>
-        <c:delete val="0"/>
-        <c:axPos val="l"/>
-        <c:majorGridlines>
-          <c:spPr>
-            <a:ln w="9360">
-              <a:solidFill>
-                <a:srgbClr val="D9D9D9"/>
-              </a:solidFill>
-              <a:round/>
-            </a:ln>
-          </c:spPr>
-        </c:majorGridlines>
-        <c:title>
-          <c:tx>
-            <c:rich>
-              <a:bodyPr rot="-5400000"/>
-              <a:lstStyle/>
-              <a:p>
-                <a:pPr>
-                  <a:defRPr lang="en-US" sz="1000" b="0" strike="noStrike" spc="-1">
-                    <a:solidFill>
-                      <a:srgbClr val="000000"/>
-                    </a:solidFill>
-                    <a:latin typeface="Cambria"/>
-                  </a:defRPr>
-                </a:pPr>
-                <a:r>
-                  <a:rPr lang="en-US" sz="1000" b="0" strike="noStrike" spc="-1">
-                    <a:solidFill>
-                      <a:srgbClr val="000000"/>
-                    </a:solidFill>
-                    <a:latin typeface="Cambria"/>
-                  </a:rPr>
-                  <a:t>Mean susceptibility</a:t>
-                </a:r>
-              </a:p>
-            </c:rich>
-          </c:tx>
-          <c:overlay val="0"/>
-          <c:spPr>
-            <a:noFill/>
-            <a:ln w="0">
-              <a:noFill/>
-            </a:ln>
-          </c:spPr>
-        </c:title>
-        <c:numFmt formatCode="#,##0.0" sourceLinked="0"/>
-        <c:majorTickMark val="none"/>
-        <c:minorTickMark val="none"/>
-        <c:tickLblPos val="nextTo"/>
-        <c:spPr>
-          <a:ln w="9360">
-            <a:solidFill>
-              <a:srgbClr val="BFBFBF"/>
-            </a:solidFill>
-            <a:round/>
-          </a:ln>
-        </c:spPr>
-        <c:txPr>
-          <a:bodyPr/>
-          <a:lstStyle/>
-          <a:p>
-            <a:pPr>
-              <a:defRPr sz="900" b="0" strike="noStrike" spc="-1">
-                <a:solidFill>
-                  <a:srgbClr val="000000"/>
-                </a:solidFill>
-                <a:latin typeface="Cambria"/>
-              </a:defRPr>
-            </a:pPr>
-            <a:endParaRPr lang="en-US"/>
-          </a:p>
-        </c:txPr>
-        <c:crossAx val="408347"/>
-        <c:crosses val="autoZero"/>
-        <c:crossBetween val="midCat"/>
-      </c:valAx>
-      <c:spPr>
-        <a:noFill/>
-        <a:ln w="0">
-          <a:noFill/>
-        </a:ln>
-      </c:spPr>
-    </c:plotArea>
-    <c:plotVisOnly val="1"/>
-    <c:dispBlanksAs val="gap"/>
-    <c:showDLblsOverMax val="1"/>
-  </c:chart>
-  <c:spPr>
-    <a:solidFill>
-      <a:srgbClr val="FFFFFF"/>
-    </a:solidFill>
-    <a:ln w="9360">
-      <a:solidFill>
-        <a:srgbClr val="D9D9D9"/>
-      </a:solidFill>
-      <a:round/>
-    </a:ln>
-  </c:spPr>
-</c:chartSpace>
-</file>
-
-<file path=word/charts/chart4.xml><?xml version="1.0" encoding="utf-8"?>
-<c:chartSpace xmlns:c="http://schemas.openxmlformats.org/drawingml/2006/chart" xmlns:a="http://schemas.openxmlformats.org/drawingml/2006/main" xmlns:r="http://schemas.openxmlformats.org/officeDocument/2006/relationships" xmlns:c16r2="http://schemas.microsoft.com/office/drawing/2015/06/chart">
-  <c:date1904 val="1"/>
-  <c:lang val="en-US"/>
-  <c:roundedCorners val="0"/>
-  <c:style val="2"/>
-  <c:chart>
-    <c:title>
-      <c:tx>
-        <c:rich>
-          <a:bodyPr rot="0"/>
-          <a:lstStyle/>
-          <a:p>
-            <a:pPr>
-              <a:defRPr lang="en-US" sz="1400" b="0" strike="noStrike" spc="-1">
-                <a:solidFill>
-                  <a:srgbClr val="000000"/>
-                </a:solidFill>
-                <a:latin typeface="Cambria"/>
-              </a:defRPr>
-            </a:pPr>
-            <a:r>
-              <a:rPr lang="en-US" sz="1400" b="0" strike="noStrike" spc="-1">
-                <a:solidFill>
-                  <a:srgbClr val="000000"/>
-                </a:solidFill>
-                <a:latin typeface="Cambria"/>
-              </a:rPr>
-              <a:t>Modeled bank erosion vs. # fill terrace cells, perennial-intermittent watersheds</a:t>
-            </a:r>
-          </a:p>
-        </c:rich>
-      </c:tx>
-      <c:overlay val="0"/>
-      <c:spPr>
-        <a:noFill/>
-        <a:ln w="0">
-          <a:noFill/>
-        </a:ln>
-      </c:spPr>
-    </c:title>
-    <c:autoTitleDeleted val="0"/>
-    <c:plotArea>
-      <c:layout/>
-      <c:scatterChart>
-        <c:scatterStyle val="lineMarker"/>
-        <c:varyColors val="0"/>
-        <c:ser>
-          <c:idx val="0"/>
-          <c:order val="0"/>
-          <c:tx>
-            <c:strRef>
-              <c:f>label 1</c:f>
-              <c:strCache>
-                <c:ptCount val="1"/>
-                <c:pt idx="0">
-                  <c:v>Series2</c:v>
-                </c:pt>
-              </c:strCache>
-            </c:strRef>
-          </c:tx>
-          <c:spPr>
-            <a:ln w="19080">
-              <a:noFill/>
-            </a:ln>
-          </c:spPr>
-          <c:marker>
-            <c:symbol val="circle"/>
-            <c:size val="5"/>
-            <c:spPr>
-              <a:solidFill>
-                <a:srgbClr val="4F81BD"/>
-              </a:solidFill>
-            </c:spPr>
-          </c:marker>
-          <c:dLbls>
-            <c:spPr>
-              <a:noFill/>
-              <a:ln>
-                <a:noFill/>
-              </a:ln>
-              <a:effectLst/>
-            </c:spPr>
-            <c:txPr>
-              <a:bodyPr wrap="square"/>
-              <a:lstStyle/>
-              <a:p>
-                <a:pPr>
-                  <a:defRPr sz="1000" b="0" strike="noStrike" spc="-1">
-                    <a:solidFill>
-                      <a:srgbClr val="000000"/>
-                    </a:solidFill>
-                    <a:latin typeface="Cambria"/>
-                  </a:defRPr>
-                </a:pPr>
-                <a:endParaRPr lang="en-US"/>
-              </a:p>
-            </c:txPr>
-            <c:dLblPos val="r"/>
-            <c:showLegendKey val="0"/>
-            <c:showVal val="0"/>
-            <c:showCatName val="0"/>
-            <c:showSerName val="0"/>
-            <c:showPercent val="0"/>
-            <c:showBubbleSize val="1"/>
-            <c:separator>; </c:separator>
-            <c:showLeaderLines val="0"/>
-            <c:extLst>
-              <c:ext xmlns:c15="http://schemas.microsoft.com/office/drawing/2012/chart" uri="{CE6537A1-D6FC-4f65-9D91-7224C49458BB}">
-                <c15:showLeaderLines val="1"/>
-              </c:ext>
-            </c:extLst>
-          </c:dLbls>
-          <c:trendline>
-            <c:spPr>
-              <a:ln w="19080" cap="rnd">
-                <a:solidFill>
-                  <a:srgbClr val="4F81BD"/>
-                </a:solidFill>
-                <a:prstDash val="sysDot"/>
-                <a:round/>
-              </a:ln>
-            </c:spPr>
-            <c:trendlineType val="linear"/>
-            <c:dispRSqr val="1"/>
-            <c:dispEq val="1"/>
-            <c:trendlineLbl>
-              <c:numFmt formatCode="General" sourceLinked="0"/>
-            </c:trendlineLbl>
-          </c:trendline>
-          <c:xVal>
-            <c:numRef>
-              <c:f>1</c:f>
-              <c:numCache>
-                <c:formatCode>General</c:formatCode>
-                <c:ptCount val="10"/>
-                <c:pt idx="0">
-                  <c:v>159.93</c:v>
-                </c:pt>
-                <c:pt idx="1">
-                  <c:v>24.74</c:v>
-                </c:pt>
-                <c:pt idx="2">
-                  <c:v>25.87</c:v>
-                </c:pt>
-                <c:pt idx="3">
-                  <c:v>43.7</c:v>
-                </c:pt>
-                <c:pt idx="4">
-                  <c:v>38.65</c:v>
-                </c:pt>
-                <c:pt idx="5">
-                  <c:v>37.69</c:v>
-                </c:pt>
-                <c:pt idx="6">
-                  <c:v>49.57</c:v>
-                </c:pt>
-                <c:pt idx="7">
-                  <c:v>36.9</c:v>
-                </c:pt>
-                <c:pt idx="8">
-                  <c:v>75.3</c:v>
-                </c:pt>
-                <c:pt idx="9">
-                  <c:v>205.53</c:v>
-                </c:pt>
-              </c:numCache>
-            </c:numRef>
-          </c:xVal>
-          <c:yVal>
-            <c:numRef>
-              <c:f>0</c:f>
-              <c:numCache>
-                <c:formatCode>General</c:formatCode>
-                <c:ptCount val="10"/>
-                <c:pt idx="0">
-                  <c:v>923</c:v>
-                </c:pt>
-                <c:pt idx="1">
-                  <c:v>143</c:v>
-                </c:pt>
-                <c:pt idx="2">
-                  <c:v>140</c:v>
-                </c:pt>
-                <c:pt idx="3">
-                  <c:v>234</c:v>
-                </c:pt>
-                <c:pt idx="4">
-                  <c:v>217</c:v>
-                </c:pt>
-                <c:pt idx="5">
-                  <c:v>213</c:v>
-                </c:pt>
-                <c:pt idx="6">
-                  <c:v>273</c:v>
-                </c:pt>
-                <c:pt idx="7">
-                  <c:v>211</c:v>
-                </c:pt>
-                <c:pt idx="8">
-                  <c:v>410</c:v>
-                </c:pt>
-                <c:pt idx="9">
-                  <c:v>1114</c:v>
-                </c:pt>
-              </c:numCache>
-            </c:numRef>
-          </c:yVal>
-          <c:smooth val="0"/>
-          <c:extLst>
-            <c:ext xmlns:c16="http://schemas.microsoft.com/office/drawing/2014/chart" uri="{C3380CC4-5D6E-409C-BE32-E72D297353CC}">
-              <c16:uniqueId val="{00000001-4CB0-2D49-9488-E6E9918F0A00}"/>
-            </c:ext>
-          </c:extLst>
-        </c:ser>
-        <c:dLbls>
-          <c:showLegendKey val="0"/>
-          <c:showVal val="0"/>
-          <c:showCatName val="0"/>
-          <c:showSerName val="0"/>
-          <c:showPercent val="0"/>
-          <c:showBubbleSize val="0"/>
-        </c:dLbls>
-        <c:axId val="40850209"/>
-        <c:axId val="97194907"/>
-      </c:scatterChart>
-      <c:valAx>
-        <c:axId val="40850209"/>
-        <c:scaling>
-          <c:orientation val="minMax"/>
-        </c:scaling>
-        <c:delete val="0"/>
-        <c:axPos val="b"/>
-        <c:majorGridlines>
-          <c:spPr>
-            <a:ln w="9360">
-              <a:solidFill>
-                <a:srgbClr val="D9D9D9"/>
-              </a:solidFill>
-              <a:round/>
-            </a:ln>
-          </c:spPr>
-        </c:majorGridlines>
-        <c:title>
-          <c:tx>
-            <c:rich>
-              <a:bodyPr rot="0"/>
-              <a:lstStyle/>
-              <a:p>
-                <a:pPr>
-                  <a:defRPr lang="en-US" sz="1000" b="0" strike="noStrike" spc="-1">
-                    <a:solidFill>
-                      <a:srgbClr val="000000"/>
-                    </a:solidFill>
-                    <a:latin typeface="Cambria"/>
-                  </a:defRPr>
-                </a:pPr>
-                <a:r>
-                  <a:rPr lang="en-US" sz="1000" b="0" strike="noStrike" spc="-1">
-                    <a:solidFill>
-                      <a:srgbClr val="000000"/>
-                    </a:solidFill>
-                    <a:latin typeface="Cambria"/>
-                  </a:rPr>
-                  <a:t>Modeled erosion (tons/yr)</a:t>
-                </a:r>
-              </a:p>
-            </c:rich>
-          </c:tx>
-          <c:overlay val="0"/>
-          <c:spPr>
-            <a:noFill/>
-            <a:ln w="0">
-              <a:noFill/>
-            </a:ln>
-          </c:spPr>
-        </c:title>
-        <c:numFmt formatCode="#,##0.0" sourceLinked="0"/>
-        <c:majorTickMark val="none"/>
-        <c:minorTickMark val="none"/>
-        <c:tickLblPos val="nextTo"/>
-        <c:spPr>
-          <a:ln w="9360">
-            <a:solidFill>
-              <a:srgbClr val="BFBFBF"/>
-            </a:solidFill>
-            <a:round/>
-          </a:ln>
-        </c:spPr>
-        <c:txPr>
-          <a:bodyPr/>
-          <a:lstStyle/>
-          <a:p>
-            <a:pPr>
-              <a:defRPr sz="900" b="0" strike="noStrike" spc="-1">
-                <a:solidFill>
-                  <a:srgbClr val="000000"/>
-                </a:solidFill>
-                <a:latin typeface="Cambria"/>
-              </a:defRPr>
-            </a:pPr>
-            <a:endParaRPr lang="en-US"/>
-          </a:p>
-        </c:txPr>
-        <c:crossAx val="97194907"/>
-        <c:crosses val="autoZero"/>
-        <c:crossBetween val="midCat"/>
-      </c:valAx>
-      <c:valAx>
-        <c:axId val="97194907"/>
-        <c:scaling>
-          <c:orientation val="minMax"/>
-        </c:scaling>
-        <c:delete val="0"/>
-        <c:axPos val="l"/>
-        <c:majorGridlines>
-          <c:spPr>
-            <a:ln w="9360">
-              <a:solidFill>
-                <a:srgbClr val="D9D9D9"/>
-              </a:solidFill>
-              <a:round/>
-            </a:ln>
-          </c:spPr>
-        </c:majorGridlines>
-        <c:title>
-          <c:tx>
-            <c:rich>
-              <a:bodyPr rot="-5400000"/>
-              <a:lstStyle/>
-              <a:p>
-                <a:pPr>
-                  <a:defRPr lang="en-US" sz="1000" b="0" strike="noStrike" spc="-1">
-                    <a:solidFill>
-                      <a:srgbClr val="000000"/>
-                    </a:solidFill>
-                    <a:latin typeface="Cambria"/>
-                  </a:defRPr>
-                </a:pPr>
-                <a:r>
-                  <a:rPr lang="en-US" sz="1000" b="0" strike="noStrike" spc="-1">
-                    <a:solidFill>
-                      <a:srgbClr val="000000"/>
-                    </a:solidFill>
-                    <a:latin typeface="Cambria"/>
-                  </a:rPr>
-                  <a:t># fill terrace cells</a:t>
-                </a:r>
-              </a:p>
-            </c:rich>
-          </c:tx>
-          <c:overlay val="0"/>
-          <c:spPr>
-            <a:noFill/>
-            <a:ln w="0">
-              <a:noFill/>
-            </a:ln>
-          </c:spPr>
-        </c:title>
-        <c:numFmt formatCode="#,##0" sourceLinked="0"/>
-        <c:majorTickMark val="none"/>
-        <c:minorTickMark val="none"/>
-        <c:tickLblPos val="nextTo"/>
-        <c:spPr>
-          <a:ln w="9360">
-            <a:solidFill>
-              <a:srgbClr val="BFBFBF"/>
-            </a:solidFill>
-            <a:round/>
-          </a:ln>
-        </c:spPr>
-        <c:txPr>
-          <a:bodyPr/>
-          <a:lstStyle/>
-          <a:p>
-            <a:pPr>
-              <a:defRPr sz="900" b="0" strike="noStrike" spc="-1">
-                <a:solidFill>
-                  <a:srgbClr val="000000"/>
-                </a:solidFill>
-                <a:latin typeface="Cambria"/>
-              </a:defRPr>
-            </a:pPr>
-            <a:endParaRPr lang="en-US"/>
-          </a:p>
-        </c:txPr>
-        <c:crossAx val="40850209"/>
-        <c:crosses val="autoZero"/>
-        <c:crossBetween val="midCat"/>
-      </c:valAx>
-      <c:spPr>
-        <a:noFill/>
-        <a:ln w="0">
-          <a:noFill/>
-        </a:ln>
-      </c:spPr>
-    </c:plotArea>
-    <c:plotVisOnly val="1"/>
-    <c:dispBlanksAs val="gap"/>
-    <c:showDLblsOverMax val="1"/>
-  </c:chart>
-  <c:spPr>
-    <a:solidFill>
-      <a:srgbClr val="FFFFFF"/>
-    </a:solidFill>
-    <a:ln w="9360">
-      <a:solidFill>
-        <a:srgbClr val="D9D9D9"/>
-      </a:solidFill>
-      <a:round/>
-    </a:ln>
-  </c:spPr>
-</c:chartSpace>
-</file>
-
-<file path=word/charts/chart5.xml><?xml version="1.0" encoding="utf-8"?>
-<c:chartSpace xmlns:c="http://schemas.openxmlformats.org/drawingml/2006/chart" xmlns:a="http://schemas.openxmlformats.org/drawingml/2006/main" xmlns:r="http://schemas.openxmlformats.org/officeDocument/2006/relationships" xmlns:c16r2="http://schemas.microsoft.com/office/drawing/2015/06/chart">
-  <c:date1904 val="1"/>
-  <c:lang val="en-US"/>
-  <c:roundedCorners val="0"/>
-  <c:style val="2"/>
-  <c:chart>
-    <c:title>
-      <c:tx>
-        <c:rich>
-          <a:bodyPr rot="0"/>
-          <a:lstStyle/>
-          <a:p>
-            <a:pPr>
-              <a:defRPr lang="en-US" sz="1400" b="0" strike="noStrike" spc="-1">
-                <a:solidFill>
-                  <a:srgbClr val="000000"/>
-                </a:solidFill>
-                <a:latin typeface="Cambria"/>
-              </a:defRPr>
-            </a:pPr>
-            <a:r>
-              <a:rPr lang="en-US" sz="1400" b="0" strike="noStrike" spc="-1">
-                <a:solidFill>
-                  <a:srgbClr val="000000"/>
-                </a:solidFill>
-                <a:latin typeface="Cambria"/>
-              </a:rPr>
-              <a:t>Modeled bank erosion vs. # pig disturbance only cells, perennial-intermittent watersheds</a:t>
-            </a:r>
-          </a:p>
-        </c:rich>
-      </c:tx>
-      <c:overlay val="0"/>
-      <c:spPr>
-        <a:noFill/>
-        <a:ln w="0">
-          <a:noFill/>
-        </a:ln>
-      </c:spPr>
-    </c:title>
-    <c:autoTitleDeleted val="0"/>
-    <c:plotArea>
-      <c:layout/>
-      <c:scatterChart>
-        <c:scatterStyle val="lineMarker"/>
-        <c:varyColors val="0"/>
-        <c:ser>
-          <c:idx val="0"/>
-          <c:order val="0"/>
-          <c:tx>
-            <c:strRef>
-              <c:f>label 1</c:f>
-              <c:strCache>
-                <c:ptCount val="1"/>
-                <c:pt idx="0">
-                  <c:v>Series2</c:v>
-                </c:pt>
-              </c:strCache>
-            </c:strRef>
-          </c:tx>
-          <c:spPr>
-            <a:ln w="19080">
-              <a:noFill/>
-            </a:ln>
-          </c:spPr>
-          <c:marker>
-            <c:symbol val="circle"/>
-            <c:size val="5"/>
-            <c:spPr>
-              <a:solidFill>
-                <a:srgbClr val="4F81BD"/>
-              </a:solidFill>
-            </c:spPr>
-          </c:marker>
-          <c:dLbls>
-            <c:spPr>
-              <a:noFill/>
-              <a:ln>
-                <a:noFill/>
-              </a:ln>
-              <a:effectLst/>
-            </c:spPr>
-            <c:txPr>
-              <a:bodyPr wrap="square"/>
-              <a:lstStyle/>
-              <a:p>
-                <a:pPr>
-                  <a:defRPr sz="1000" b="0" strike="noStrike" spc="-1">
-                    <a:solidFill>
-                      <a:srgbClr val="000000"/>
-                    </a:solidFill>
-                    <a:latin typeface="Cambria"/>
-                  </a:defRPr>
-                </a:pPr>
-                <a:endParaRPr lang="en-US"/>
-              </a:p>
-            </c:txPr>
-            <c:dLblPos val="r"/>
-            <c:showLegendKey val="0"/>
-            <c:showVal val="0"/>
-            <c:showCatName val="0"/>
-            <c:showSerName val="0"/>
-            <c:showPercent val="0"/>
-            <c:showBubbleSize val="1"/>
-            <c:separator>; </c:separator>
-            <c:showLeaderLines val="0"/>
-            <c:extLst>
-              <c:ext xmlns:c15="http://schemas.microsoft.com/office/drawing/2012/chart" uri="{CE6537A1-D6FC-4f65-9D91-7224C49458BB}">
-                <c15:showLeaderLines val="1"/>
-              </c:ext>
-            </c:extLst>
-          </c:dLbls>
-          <c:trendline>
-            <c:spPr>
-              <a:ln w="19080" cap="rnd">
-                <a:solidFill>
-                  <a:srgbClr val="4F81BD"/>
-                </a:solidFill>
-                <a:prstDash val="sysDot"/>
-                <a:round/>
-              </a:ln>
-            </c:spPr>
-            <c:trendlineType val="linear"/>
-            <c:dispRSqr val="1"/>
-            <c:dispEq val="1"/>
-            <c:trendlineLbl>
-              <c:numFmt formatCode="General" sourceLinked="0"/>
-            </c:trendlineLbl>
-          </c:trendline>
-          <c:xVal>
-            <c:numRef>
-              <c:f>1</c:f>
-              <c:numCache>
-                <c:formatCode>General</c:formatCode>
-                <c:ptCount val="10"/>
-                <c:pt idx="0">
-                  <c:v>159.93</c:v>
-                </c:pt>
-                <c:pt idx="1">
-                  <c:v>24.74</c:v>
-                </c:pt>
-                <c:pt idx="2">
-                  <c:v>25.87</c:v>
-                </c:pt>
-                <c:pt idx="3">
-                  <c:v>43.7</c:v>
-                </c:pt>
-                <c:pt idx="4">
-                  <c:v>38.65</c:v>
-                </c:pt>
-                <c:pt idx="5">
-                  <c:v>37.69</c:v>
-                </c:pt>
-                <c:pt idx="6">
-                  <c:v>49.57</c:v>
-                </c:pt>
-                <c:pt idx="7">
-                  <c:v>36.9</c:v>
-                </c:pt>
-                <c:pt idx="8">
-                  <c:v>75.3</c:v>
-                </c:pt>
-                <c:pt idx="9">
-                  <c:v>205.53</c:v>
-                </c:pt>
-              </c:numCache>
-            </c:numRef>
-          </c:xVal>
-          <c:yVal>
-            <c:numRef>
-              <c:f>0</c:f>
-              <c:numCache>
-                <c:formatCode>General</c:formatCode>
-                <c:ptCount val="10"/>
-                <c:pt idx="0">
-                  <c:v>1340</c:v>
-                </c:pt>
-                <c:pt idx="1">
-                  <c:v>246</c:v>
-                </c:pt>
-                <c:pt idx="2">
-                  <c:v>295</c:v>
-                </c:pt>
-                <c:pt idx="3">
-                  <c:v>585</c:v>
-                </c:pt>
-                <c:pt idx="4">
-                  <c:v>631</c:v>
-                </c:pt>
-                <c:pt idx="5">
-                  <c:v>482</c:v>
-                </c:pt>
-                <c:pt idx="6">
-                  <c:v>575</c:v>
-                </c:pt>
-                <c:pt idx="7">
-                  <c:v>438</c:v>
-                </c:pt>
-                <c:pt idx="8">
-                  <c:v>642</c:v>
-                </c:pt>
-                <c:pt idx="9">
-                  <c:v>2180</c:v>
-                </c:pt>
-              </c:numCache>
-            </c:numRef>
-          </c:yVal>
-          <c:smooth val="0"/>
-          <c:extLst>
-            <c:ext xmlns:c16="http://schemas.microsoft.com/office/drawing/2014/chart" uri="{C3380CC4-5D6E-409C-BE32-E72D297353CC}">
-              <c16:uniqueId val="{00000001-7AB2-564D-9914-94D76F03182D}"/>
-            </c:ext>
-          </c:extLst>
-        </c:ser>
-        <c:dLbls>
-          <c:showLegendKey val="0"/>
-          <c:showVal val="0"/>
-          <c:showCatName val="0"/>
-          <c:showSerName val="0"/>
-          <c:showPercent val="0"/>
-          <c:showBubbleSize val="0"/>
-        </c:dLbls>
-        <c:axId val="51745872"/>
-        <c:axId val="94830247"/>
-      </c:scatterChart>
-      <c:valAx>
-        <c:axId val="51745872"/>
-        <c:scaling>
-          <c:orientation val="minMax"/>
-        </c:scaling>
-        <c:delete val="0"/>
-        <c:axPos val="b"/>
-        <c:majorGridlines>
-          <c:spPr>
-            <a:ln w="9360">
-              <a:solidFill>
-                <a:srgbClr val="D9D9D9"/>
-              </a:solidFill>
-              <a:round/>
-            </a:ln>
-          </c:spPr>
-        </c:majorGridlines>
-        <c:title>
-          <c:tx>
-            <c:rich>
-              <a:bodyPr rot="0"/>
-              <a:lstStyle/>
-              <a:p>
-                <a:pPr>
-                  <a:defRPr lang="en-US" sz="1000" b="0" strike="noStrike" spc="-1">
-                    <a:solidFill>
-                      <a:srgbClr val="000000"/>
-                    </a:solidFill>
-                    <a:latin typeface="Cambria"/>
-                  </a:defRPr>
-                </a:pPr>
-                <a:r>
-                  <a:rPr lang="en-US" sz="1000" b="0" strike="noStrike" spc="-1">
-                    <a:solidFill>
-                      <a:srgbClr val="000000"/>
-                    </a:solidFill>
-                    <a:latin typeface="Cambria"/>
-                  </a:rPr>
-                  <a:t>Modeled erosion (tons/yr)</a:t>
-                </a:r>
-              </a:p>
-            </c:rich>
-          </c:tx>
-          <c:overlay val="0"/>
-          <c:spPr>
-            <a:noFill/>
-            <a:ln w="0">
-              <a:noFill/>
-            </a:ln>
-          </c:spPr>
-        </c:title>
-        <c:numFmt formatCode="#,##0.0" sourceLinked="0"/>
-        <c:majorTickMark val="none"/>
-        <c:minorTickMark val="none"/>
-        <c:tickLblPos val="nextTo"/>
-        <c:spPr>
-          <a:ln w="9360">
-            <a:solidFill>
-              <a:srgbClr val="BFBFBF"/>
-            </a:solidFill>
-            <a:round/>
-          </a:ln>
-        </c:spPr>
-        <c:txPr>
-          <a:bodyPr/>
-          <a:lstStyle/>
-          <a:p>
-            <a:pPr>
-              <a:defRPr sz="900" b="0" strike="noStrike" spc="-1">
-                <a:solidFill>
-                  <a:srgbClr val="000000"/>
-                </a:solidFill>
-                <a:latin typeface="Cambria"/>
-              </a:defRPr>
-            </a:pPr>
-            <a:endParaRPr lang="en-US"/>
-          </a:p>
-        </c:txPr>
-        <c:crossAx val="94830247"/>
-        <c:crosses val="autoZero"/>
-        <c:crossBetween val="midCat"/>
-      </c:valAx>
-      <c:valAx>
-        <c:axId val="94830247"/>
-        <c:scaling>
-          <c:orientation val="minMax"/>
-        </c:scaling>
-        <c:delete val="0"/>
-        <c:axPos val="l"/>
-        <c:majorGridlines>
-          <c:spPr>
-            <a:ln w="9360">
-              <a:solidFill>
-                <a:srgbClr val="D9D9D9"/>
-              </a:solidFill>
-              <a:round/>
-            </a:ln>
-          </c:spPr>
-        </c:majorGridlines>
-        <c:title>
-          <c:tx>
-            <c:rich>
-              <a:bodyPr rot="-5400000"/>
-              <a:lstStyle/>
-              <a:p>
-                <a:pPr>
-                  <a:defRPr lang="en-US" sz="1000" b="0" strike="noStrike" spc="-1">
-                    <a:solidFill>
-                      <a:srgbClr val="000000"/>
-                    </a:solidFill>
-                    <a:latin typeface="Cambria"/>
-                  </a:defRPr>
-                </a:pPr>
-                <a:r>
-                  <a:rPr lang="en-US" sz="1000" b="0" strike="noStrike" spc="-1">
-                    <a:solidFill>
-                      <a:srgbClr val="000000"/>
-                    </a:solidFill>
-                    <a:latin typeface="Cambria"/>
-                  </a:rPr>
-                  <a:t># pig disturbance cells</a:t>
-                </a:r>
-              </a:p>
-            </c:rich>
-          </c:tx>
-          <c:overlay val="0"/>
-          <c:spPr>
-            <a:noFill/>
-            <a:ln w="0">
-              <a:noFill/>
-            </a:ln>
-          </c:spPr>
-        </c:title>
-        <c:numFmt formatCode="#,##0" sourceLinked="0"/>
-        <c:majorTickMark val="none"/>
-        <c:minorTickMark val="none"/>
-        <c:tickLblPos val="nextTo"/>
-        <c:spPr>
-          <a:ln w="9360">
-            <a:solidFill>
-              <a:srgbClr val="BFBFBF"/>
-            </a:solidFill>
-            <a:round/>
-          </a:ln>
-        </c:spPr>
-        <c:txPr>
-          <a:bodyPr/>
-          <a:lstStyle/>
-          <a:p>
-            <a:pPr>
-              <a:defRPr sz="900" b="0" strike="noStrike" spc="-1">
-                <a:solidFill>
-                  <a:srgbClr val="000000"/>
-                </a:solidFill>
-                <a:latin typeface="Cambria"/>
-              </a:defRPr>
-            </a:pPr>
-            <a:endParaRPr lang="en-US"/>
-          </a:p>
-        </c:txPr>
-        <c:crossAx val="51745872"/>
-        <c:crosses val="autoZero"/>
-        <c:crossBetween val="midCat"/>
-      </c:valAx>
-      <c:spPr>
-        <a:noFill/>
-        <a:ln w="0">
-          <a:noFill/>
-        </a:ln>
-      </c:spPr>
-    </c:plotArea>
-    <c:plotVisOnly val="1"/>
-    <c:dispBlanksAs val="gap"/>
-    <c:showDLblsOverMax val="1"/>
-  </c:chart>
-  <c:spPr>
-    <a:solidFill>
-      <a:srgbClr val="FFFFFF"/>
-    </a:solidFill>
-    <a:ln w="9360">
-      <a:solidFill>
-        <a:srgbClr val="D9D9D9"/>
-      </a:solidFill>
-      <a:round/>
-    </a:ln>
-  </c:spPr>
-</c:chartSpace>
-</file>
-
-<file path=word/charts/chart6.xml><?xml version="1.0" encoding="utf-8"?>
-<c:chartSpace xmlns:c="http://schemas.openxmlformats.org/drawingml/2006/chart" xmlns:a="http://schemas.openxmlformats.org/drawingml/2006/main" xmlns:r="http://schemas.openxmlformats.org/officeDocument/2006/relationships" xmlns:c16r2="http://schemas.microsoft.com/office/drawing/2015/06/chart">
-  <c:date1904 val="1"/>
-  <c:lang val="en-US"/>
-  <c:roundedCorners val="0"/>
-  <c:style val="2"/>
-  <c:chart>
-    <c:title>
-      <c:tx>
-        <c:rich>
-          <a:bodyPr rot="0"/>
-          <a:lstStyle/>
-          <a:p>
-            <a:pPr>
-              <a:defRPr lang="en-US" sz="1400" b="0" strike="noStrike" spc="-1">
-                <a:solidFill>
-                  <a:srgbClr val="000000"/>
-                </a:solidFill>
-                <a:latin typeface="Cambria"/>
-              </a:defRPr>
-            </a:pPr>
-            <a:r>
-              <a:rPr lang="en-US" sz="1400" b="0" strike="noStrike" spc="-1">
-                <a:solidFill>
-                  <a:srgbClr val="000000"/>
-                </a:solidFill>
-                <a:latin typeface="Cambria"/>
-              </a:rPr>
-              <a:t>Modeled bank erosion vs. # road crossing &amp; multiple disturbance cells, perennial-intermittent watersheds</a:t>
-            </a:r>
-          </a:p>
-        </c:rich>
-      </c:tx>
-      <c:overlay val="0"/>
-      <c:spPr>
-        <a:noFill/>
-        <a:ln w="0">
-          <a:noFill/>
-        </a:ln>
-      </c:spPr>
-    </c:title>
-    <c:autoTitleDeleted val="0"/>
-    <c:plotArea>
-      <c:layout/>
-      <c:scatterChart>
-        <c:scatterStyle val="lineMarker"/>
-        <c:varyColors val="0"/>
-        <c:ser>
-          <c:idx val="0"/>
-          <c:order val="0"/>
-          <c:tx>
-            <c:strRef>
-              <c:f>label 1</c:f>
-              <c:strCache>
-                <c:ptCount val="1"/>
-                <c:pt idx="0">
-                  <c:v>Series2</c:v>
-                </c:pt>
-              </c:strCache>
-            </c:strRef>
-          </c:tx>
-          <c:spPr>
-            <a:ln w="19080">
-              <a:noFill/>
-            </a:ln>
-          </c:spPr>
-          <c:marker>
-            <c:symbol val="circle"/>
-            <c:size val="5"/>
-            <c:spPr>
-              <a:solidFill>
-                <a:srgbClr val="4F81BD"/>
-              </a:solidFill>
-            </c:spPr>
-          </c:marker>
-          <c:dLbls>
-            <c:spPr>
-              <a:noFill/>
-              <a:ln>
-                <a:noFill/>
-              </a:ln>
-              <a:effectLst/>
-            </c:spPr>
-            <c:txPr>
-              <a:bodyPr wrap="square"/>
-              <a:lstStyle/>
-              <a:p>
-                <a:pPr>
-                  <a:defRPr sz="1000" b="0" strike="noStrike" spc="-1">
-                    <a:solidFill>
-                      <a:srgbClr val="000000"/>
-                    </a:solidFill>
-                    <a:latin typeface="Cambria"/>
-                  </a:defRPr>
-                </a:pPr>
-                <a:endParaRPr lang="en-US"/>
-              </a:p>
-            </c:txPr>
-            <c:dLblPos val="r"/>
-            <c:showLegendKey val="0"/>
-            <c:showVal val="0"/>
-            <c:showCatName val="0"/>
-            <c:showSerName val="0"/>
-            <c:showPercent val="0"/>
-            <c:showBubbleSize val="1"/>
-            <c:separator>; </c:separator>
-            <c:showLeaderLines val="0"/>
-            <c:extLst>
-              <c:ext xmlns:c15="http://schemas.microsoft.com/office/drawing/2012/chart" uri="{CE6537A1-D6FC-4f65-9D91-7224C49458BB}">
-                <c15:showLeaderLines val="1"/>
-              </c:ext>
-            </c:extLst>
-          </c:dLbls>
-          <c:trendline>
-            <c:spPr>
-              <a:ln w="19080" cap="rnd">
-                <a:solidFill>
-                  <a:srgbClr val="4F81BD"/>
-                </a:solidFill>
-                <a:prstDash val="sysDot"/>
-                <a:round/>
-              </a:ln>
-            </c:spPr>
-            <c:trendlineType val="linear"/>
-            <c:dispRSqr val="1"/>
-            <c:dispEq val="1"/>
-            <c:trendlineLbl>
-              <c:numFmt formatCode="General" sourceLinked="0"/>
-            </c:trendlineLbl>
-          </c:trendline>
-          <c:xVal>
-            <c:numRef>
-              <c:f>1</c:f>
-              <c:numCache>
-                <c:formatCode>General</c:formatCode>
-                <c:ptCount val="10"/>
-                <c:pt idx="0">
-                  <c:v>159.93</c:v>
-                </c:pt>
-                <c:pt idx="1">
-                  <c:v>24.74</c:v>
-                </c:pt>
-                <c:pt idx="2">
-                  <c:v>25.87</c:v>
-                </c:pt>
-                <c:pt idx="3">
-                  <c:v>43.7</c:v>
-                </c:pt>
-                <c:pt idx="4">
-                  <c:v>38.65</c:v>
-                </c:pt>
-                <c:pt idx="5">
-                  <c:v>37.69</c:v>
-                </c:pt>
-                <c:pt idx="6">
-                  <c:v>49.57</c:v>
-                </c:pt>
-                <c:pt idx="7">
-                  <c:v>36.9</c:v>
-                </c:pt>
-                <c:pt idx="8">
-                  <c:v>75.3</c:v>
-                </c:pt>
-                <c:pt idx="9">
-                  <c:v>205.53</c:v>
-                </c:pt>
-              </c:numCache>
-            </c:numRef>
-          </c:xVal>
-          <c:yVal>
-            <c:numRef>
-              <c:f>0</c:f>
-              <c:numCache>
-                <c:formatCode>General</c:formatCode>
-                <c:ptCount val="10"/>
-                <c:pt idx="0">
-                  <c:v>9</c:v>
-                </c:pt>
-                <c:pt idx="1">
-                  <c:v>3</c:v>
-                </c:pt>
-                <c:pt idx="2">
-                  <c:v>6</c:v>
-                </c:pt>
-                <c:pt idx="3">
-                  <c:v>4</c:v>
-                </c:pt>
-                <c:pt idx="4">
-                  <c:v>1</c:v>
-                </c:pt>
-                <c:pt idx="5">
-                  <c:v>22</c:v>
-                </c:pt>
-                <c:pt idx="6">
-                  <c:v>3</c:v>
-                </c:pt>
-                <c:pt idx="7">
-                  <c:v>10</c:v>
-                </c:pt>
-                <c:pt idx="8">
-                  <c:v>6</c:v>
-                </c:pt>
-                <c:pt idx="9">
-                  <c:v>23</c:v>
-                </c:pt>
-              </c:numCache>
-            </c:numRef>
-          </c:yVal>
-          <c:smooth val="0"/>
-          <c:extLst>
-            <c:ext xmlns:c16="http://schemas.microsoft.com/office/drawing/2014/chart" uri="{C3380CC4-5D6E-409C-BE32-E72D297353CC}">
-              <c16:uniqueId val="{00000001-CA88-8B48-9F3A-3D8C3F02AA34}"/>
-            </c:ext>
-          </c:extLst>
-        </c:ser>
-        <c:dLbls>
-          <c:showLegendKey val="0"/>
-          <c:showVal val="0"/>
-          <c:showCatName val="0"/>
-          <c:showSerName val="0"/>
-          <c:showPercent val="0"/>
-          <c:showBubbleSize val="0"/>
-        </c:dLbls>
-        <c:axId val="99811487"/>
-        <c:axId val="40910961"/>
-      </c:scatterChart>
-      <c:valAx>
-        <c:axId val="99811487"/>
-        <c:scaling>
-          <c:orientation val="minMax"/>
-        </c:scaling>
-        <c:delete val="0"/>
-        <c:axPos val="b"/>
-        <c:majorGridlines>
-          <c:spPr>
-            <a:ln w="9360">
-              <a:solidFill>
-                <a:srgbClr val="D9D9D9"/>
-              </a:solidFill>
-              <a:round/>
-            </a:ln>
-          </c:spPr>
-        </c:majorGridlines>
-        <c:title>
-          <c:tx>
-            <c:rich>
-              <a:bodyPr rot="0"/>
-              <a:lstStyle/>
-              <a:p>
-                <a:pPr>
-                  <a:defRPr lang="en-US" sz="1000" b="0" strike="noStrike" spc="-1">
-                    <a:solidFill>
-                      <a:srgbClr val="000000"/>
-                    </a:solidFill>
-                    <a:latin typeface="Cambria"/>
-                  </a:defRPr>
-                </a:pPr>
-                <a:r>
-                  <a:rPr lang="en-US" sz="1000" b="0" strike="noStrike" spc="-1">
-                    <a:solidFill>
-                      <a:srgbClr val="000000"/>
-                    </a:solidFill>
-                    <a:latin typeface="Cambria"/>
-                  </a:rPr>
-                  <a:t>Modeled erosion (tons/yr)</a:t>
-                </a:r>
-              </a:p>
-            </c:rich>
-          </c:tx>
-          <c:overlay val="0"/>
-          <c:spPr>
-            <a:noFill/>
-            <a:ln w="0">
-              <a:noFill/>
-            </a:ln>
-          </c:spPr>
-        </c:title>
-        <c:numFmt formatCode="#,##0.0" sourceLinked="0"/>
-        <c:majorTickMark val="none"/>
-        <c:minorTickMark val="none"/>
-        <c:tickLblPos val="nextTo"/>
-        <c:spPr>
-          <a:ln w="9360">
-            <a:solidFill>
-              <a:srgbClr val="BFBFBF"/>
-            </a:solidFill>
-            <a:round/>
-          </a:ln>
-        </c:spPr>
-        <c:txPr>
-          <a:bodyPr/>
-          <a:lstStyle/>
-          <a:p>
-            <a:pPr>
-              <a:defRPr sz="900" b="0" strike="noStrike" spc="-1">
-                <a:solidFill>
-                  <a:srgbClr val="000000"/>
-                </a:solidFill>
-                <a:latin typeface="Cambria"/>
-              </a:defRPr>
-            </a:pPr>
-            <a:endParaRPr lang="en-US"/>
-          </a:p>
-        </c:txPr>
-        <c:crossAx val="40910961"/>
-        <c:crosses val="autoZero"/>
-        <c:crossBetween val="midCat"/>
-      </c:valAx>
-      <c:valAx>
-        <c:axId val="40910961"/>
-        <c:scaling>
-          <c:orientation val="minMax"/>
-        </c:scaling>
-        <c:delete val="0"/>
-        <c:axPos val="l"/>
-        <c:majorGridlines>
-          <c:spPr>
-            <a:ln w="9360">
-              <a:solidFill>
-                <a:srgbClr val="D9D9D9"/>
-              </a:solidFill>
-              <a:round/>
-            </a:ln>
-          </c:spPr>
-        </c:majorGridlines>
-        <c:title>
-          <c:tx>
-            <c:rich>
-              <a:bodyPr rot="-5400000"/>
-              <a:lstStyle/>
-              <a:p>
-                <a:pPr>
-                  <a:defRPr lang="en-US" sz="1000" b="0" strike="noStrike" spc="-1">
-                    <a:solidFill>
-                      <a:srgbClr val="000000"/>
-                    </a:solidFill>
-                    <a:latin typeface="Cambria"/>
-                  </a:defRPr>
-                </a:pPr>
-                <a:r>
-                  <a:rPr lang="en-US" sz="1000" b="0" strike="noStrike" spc="-1">
-                    <a:solidFill>
-                      <a:srgbClr val="000000"/>
-                    </a:solidFill>
-                    <a:latin typeface="Cambria"/>
-                  </a:rPr>
-                  <a:t># road crossing &amp; multiple disturbace cells</a:t>
-                </a:r>
-              </a:p>
-            </c:rich>
-          </c:tx>
-          <c:overlay val="0"/>
-          <c:spPr>
-            <a:noFill/>
-            <a:ln w="0">
-              <a:noFill/>
-            </a:ln>
-          </c:spPr>
-        </c:title>
-        <c:numFmt formatCode="#,##0" sourceLinked="0"/>
-        <c:majorTickMark val="none"/>
-        <c:minorTickMark val="none"/>
-        <c:tickLblPos val="nextTo"/>
-        <c:spPr>
-          <a:ln w="9360">
-            <a:solidFill>
-              <a:srgbClr val="BFBFBF"/>
-            </a:solidFill>
-            <a:round/>
-          </a:ln>
-        </c:spPr>
-        <c:txPr>
-          <a:bodyPr/>
-          <a:lstStyle/>
-          <a:p>
-            <a:pPr>
-              <a:defRPr sz="900" b="0" strike="noStrike" spc="-1">
-                <a:solidFill>
-                  <a:srgbClr val="000000"/>
-                </a:solidFill>
-                <a:latin typeface="Cambria"/>
-              </a:defRPr>
-            </a:pPr>
-            <a:endParaRPr lang="en-US"/>
-          </a:p>
-        </c:txPr>
-        <c:crossAx val="99811487"/>
-        <c:crosses val="autoZero"/>
-        <c:crossBetween val="midCat"/>
-      </c:valAx>
-      <c:spPr>
-        <a:noFill/>
-        <a:ln w="0">
-          <a:noFill/>
-        </a:ln>
-      </c:spPr>
-    </c:plotArea>
-    <c:plotVisOnly val="1"/>
-    <c:dispBlanksAs val="gap"/>
-    <c:showDLblsOverMax val="1"/>
-  </c:chart>
-  <c:spPr>
-    <a:solidFill>
-      <a:srgbClr val="FFFFFF"/>
-    </a:solidFill>
-    <a:ln w="9360">
-      <a:solidFill>
-        <a:srgbClr val="D9D9D9"/>
-      </a:solidFill>
-      <a:round/>
-    </a:ln>
-  </c:spPr>
-</c:chartSpace>
-</file>
-
-<file path=word/charts/chart7.xml><?xml version="1.0" encoding="utf-8"?>
-<c:chartSpace xmlns:c="http://schemas.openxmlformats.org/drawingml/2006/chart" xmlns:a="http://schemas.openxmlformats.org/drawingml/2006/main" xmlns:r="http://schemas.openxmlformats.org/officeDocument/2006/relationships" xmlns:c16r2="http://schemas.microsoft.com/office/drawing/2015/06/chart">
-  <c:date1904 val="1"/>
-  <c:lang val="en-US"/>
-  <c:roundedCorners val="0"/>
-  <c:style val="2"/>
-  <c:chart>
-    <c:title>
-      <c:tx>
-        <c:rich>
-          <a:bodyPr rot="0"/>
-          <a:lstStyle/>
-          <a:p>
-            <a:pPr>
-              <a:defRPr lang="en-US" sz="1400" b="0" strike="noStrike" spc="-1">
-                <a:solidFill>
-                  <a:srgbClr val="000000"/>
-                </a:solidFill>
-                <a:latin typeface="Cambria"/>
-              </a:defRPr>
-            </a:pPr>
-            <a:r>
-              <a:rPr lang="en-US" sz="1400" b="0" strike="noStrike" spc="-1">
-                <a:solidFill>
-                  <a:srgbClr val="000000"/>
-                </a:solidFill>
-                <a:latin typeface="Cambria"/>
-              </a:rPr>
-              <a:t>Modeled bank erosion vs. watershed area (km2), perennial-intermittent watersheds</a:t>
-            </a:r>
-          </a:p>
-        </c:rich>
-      </c:tx>
-      <c:overlay val="0"/>
-      <c:spPr>
-        <a:noFill/>
-        <a:ln w="0">
-          <a:noFill/>
-        </a:ln>
-      </c:spPr>
-    </c:title>
-    <c:autoTitleDeleted val="0"/>
-    <c:plotArea>
-      <c:layout/>
-      <c:scatterChart>
-        <c:scatterStyle val="lineMarker"/>
-        <c:varyColors val="0"/>
-        <c:ser>
-          <c:idx val="0"/>
-          <c:order val="0"/>
-          <c:tx>
-            <c:strRef>
-              <c:f>label 1</c:f>
-              <c:strCache>
-                <c:ptCount val="1"/>
-                <c:pt idx="0">
-                  <c:v>Series2</c:v>
-                </c:pt>
-              </c:strCache>
-            </c:strRef>
-          </c:tx>
-          <c:spPr>
-            <a:ln w="19080">
-              <a:noFill/>
-            </a:ln>
-          </c:spPr>
-          <c:marker>
-            <c:symbol val="circle"/>
-            <c:size val="5"/>
-            <c:spPr>
-              <a:solidFill>
-                <a:srgbClr val="4F81BD"/>
-              </a:solidFill>
-            </c:spPr>
-          </c:marker>
-          <c:dLbls>
-            <c:spPr>
-              <a:noFill/>
-              <a:ln>
-                <a:noFill/>
-              </a:ln>
-              <a:effectLst/>
-            </c:spPr>
-            <c:txPr>
-              <a:bodyPr wrap="square"/>
-              <a:lstStyle/>
-              <a:p>
-                <a:pPr>
-                  <a:defRPr sz="1000" b="0" strike="noStrike" spc="-1">
-                    <a:solidFill>
-                      <a:srgbClr val="000000"/>
-                    </a:solidFill>
-                    <a:latin typeface="Cambria"/>
-                  </a:defRPr>
-                </a:pPr>
-                <a:endParaRPr lang="en-US"/>
-              </a:p>
-            </c:txPr>
-            <c:dLblPos val="r"/>
-            <c:showLegendKey val="0"/>
-            <c:showVal val="0"/>
-            <c:showCatName val="0"/>
-            <c:showSerName val="0"/>
-            <c:showPercent val="0"/>
-            <c:showBubbleSize val="1"/>
-            <c:separator>; </c:separator>
-            <c:showLeaderLines val="0"/>
-            <c:extLst>
-              <c:ext xmlns:c15="http://schemas.microsoft.com/office/drawing/2012/chart" uri="{CE6537A1-D6FC-4f65-9D91-7224C49458BB}">
-                <c15:showLeaderLines val="1"/>
-              </c:ext>
-            </c:extLst>
-          </c:dLbls>
-          <c:trendline>
-            <c:spPr>
-              <a:ln w="19080" cap="rnd">
-                <a:solidFill>
-                  <a:srgbClr val="4F81BD"/>
-                </a:solidFill>
-                <a:prstDash val="sysDot"/>
-                <a:round/>
-              </a:ln>
-            </c:spPr>
-            <c:trendlineType val="linear"/>
-            <c:dispRSqr val="1"/>
-            <c:dispEq val="1"/>
-            <c:trendlineLbl>
-              <c:numFmt formatCode="General" sourceLinked="0"/>
-            </c:trendlineLbl>
-          </c:trendline>
-          <c:xVal>
-            <c:numRef>
-              <c:f>1</c:f>
-              <c:numCache>
-                <c:formatCode>General</c:formatCode>
-                <c:ptCount val="10"/>
-                <c:pt idx="0">
-                  <c:v>159.93</c:v>
-                </c:pt>
-                <c:pt idx="1">
-                  <c:v>24.74</c:v>
-                </c:pt>
-                <c:pt idx="2">
-                  <c:v>25.87</c:v>
-                </c:pt>
-                <c:pt idx="3">
-                  <c:v>43.7</c:v>
-                </c:pt>
-                <c:pt idx="4">
-                  <c:v>38.65</c:v>
-                </c:pt>
-                <c:pt idx="5">
-                  <c:v>37.69</c:v>
-                </c:pt>
-                <c:pt idx="6">
-                  <c:v>49.57</c:v>
-                </c:pt>
-                <c:pt idx="7">
-                  <c:v>36.9</c:v>
-                </c:pt>
-                <c:pt idx="8">
-                  <c:v>75.3</c:v>
-                </c:pt>
-                <c:pt idx="9">
-                  <c:v>205.53</c:v>
-                </c:pt>
-              </c:numCache>
-            </c:numRef>
-          </c:xVal>
-          <c:yVal>
-            <c:numRef>
-              <c:f>0</c:f>
-              <c:numCache>
-                <c:formatCode>General</c:formatCode>
-                <c:ptCount val="10"/>
-                <c:pt idx="0">
-                  <c:v>10.96</c:v>
-                </c:pt>
-                <c:pt idx="1">
-                  <c:v>0.48</c:v>
-                </c:pt>
-                <c:pt idx="2">
-                  <c:v>1.68</c:v>
-                </c:pt>
-                <c:pt idx="3">
-                  <c:v>4.03</c:v>
-                </c:pt>
-                <c:pt idx="4">
-                  <c:v>6.65</c:v>
-                </c:pt>
-                <c:pt idx="5">
-                  <c:v>1.98</c:v>
-                </c:pt>
-                <c:pt idx="6">
-                  <c:v>2.41</c:v>
-                </c:pt>
-                <c:pt idx="7">
-                  <c:v>1.94</c:v>
-                </c:pt>
-                <c:pt idx="8">
-                  <c:v>2.36</c:v>
-                </c:pt>
-                <c:pt idx="9">
-                  <c:v>11.68</c:v>
-                </c:pt>
-              </c:numCache>
-            </c:numRef>
-          </c:yVal>
-          <c:smooth val="0"/>
-          <c:extLst>
-            <c:ext xmlns:c16="http://schemas.microsoft.com/office/drawing/2014/chart" uri="{C3380CC4-5D6E-409C-BE32-E72D297353CC}">
-              <c16:uniqueId val="{00000001-0373-C049-993C-36D99DD907BA}"/>
-            </c:ext>
-          </c:extLst>
-        </c:ser>
-        <c:dLbls>
-          <c:showLegendKey val="0"/>
-          <c:showVal val="0"/>
-          <c:showCatName val="0"/>
-          <c:showSerName val="0"/>
-          <c:showPercent val="0"/>
-          <c:showBubbleSize val="0"/>
-        </c:dLbls>
-        <c:axId val="9346237"/>
-        <c:axId val="89375794"/>
-      </c:scatterChart>
-      <c:valAx>
-        <c:axId val="9346237"/>
-        <c:scaling>
-          <c:orientation val="minMax"/>
-        </c:scaling>
-        <c:delete val="0"/>
-        <c:axPos val="b"/>
-        <c:majorGridlines>
-          <c:spPr>
-            <a:ln w="9360">
-              <a:solidFill>
-                <a:srgbClr val="D9D9D9"/>
-              </a:solidFill>
-              <a:round/>
-            </a:ln>
-          </c:spPr>
-        </c:majorGridlines>
-        <c:title>
-          <c:tx>
-            <c:rich>
-              <a:bodyPr rot="0"/>
-              <a:lstStyle/>
-              <a:p>
-                <a:pPr>
-                  <a:defRPr lang="en-US" sz="1000" b="0" strike="noStrike" spc="-1">
-                    <a:solidFill>
-                      <a:srgbClr val="000000"/>
-                    </a:solidFill>
-                    <a:latin typeface="Cambria"/>
-                  </a:defRPr>
-                </a:pPr>
-                <a:r>
-                  <a:rPr lang="en-US" sz="1000" b="0" strike="noStrike" spc="-1">
-                    <a:solidFill>
-                      <a:srgbClr val="000000"/>
-                    </a:solidFill>
-                    <a:latin typeface="Cambria"/>
-                  </a:rPr>
-                  <a:t>Modeled erosion (tons/yr)</a:t>
-                </a:r>
-              </a:p>
-            </c:rich>
-          </c:tx>
-          <c:overlay val="0"/>
-          <c:spPr>
-            <a:noFill/>
-            <a:ln w="0">
-              <a:noFill/>
-            </a:ln>
-          </c:spPr>
-        </c:title>
-        <c:numFmt formatCode="#,##0.0" sourceLinked="0"/>
-        <c:majorTickMark val="none"/>
-        <c:minorTickMark val="none"/>
-        <c:tickLblPos val="nextTo"/>
-        <c:spPr>
-          <a:ln w="9360">
-            <a:solidFill>
-              <a:srgbClr val="BFBFBF"/>
-            </a:solidFill>
-            <a:round/>
-          </a:ln>
-        </c:spPr>
-        <c:txPr>
-          <a:bodyPr/>
-          <a:lstStyle/>
-          <a:p>
-            <a:pPr>
-              <a:defRPr sz="900" b="0" strike="noStrike" spc="-1">
-                <a:solidFill>
-                  <a:srgbClr val="000000"/>
-                </a:solidFill>
-                <a:latin typeface="Cambria"/>
-              </a:defRPr>
-            </a:pPr>
-            <a:endParaRPr lang="en-US"/>
-          </a:p>
-        </c:txPr>
-        <c:crossAx val="89375794"/>
-        <c:crosses val="autoZero"/>
-        <c:crossBetween val="midCat"/>
-      </c:valAx>
-      <c:valAx>
-        <c:axId val="89375794"/>
-        <c:scaling>
-          <c:orientation val="minMax"/>
-        </c:scaling>
-        <c:delete val="0"/>
-        <c:axPos val="l"/>
-        <c:majorGridlines>
-          <c:spPr>
-            <a:ln w="9360">
-              <a:solidFill>
-                <a:srgbClr val="D9D9D9"/>
-              </a:solidFill>
-              <a:round/>
-            </a:ln>
-          </c:spPr>
-        </c:majorGridlines>
-        <c:title>
-          <c:tx>
-            <c:rich>
-              <a:bodyPr rot="-5400000"/>
-              <a:lstStyle/>
-              <a:p>
-                <a:pPr>
-                  <a:defRPr lang="en-US" sz="1000" b="0" strike="noStrike" spc="-1">
-                    <a:solidFill>
-                      <a:srgbClr val="000000"/>
-                    </a:solidFill>
-                    <a:latin typeface="Cambria"/>
-                  </a:defRPr>
-                </a:pPr>
-                <a:r>
-                  <a:rPr lang="en-US" sz="1000" b="0" strike="noStrike" spc="-1">
-                    <a:solidFill>
-                      <a:srgbClr val="000000"/>
-                    </a:solidFill>
-                    <a:latin typeface="Cambria"/>
-                  </a:rPr>
-                  <a:t>Watershed area (km2)</a:t>
-                </a:r>
-              </a:p>
-            </c:rich>
-          </c:tx>
-          <c:overlay val="0"/>
-          <c:spPr>
-            <a:noFill/>
-            <a:ln w="0">
-              <a:noFill/>
-            </a:ln>
-          </c:spPr>
-        </c:title>
-        <c:numFmt formatCode="0.00" sourceLinked="0"/>
-        <c:majorTickMark val="none"/>
-        <c:minorTickMark val="none"/>
-        <c:tickLblPos val="nextTo"/>
-        <c:spPr>
-          <a:ln w="9360">
-            <a:solidFill>
-              <a:srgbClr val="BFBFBF"/>
-            </a:solidFill>
-            <a:round/>
-          </a:ln>
-        </c:spPr>
-        <c:txPr>
-          <a:bodyPr/>
-          <a:lstStyle/>
-          <a:p>
-            <a:pPr>
-              <a:defRPr sz="900" b="0" strike="noStrike" spc="-1">
-                <a:solidFill>
-                  <a:srgbClr val="000000"/>
-                </a:solidFill>
-                <a:latin typeface="Cambria"/>
-              </a:defRPr>
-            </a:pPr>
-            <a:endParaRPr lang="en-US"/>
-          </a:p>
-        </c:txPr>
-        <c:crossAx val="9346237"/>
-        <c:crosses val="autoZero"/>
-        <c:crossBetween val="midCat"/>
-      </c:valAx>
-      <c:spPr>
-        <a:noFill/>
-        <a:ln w="0">
-          <a:noFill/>
-        </a:ln>
-      </c:spPr>
-    </c:plotArea>
-    <c:plotVisOnly val="1"/>
-    <c:dispBlanksAs val="gap"/>
-    <c:showDLblsOverMax val="1"/>
-  </c:chart>
-  <c:spPr>
-    <a:solidFill>
-      <a:srgbClr val="FFFFFF"/>
-    </a:solidFill>
-    <a:ln w="9360">
-      <a:solidFill>
-        <a:srgbClr val="D9D9D9"/>
-      </a:solidFill>
-      <a:round/>
-    </a:ln>
-  </c:spPr>
-</c:chartSpace>
-</file>
-
-<file path=word/charts/chart8.xml><?xml version="1.0" encoding="utf-8"?>
-<c:chartSpace xmlns:c="http://schemas.openxmlformats.org/drawingml/2006/chart" xmlns:a="http://schemas.openxmlformats.org/drawingml/2006/main" xmlns:r="http://schemas.openxmlformats.org/officeDocument/2006/relationships" xmlns:c16r2="http://schemas.microsoft.com/office/drawing/2015/06/chart">
-  <c:date1904 val="1"/>
-  <c:lang val="en-US"/>
-  <c:roundedCorners val="0"/>
-  <c:style val="2"/>
-  <c:chart>
-    <c:title>
-      <c:tx>
-        <c:rich>
-          <a:bodyPr rot="0"/>
-          <a:lstStyle/>
-          <a:p>
-            <a:pPr>
-              <a:defRPr lang="en-US" sz="1400" b="0" strike="noStrike" spc="-1">
-                <a:solidFill>
-                  <a:srgbClr val="000000"/>
-                </a:solidFill>
-                <a:latin typeface="Cambria"/>
-              </a:defRPr>
-            </a:pPr>
-            <a:r>
-              <a:rPr lang="en-US" sz="1400" b="0" strike="noStrike" spc="-1">
-                <a:solidFill>
-                  <a:srgbClr val="000000"/>
-                </a:solidFill>
-                <a:latin typeface="Cambria"/>
-              </a:rPr>
-              <a:t>Modeled bank erosion vs. mean annual precipitation (mm), perennial-intermittent watersheds</a:t>
-            </a:r>
-          </a:p>
-        </c:rich>
-      </c:tx>
-      <c:overlay val="0"/>
-      <c:spPr>
-        <a:noFill/>
-        <a:ln w="0">
-          <a:noFill/>
-        </a:ln>
-      </c:spPr>
-    </c:title>
-    <c:autoTitleDeleted val="0"/>
-    <c:plotArea>
-      <c:layout/>
-      <c:scatterChart>
-        <c:scatterStyle val="lineMarker"/>
-        <c:varyColors val="0"/>
-        <c:ser>
-          <c:idx val="0"/>
-          <c:order val="0"/>
-          <c:tx>
-            <c:strRef>
-              <c:f>label 1</c:f>
-              <c:strCache>
-                <c:ptCount val="1"/>
-                <c:pt idx="0">
-                  <c:v>Series2</c:v>
-                </c:pt>
-              </c:strCache>
-            </c:strRef>
-          </c:tx>
-          <c:spPr>
-            <a:ln w="19080">
-              <a:noFill/>
-            </a:ln>
-          </c:spPr>
-          <c:marker>
-            <c:symbol val="circle"/>
-            <c:size val="5"/>
-            <c:spPr>
-              <a:solidFill>
-                <a:srgbClr val="4F81BD"/>
-              </a:solidFill>
-            </c:spPr>
-          </c:marker>
-          <c:dLbls>
-            <c:spPr>
-              <a:noFill/>
-              <a:ln>
-                <a:noFill/>
-              </a:ln>
-              <a:effectLst/>
-            </c:spPr>
-            <c:txPr>
-              <a:bodyPr wrap="square"/>
-              <a:lstStyle/>
-              <a:p>
-                <a:pPr>
-                  <a:defRPr sz="1000" b="0" strike="noStrike" spc="-1">
-                    <a:solidFill>
-                      <a:srgbClr val="000000"/>
-                    </a:solidFill>
-                    <a:latin typeface="Cambria"/>
-                  </a:defRPr>
-                </a:pPr>
-                <a:endParaRPr lang="en-US"/>
-              </a:p>
-            </c:txPr>
-            <c:dLblPos val="r"/>
-            <c:showLegendKey val="0"/>
-            <c:showVal val="0"/>
-            <c:showCatName val="0"/>
-            <c:showSerName val="0"/>
-            <c:showPercent val="0"/>
-            <c:showBubbleSize val="1"/>
-            <c:separator>; </c:separator>
-            <c:showLeaderLines val="0"/>
-            <c:extLst>
-              <c:ext xmlns:c15="http://schemas.microsoft.com/office/drawing/2012/chart" uri="{CE6537A1-D6FC-4f65-9D91-7224C49458BB}">
-                <c15:showLeaderLines val="1"/>
-              </c:ext>
-            </c:extLst>
-          </c:dLbls>
-          <c:trendline>
-            <c:spPr>
-              <a:ln w="19080" cap="rnd">
-                <a:solidFill>
-                  <a:srgbClr val="4F81BD"/>
-                </a:solidFill>
-                <a:prstDash val="sysDot"/>
-                <a:round/>
-              </a:ln>
-            </c:spPr>
-            <c:trendlineType val="linear"/>
-            <c:dispRSqr val="1"/>
-            <c:dispEq val="1"/>
-            <c:trendlineLbl>
-              <c:numFmt formatCode="General" sourceLinked="0"/>
-            </c:trendlineLbl>
-          </c:trendline>
-          <c:xVal>
-            <c:numRef>
-              <c:f>1</c:f>
-              <c:numCache>
-                <c:formatCode>General</c:formatCode>
-                <c:ptCount val="10"/>
-                <c:pt idx="0">
-                  <c:v>159.93</c:v>
-                </c:pt>
-                <c:pt idx="1">
-                  <c:v>24.74</c:v>
-                </c:pt>
-                <c:pt idx="2">
-                  <c:v>25.87</c:v>
-                </c:pt>
-                <c:pt idx="3">
-                  <c:v>43.7</c:v>
-                </c:pt>
-                <c:pt idx="4">
-                  <c:v>38.65</c:v>
-                </c:pt>
-                <c:pt idx="5">
-                  <c:v>37.69</c:v>
-                </c:pt>
-                <c:pt idx="6">
-                  <c:v>49.57</c:v>
-                </c:pt>
-                <c:pt idx="7">
-                  <c:v>36.9</c:v>
-                </c:pt>
-                <c:pt idx="8">
-                  <c:v>75.3</c:v>
-                </c:pt>
-                <c:pt idx="9">
-                  <c:v>205.53</c:v>
-                </c:pt>
-              </c:numCache>
-            </c:numRef>
-          </c:xVal>
-          <c:yVal>
-            <c:numRef>
-              <c:f>0</c:f>
-              <c:numCache>
-                <c:formatCode>General</c:formatCode>
-                <c:ptCount val="10"/>
-                <c:pt idx="0">
-                  <c:v>2393.9312169300001</c:v>
-                </c:pt>
-                <c:pt idx="1">
-                  <c:v>1414.7</c:v>
-                </c:pt>
-                <c:pt idx="2">
-                  <c:v>1525.9285714299999</c:v>
-                </c:pt>
-                <c:pt idx="3">
-                  <c:v>1934</c:v>
-                </c:pt>
-                <c:pt idx="4">
-                  <c:v>2187.8620689700001</c:v>
-                </c:pt>
-                <c:pt idx="5">
-                  <c:v>1248.7714285699999</c:v>
-                </c:pt>
-                <c:pt idx="6">
-                  <c:v>1643.6</c:v>
-                </c:pt>
-                <c:pt idx="7">
-                  <c:v>1293.66666667</c:v>
-                </c:pt>
-                <c:pt idx="8">
-                  <c:v>1686.2105263200001</c:v>
-                </c:pt>
-                <c:pt idx="9">
-                  <c:v>2128.36548223</c:v>
-                </c:pt>
-              </c:numCache>
-            </c:numRef>
-          </c:yVal>
-          <c:smooth val="0"/>
-          <c:extLst>
-            <c:ext xmlns:c16="http://schemas.microsoft.com/office/drawing/2014/chart" uri="{C3380CC4-5D6E-409C-BE32-E72D297353CC}">
-              <c16:uniqueId val="{00000001-7DCE-D348-BBDE-989AC41D2BB3}"/>
-            </c:ext>
-          </c:extLst>
-        </c:ser>
-        <c:dLbls>
-          <c:showLegendKey val="0"/>
-          <c:showVal val="0"/>
-          <c:showCatName val="0"/>
-          <c:showSerName val="0"/>
-          <c:showPercent val="0"/>
-          <c:showBubbleSize val="0"/>
-        </c:dLbls>
-        <c:axId val="82458023"/>
-        <c:axId val="51073088"/>
-      </c:scatterChart>
-      <c:valAx>
-        <c:axId val="82458023"/>
-        <c:scaling>
-          <c:orientation val="minMax"/>
-        </c:scaling>
-        <c:delete val="0"/>
-        <c:axPos val="b"/>
-        <c:majorGridlines>
-          <c:spPr>
-            <a:ln w="9360">
-              <a:solidFill>
-                <a:srgbClr val="D9D9D9"/>
-              </a:solidFill>
-              <a:round/>
-            </a:ln>
-          </c:spPr>
-        </c:majorGridlines>
-        <c:title>
-          <c:tx>
-            <c:rich>
-              <a:bodyPr rot="0"/>
-              <a:lstStyle/>
-              <a:p>
-                <a:pPr>
-                  <a:defRPr lang="en-US" sz="1000" b="0" strike="noStrike" spc="-1">
-                    <a:solidFill>
-                      <a:srgbClr val="000000"/>
-                    </a:solidFill>
-                    <a:latin typeface="Cambria"/>
-                  </a:defRPr>
-                </a:pPr>
-                <a:r>
-                  <a:rPr lang="en-US" sz="1000" b="0" strike="noStrike" spc="-1">
-                    <a:solidFill>
-                      <a:srgbClr val="000000"/>
-                    </a:solidFill>
-                    <a:latin typeface="Cambria"/>
-                  </a:rPr>
-                  <a:t>Modeled erosion (tons/yr)</a:t>
-                </a:r>
-              </a:p>
-            </c:rich>
-          </c:tx>
-          <c:overlay val="0"/>
-          <c:spPr>
-            <a:noFill/>
-            <a:ln w="0">
-              <a:noFill/>
-            </a:ln>
-          </c:spPr>
-        </c:title>
-        <c:numFmt formatCode="#,##0.0" sourceLinked="0"/>
-        <c:majorTickMark val="none"/>
-        <c:minorTickMark val="none"/>
-        <c:tickLblPos val="nextTo"/>
-        <c:spPr>
-          <a:ln w="9360">
-            <a:solidFill>
-              <a:srgbClr val="BFBFBF"/>
-            </a:solidFill>
-            <a:round/>
-          </a:ln>
-        </c:spPr>
-        <c:txPr>
-          <a:bodyPr/>
-          <a:lstStyle/>
-          <a:p>
-            <a:pPr>
-              <a:defRPr sz="900" b="0" strike="noStrike" spc="-1">
-                <a:solidFill>
-                  <a:srgbClr val="000000"/>
-                </a:solidFill>
-                <a:latin typeface="Cambria"/>
-              </a:defRPr>
-            </a:pPr>
-            <a:endParaRPr lang="en-US"/>
-          </a:p>
-        </c:txPr>
-        <c:crossAx val="51073088"/>
-        <c:crosses val="autoZero"/>
-        <c:crossBetween val="midCat"/>
-      </c:valAx>
-      <c:valAx>
-        <c:axId val="51073088"/>
-        <c:scaling>
-          <c:orientation val="minMax"/>
-        </c:scaling>
-        <c:delete val="0"/>
-        <c:axPos val="l"/>
-        <c:majorGridlines>
-          <c:spPr>
-            <a:ln w="9360">
-              <a:solidFill>
-                <a:srgbClr val="D9D9D9"/>
-              </a:solidFill>
-              <a:round/>
-            </a:ln>
-          </c:spPr>
-        </c:majorGridlines>
-        <c:title>
-          <c:tx>
-            <c:rich>
-              <a:bodyPr rot="-5400000"/>
-              <a:lstStyle/>
-              <a:p>
-                <a:pPr>
-                  <a:defRPr lang="en-US" sz="1000" b="0" strike="noStrike" spc="-1">
-                    <a:solidFill>
-                      <a:srgbClr val="000000"/>
-                    </a:solidFill>
-                    <a:latin typeface="Cambria"/>
-                  </a:defRPr>
-                </a:pPr>
-                <a:r>
-                  <a:rPr lang="en-US" sz="1000" b="0" strike="noStrike" spc="-1">
-                    <a:solidFill>
-                      <a:srgbClr val="000000"/>
-                    </a:solidFill>
-                    <a:latin typeface="Cambria"/>
-                  </a:rPr>
-                  <a:t>Mean annual precipitation</a:t>
-                </a:r>
-              </a:p>
-            </c:rich>
-          </c:tx>
-          <c:overlay val="0"/>
-          <c:spPr>
-            <a:noFill/>
-            <a:ln w="0">
-              <a:noFill/>
-            </a:ln>
-          </c:spPr>
-        </c:title>
-        <c:numFmt formatCode="#,##0" sourceLinked="0"/>
-        <c:majorTickMark val="none"/>
-        <c:minorTickMark val="none"/>
-        <c:tickLblPos val="nextTo"/>
-        <c:spPr>
-          <a:ln w="9360">
-            <a:solidFill>
-              <a:srgbClr val="BFBFBF"/>
-            </a:solidFill>
-            <a:round/>
-          </a:ln>
-        </c:spPr>
-        <c:txPr>
-          <a:bodyPr/>
-          <a:lstStyle/>
-          <a:p>
-            <a:pPr>
-              <a:defRPr sz="900" b="0" strike="noStrike" spc="-1">
-                <a:solidFill>
-                  <a:srgbClr val="000000"/>
-                </a:solidFill>
-                <a:latin typeface="Cambria"/>
-              </a:defRPr>
-            </a:pPr>
-            <a:endParaRPr lang="en-US"/>
-          </a:p>
-        </c:txPr>
-        <c:crossAx val="82458023"/>
-        <c:crosses val="autoZero"/>
-        <c:crossBetween val="midCat"/>
-      </c:valAx>
-      <c:spPr>
-        <a:noFill/>
-        <a:ln w="0">
-          <a:noFill/>
-        </a:ln>
-      </c:spPr>
-    </c:plotArea>
-    <c:plotVisOnly val="1"/>
-    <c:dispBlanksAs val="gap"/>
-    <c:showDLblsOverMax val="1"/>
-  </c:chart>
-  <c:spPr>
-    <a:solidFill>
-      <a:srgbClr val="FFFFFF"/>
-    </a:solidFill>
-    <a:ln w="9360">
-      <a:solidFill>
-        <a:srgbClr val="D9D9D9"/>
-      </a:solidFill>
-      <a:round/>
-    </a:ln>
-  </c:spPr>
-</c:chartSpace>
-</file>
-
-<file path=word/charts/chart9.xml><?xml version="1.0" encoding="utf-8"?>
-<c:chartSpace xmlns:c="http://schemas.openxmlformats.org/drawingml/2006/chart" xmlns:a="http://schemas.openxmlformats.org/drawingml/2006/main" xmlns:r="http://schemas.openxmlformats.org/officeDocument/2006/relationships" xmlns:c16r2="http://schemas.microsoft.com/office/drawing/2015/06/chart">
-  <c:date1904 val="1"/>
-  <c:lang val="en-US"/>
-  <c:roundedCorners val="0"/>
-  <c:style val="2"/>
-  <c:chart>
-    <c:title>
-      <c:tx>
-        <c:rich>
-          <a:bodyPr rot="0"/>
-          <a:lstStyle/>
-          <a:p>
-            <a:pPr>
-              <a:defRPr lang="en-US" sz="1400" b="0" strike="noStrike" spc="-1">
-                <a:solidFill>
-                  <a:srgbClr val="595959"/>
-                </a:solidFill>
-                <a:latin typeface="Cambria"/>
-              </a:defRPr>
-            </a:pPr>
-            <a:r>
-              <a:rPr lang="en-US" sz="1400" b="0" strike="noStrike" spc="-1">
-                <a:solidFill>
-                  <a:srgbClr val="595959"/>
-                </a:solidFill>
-                <a:latin typeface="Cambria"/>
-              </a:rPr>
-              <a:t>Modeled bank erosion vs. total annual precipitation (mm), perennial-intermittent watersheds</a:t>
-            </a:r>
-          </a:p>
-        </c:rich>
-      </c:tx>
-      <c:overlay val="0"/>
-      <c:spPr>
-        <a:noFill/>
-        <a:ln w="0">
-          <a:noFill/>
-        </a:ln>
-      </c:spPr>
-    </c:title>
-    <c:autoTitleDeleted val="0"/>
-    <c:plotArea>
-      <c:layout/>
-      <c:scatterChart>
-        <c:scatterStyle val="lineMarker"/>
-        <c:varyColors val="0"/>
-        <c:ser>
-          <c:idx val="0"/>
-          <c:order val="0"/>
-          <c:tx>
-            <c:strRef>
-              <c:f>label 1</c:f>
-              <c:strCache>
-                <c:ptCount val="1"/>
-                <c:pt idx="0">
-                  <c:v>Series2</c:v>
-                </c:pt>
-              </c:strCache>
-            </c:strRef>
-          </c:tx>
-          <c:spPr>
-            <a:ln w="19080">
-              <a:noFill/>
-            </a:ln>
-          </c:spPr>
-          <c:marker>
-            <c:symbol val="circle"/>
-            <c:size val="5"/>
-            <c:spPr>
-              <a:solidFill>
-                <a:srgbClr val="4F81BD"/>
-              </a:solidFill>
-            </c:spPr>
-          </c:marker>
-          <c:dLbls>
-            <c:spPr>
-              <a:noFill/>
-              <a:ln>
-                <a:noFill/>
-              </a:ln>
-              <a:effectLst/>
-            </c:spPr>
-            <c:txPr>
-              <a:bodyPr wrap="square"/>
-              <a:lstStyle/>
-              <a:p>
-                <a:pPr>
-                  <a:defRPr sz="1000" b="0" strike="noStrike" spc="-1">
-                    <a:solidFill>
-                      <a:srgbClr val="000000"/>
-                    </a:solidFill>
-                    <a:latin typeface="Cambria"/>
-                  </a:defRPr>
-                </a:pPr>
-                <a:endParaRPr lang="en-US"/>
-              </a:p>
-            </c:txPr>
-            <c:dLblPos val="r"/>
-            <c:showLegendKey val="0"/>
-            <c:showVal val="0"/>
-            <c:showCatName val="0"/>
-            <c:showSerName val="0"/>
-            <c:showPercent val="0"/>
-            <c:showBubbleSize val="1"/>
-            <c:separator>; </c:separator>
-            <c:showLeaderLines val="0"/>
-            <c:extLst>
-              <c:ext xmlns:c15="http://schemas.microsoft.com/office/drawing/2012/chart" uri="{CE6537A1-D6FC-4f65-9D91-7224C49458BB}">
-                <c15:showLeaderLines val="1"/>
-              </c:ext>
-            </c:extLst>
-          </c:dLbls>
-          <c:trendline>
-            <c:spPr>
-              <a:ln w="19080" cap="rnd">
-                <a:solidFill>
-                  <a:srgbClr val="4F81BD"/>
-                </a:solidFill>
-                <a:prstDash val="sysDot"/>
-                <a:round/>
-              </a:ln>
-            </c:spPr>
-            <c:trendlineType val="linear"/>
-            <c:dispRSqr val="1"/>
-            <c:dispEq val="1"/>
-            <c:trendlineLbl>
-              <c:numFmt formatCode="General" sourceLinked="0"/>
-            </c:trendlineLbl>
-          </c:trendline>
-          <c:xVal>
-            <c:numRef>
-              <c:f>1</c:f>
-              <c:numCache>
-                <c:formatCode>General</c:formatCode>
-                <c:ptCount val="10"/>
-                <c:pt idx="0">
-                  <c:v>159.93</c:v>
-                </c:pt>
-                <c:pt idx="1">
-                  <c:v>24.74</c:v>
-                </c:pt>
-                <c:pt idx="2">
-                  <c:v>25.87</c:v>
-                </c:pt>
-                <c:pt idx="3">
-                  <c:v>43.7</c:v>
-                </c:pt>
-                <c:pt idx="4">
-                  <c:v>38.65</c:v>
-                </c:pt>
-                <c:pt idx="5">
-                  <c:v>37.69</c:v>
-                </c:pt>
-                <c:pt idx="6">
-                  <c:v>49.57</c:v>
-                </c:pt>
-                <c:pt idx="7">
-                  <c:v>36.9</c:v>
-                </c:pt>
-                <c:pt idx="8">
-                  <c:v>75.3</c:v>
-                </c:pt>
-                <c:pt idx="9">
-                  <c:v>205.53</c:v>
-                </c:pt>
-              </c:numCache>
-            </c:numRef>
-          </c:xVal>
-          <c:yVal>
-            <c:numRef>
-              <c:f>0</c:f>
-              <c:numCache>
-                <c:formatCode>General</c:formatCode>
-                <c:ptCount val="10"/>
-                <c:pt idx="0">
-                  <c:v>452453</c:v>
-                </c:pt>
-                <c:pt idx="1">
-                  <c:v>14147</c:v>
-                </c:pt>
-                <c:pt idx="2">
-                  <c:v>42726</c:v>
-                </c:pt>
-                <c:pt idx="3">
-                  <c:v>131512</c:v>
-                </c:pt>
-                <c:pt idx="4">
-                  <c:v>253792</c:v>
-                </c:pt>
-                <c:pt idx="5">
-                  <c:v>43707</c:v>
-                </c:pt>
-                <c:pt idx="6">
-                  <c:v>65744</c:v>
-                </c:pt>
-                <c:pt idx="7">
-                  <c:v>42691</c:v>
-                </c:pt>
-                <c:pt idx="8">
-                  <c:v>64076</c:v>
-                </c:pt>
-                <c:pt idx="9">
-                  <c:v>419288</c:v>
-                </c:pt>
-              </c:numCache>
-            </c:numRef>
-          </c:yVal>
-          <c:smooth val="0"/>
-          <c:extLst>
-            <c:ext xmlns:c16="http://schemas.microsoft.com/office/drawing/2014/chart" uri="{C3380CC4-5D6E-409C-BE32-E72D297353CC}">
-              <c16:uniqueId val="{00000001-EC8A-D940-966C-68918883CCD4}"/>
-            </c:ext>
-          </c:extLst>
-        </c:ser>
-        <c:dLbls>
-          <c:showLegendKey val="0"/>
-          <c:showVal val="0"/>
-          <c:showCatName val="0"/>
-          <c:showSerName val="0"/>
-          <c:showPercent val="0"/>
-          <c:showBubbleSize val="0"/>
-        </c:dLbls>
-        <c:axId val="58938512"/>
-        <c:axId val="75761078"/>
-      </c:scatterChart>
-      <c:valAx>
-        <c:axId val="58938512"/>
-        <c:scaling>
-          <c:orientation val="minMax"/>
-        </c:scaling>
-        <c:delete val="0"/>
-        <c:axPos val="b"/>
-        <c:majorGridlines>
-          <c:spPr>
-            <a:ln w="9360">
-              <a:solidFill>
-                <a:srgbClr val="D9D9D9"/>
-              </a:solidFill>
-              <a:round/>
-            </a:ln>
-          </c:spPr>
-        </c:majorGridlines>
-        <c:title>
-          <c:tx>
-            <c:rich>
-              <a:bodyPr rot="0"/>
-              <a:lstStyle/>
-              <a:p>
-                <a:pPr>
-                  <a:defRPr lang="en-US" sz="1000" b="0" strike="noStrike" spc="-1">
-                    <a:solidFill>
-                      <a:srgbClr val="595959"/>
-                    </a:solidFill>
-                    <a:latin typeface="Cambria"/>
-                  </a:defRPr>
-                </a:pPr>
-                <a:r>
-                  <a:rPr lang="en-US" sz="1000" b="0" strike="noStrike" spc="-1">
-                    <a:solidFill>
-                      <a:srgbClr val="595959"/>
-                    </a:solidFill>
-                    <a:latin typeface="Cambria"/>
-                  </a:rPr>
-                  <a:t>Modeled erosion (tons/yr)</a:t>
-                </a:r>
-              </a:p>
-            </c:rich>
-          </c:tx>
-          <c:overlay val="0"/>
-          <c:spPr>
-            <a:noFill/>
-            <a:ln w="0">
-              <a:noFill/>
-            </a:ln>
-          </c:spPr>
-        </c:title>
-        <c:numFmt formatCode="#,##0.0" sourceLinked="0"/>
-        <c:majorTickMark val="none"/>
-        <c:minorTickMark val="none"/>
-        <c:tickLblPos val="nextTo"/>
-        <c:spPr>
-          <a:ln w="9360">
-            <a:solidFill>
-              <a:srgbClr val="BFBFBF"/>
-            </a:solidFill>
-            <a:round/>
-          </a:ln>
-        </c:spPr>
-        <c:txPr>
-          <a:bodyPr/>
-          <a:lstStyle/>
-          <a:p>
-            <a:pPr>
-              <a:defRPr sz="900" b="0" strike="noStrike" spc="-1">
-                <a:solidFill>
-                  <a:srgbClr val="595959"/>
-                </a:solidFill>
-                <a:latin typeface="Cambria"/>
-              </a:defRPr>
-            </a:pPr>
-            <a:endParaRPr lang="en-US"/>
-          </a:p>
-        </c:txPr>
-        <c:crossAx val="75761078"/>
-        <c:crosses val="autoZero"/>
-        <c:crossBetween val="midCat"/>
-      </c:valAx>
-      <c:valAx>
-        <c:axId val="75761078"/>
-        <c:scaling>
-          <c:orientation val="minMax"/>
-        </c:scaling>
-        <c:delete val="0"/>
-        <c:axPos val="l"/>
-        <c:majorGridlines>
-          <c:spPr>
-            <a:ln w="9360">
-              <a:solidFill>
-                <a:srgbClr val="D9D9D9"/>
-              </a:solidFill>
-              <a:round/>
-            </a:ln>
-          </c:spPr>
-        </c:majorGridlines>
-        <c:title>
-          <c:tx>
-            <c:rich>
-              <a:bodyPr rot="-5400000"/>
-              <a:lstStyle/>
-              <a:p>
-                <a:pPr>
-                  <a:defRPr lang="en-US" sz="1000" b="0" strike="noStrike" spc="-1">
-                    <a:solidFill>
-                      <a:srgbClr val="595959"/>
-                    </a:solidFill>
-                    <a:latin typeface="Cambria"/>
-                  </a:defRPr>
-                </a:pPr>
-                <a:r>
-                  <a:rPr lang="en-US" sz="1000" b="0" strike="noStrike" spc="-1">
-                    <a:solidFill>
-                      <a:srgbClr val="595959"/>
-                    </a:solidFill>
-                    <a:latin typeface="Cambria"/>
-                  </a:rPr>
-                  <a:t>Total annual precipitation</a:t>
-                </a:r>
-              </a:p>
-            </c:rich>
-          </c:tx>
-          <c:overlay val="0"/>
-          <c:spPr>
-            <a:noFill/>
-            <a:ln w="0">
-              <a:noFill/>
-            </a:ln>
-          </c:spPr>
-        </c:title>
-        <c:numFmt formatCode="#,##0" sourceLinked="0"/>
-        <c:majorTickMark val="none"/>
-        <c:minorTickMark val="none"/>
-        <c:tickLblPos val="nextTo"/>
-        <c:spPr>
-          <a:ln w="9360">
-            <a:solidFill>
-              <a:srgbClr val="BFBFBF"/>
-            </a:solidFill>
-            <a:round/>
-          </a:ln>
-        </c:spPr>
-        <c:txPr>
-          <a:bodyPr/>
-          <a:lstStyle/>
-          <a:p>
-            <a:pPr>
-              <a:defRPr sz="900" b="0" strike="noStrike" spc="-1">
-                <a:solidFill>
-                  <a:srgbClr val="595959"/>
-                </a:solidFill>
-                <a:latin typeface="Cambria"/>
-              </a:defRPr>
-            </a:pPr>
-            <a:endParaRPr lang="en-US"/>
-          </a:p>
-        </c:txPr>
-        <c:crossAx val="58938512"/>
-        <c:crosses val="autoZero"/>
-        <c:crossBetween val="midCat"/>
-      </c:valAx>
-      <c:spPr>
-        <a:noFill/>
-        <a:ln w="0">
-          <a:noFill/>
-        </a:ln>
-      </c:spPr>
-    </c:plotArea>
-    <c:plotVisOnly val="1"/>
-    <c:dispBlanksAs val="gap"/>
-    <c:showDLblsOverMax val="1"/>
-  </c:chart>
-  <c:spPr>
-    <a:solidFill>
-      <a:srgbClr val="FFFFFF"/>
-    </a:solidFill>
-    <a:ln w="9360">
-      <a:solidFill>
-        <a:srgbClr val="D9D9D9"/>
-      </a:solidFill>
-      <a:round/>
-    </a:ln>
-  </c:spPr>
-</c:chartSpace>
-</file>
-
 <file path=word/theme/theme1.xml><?xml version="1.0" encoding="utf-8"?>
 <a:theme xmlns:a="http://schemas.openxmlformats.org/drawingml/2006/main" name="Office Theme">
   <a:themeElements>
